--- a/case_study/questions.answers.docx
+++ b/case_study/questions.answers.docx
@@ -145,7 +145,7 @@
           <w:color w:val="24292E"/>
           <w:sz w:val="21"/>
         </w:rPr>
-        <w:t>Whether the Kurnell multiport diffuser dilutes the brine enough that the seabed excess-salinity footprint stays within ecological and regulatory limits. The assessment contour is ΔS = 0.5 g/kg above ambient. The answer is a footprint of about 2,510 m² confined within roughly 42–43 m of the diffuser.</w:t>
+        <w:t>Whether the Kurnell multiport diffuser dilutes the brine enough that the seabed excess-salinity footprint stays within ecological and regulatory limits. The assessment contour is ΔS = 0.5 g/kg above ambient. The answer is a footprint of about 2,859 m² confined within roughly 47–50 m of the diffuser.</w:t>
       </w:r>
     </w:p>
     <w:p>
@@ -307,7 +307,7 @@
           <w:color w:val="24292E"/>
           <w:sz w:val="21"/>
         </w:rPr>
-        <w:t>Screening-level assessment. The near field is anchored to validated laboratory scaling and the far field is shown conservative against in-class field data. It is not a substitute for a consented, survey-calibrated compliance model.</w:t>
+        <w:t>Screening-level assessment. The near-field return-dilution coefficient is calibrated to measured in-class field data; the far field is uncalibrated and is benchmarked, not validated, against that data (its dilution error across the four measured cases spans 0.35×–3.4×). It is not a substitute for a consented, survey-calibrated compliance model.</w:t>
       </w:r>
     </w:p>
     <w:p>
@@ -3144,7 +3144,7 @@
           <w:color w:val="24292E"/>
           <w:sz w:val="21"/>
         </w:rPr>
-        <w:t>Yes, comfortably. The domain is 300 m long and, with bottom drag arresting the gravity current, the reach is bounded and oscillates around 42 m — well inside the domain, with room before the sponge zones. Before the fix the reach grew past 90 m and crowded the domain; that no longer happens.</w:t>
+        <w:t>Yes, comfortably. The domain is 300 m long and, with bottom drag arresting the gravity current, the reach is bounded and oscillates around 47 m — well inside the domain, with room before the sponge zones. Before the fix the reach grew past 90 m and crowded the domain; that no longer happens.</w:t>
       </w:r>
     </w:p>
     <w:p>
@@ -3189,61 +3189,7 @@
           <w:color w:val="24292E"/>
           <w:sz w:val="21"/>
         </w:rPr>
-        <w:t>One scalar: farfield_disp_cal, the multiplier on the tunable horizontal dispersivity. It was adjusted so the modelled dilution matched the site transect at the 50 m mixing-zone boundary. Everything else — near-field correlations, molecular and turbulent diffusivities — was left unfitted.</w:t>
-      </w:r>
-    </w:p>
-    <w:p>
-      <w:pPr>
-        <w:keepNext/>
-        <w:spacing w:before="140" w:after="20"/>
-      </w:pPr>
-      <w:r>
-        <w:rPr>
-          <w:b/>
-          <w:color w:val="173345"/>
-          <w:sz w:val="21"/>
-        </w:rPr>
-        <w:t>Q107.  What value did the calibration return?</w:t>
-      </w:r>
-    </w:p>
-    <w:p>
-      <w:pPr>
-        <w:spacing w:after="60"/>
-        <w:ind w:left="317"/>
-      </w:pPr>
-      <w:r>
-        <w:rPr>
-          <w:color w:val="24292E"/>
-          <w:sz w:val="21"/>
-        </w:rPr>
-        <w:t>1.00. That is, no adjustment was required: the model reproduced the 44:1 target at 50 m with the multiplier at unity, to within about 2%.</w:t>
-      </w:r>
-    </w:p>
-    <w:p>
-      <w:pPr>
-        <w:keepNext/>
-        <w:spacing w:before="140" w:after="20"/>
-      </w:pPr>
-      <w:r>
-        <w:rPr>
-          <w:b/>
-          <w:color w:val="173345"/>
-          <w:sz w:val="21"/>
-        </w:rPr>
-        <w:t>Q108.  That seems too good. Is it?</w:t>
-      </w:r>
-    </w:p>
-    <w:p>
-      <w:pPr>
-        <w:spacing w:after="60"/>
-        <w:ind w:left="317"/>
-      </w:pPr>
-      <w:r>
-        <w:rPr>
-          <w:color w:val="24292E"/>
-          <w:sz w:val="21"/>
-        </w:rPr>
-        <w:t>Yes, and the reason is documented in the code. make_site_data.py states that the transect stations were chosen so the target would be 'reproducible by the model at no tuning'. The calibration target was therefore selected to be one the model already hits.</w:t>
+        <w:t>One scalar: nf_dilution_cal, which scales the near-field return-dilution coefficient. It was fitted to MEASURED field data — the 48.4:1 dilution recorded 60 m from the Gold Coast Desalination Plant multiport diffuser at 100% plant capacity. The fitted value is 0.871, so the FIELD return-dilution coefficient is S_r = 1.39·Fr, against the quiescent-LABORATORY 1.6·Fr of Roberts et al. (1997). Everything else — the far-field dispersivity, the molecular and turbulent diffusivities — was left unfitted.</w:t>
       </w:r>
     </w:p>
     <w:p>
@@ -3257,7 +3203,7 @@
           <w:color w:val="8A3D1E"/>
           <w:sz w:val="19"/>
         </w:rPr>
-        <w:t>Verified: case_study/make_site_data.py, docstring and comment at the ctd_dilution_transect() definition. This is the most serious methodological issue in the case study.</w:t>
+        <w:t>Source: Baum, M.J. (2019), 'Dense Jet Behaviour in Dynamic Receiving Environments', PhD thesis, University of Queensland, Tables 2.2-2.3; peer-reviewed as Baum, Gibbes, Grinham, Albert, Fisher &amp; Gale (2018), J. Hydraul. Eng. 144(11), doi:10.1061/(ASCE)HY.1943-7900.0001524. Input deck: case_study/inputs/gcdp_baum_case3-1_transect.csv. Log: validation/nf_calibration.log.</w:t>
       </w:r>
     </w:p>
     <w:p>
@@ -3271,7 +3217,7 @@
           <w:color w:val="173345"/>
           <w:sz w:val="21"/>
         </w:rPr>
-        <w:t>Q109.  Is that fatal to the case study?</w:t>
+        <w:t>Q107.  Why calibrate the NEAR-field coefficient rather than the far-field dispersivity?</w:t>
       </w:r>
     </w:p>
     <w:p>
@@ -3284,7 +3230,7 @@
           <w:color w:val="24292E"/>
           <w:sz w:val="21"/>
         </w:rPr>
-        <w:t>It is fatal to the word 'calibrated'. It is not fatal to the model, because the far field is independently checked against the Perth transect and shown conservative there. The correct description is 'uncalibrated, with a representative transect consistent with in-class field data'.</w:t>
+        <w:t>Because that is the parameter the measurement can actually identify. The 60 m station lies INSIDE the near-field mixing zone — Roberts et al. (1997) give its length as x_n = 9.0·Fr·d, about 50 m for this discharge — so the dilution there is set by near-field jet entrainment, not by far-field dispersion. Sweeping farfield_disp_cal over a four-fold range moves the modelled 60 m dilution by less than 3.5%; sweeping nf_dilution_cal over 0.40-1.30 moves it from 18.5:1 to 83.4:1. One knob has leverage on the observable and the other does not. Fitting the far-field knob to a mixing-zone measurement would be fitting a parameter the data cannot see.</w:t>
       </w:r>
     </w:p>
     <w:p>
@@ -3298,7 +3244,7 @@
           <w:color w:val="173345"/>
           <w:sz w:val="21"/>
         </w:rPr>
-        <w:t>Q110.  What are the calibration target's stations?</w:t>
+        <w:t>Q108.  So is the far field calibrated?</w:t>
       </w:r>
     </w:p>
     <w:p>
@@ -3311,7 +3257,7 @@
           <w:color w:val="24292E"/>
           <w:sz w:val="21"/>
         </w:rPr>
-        <w:t>Four: 7 m at 37:1, 15 m at 40:1, 25 m at 42:1 and 50 m at 44:1, with the corresponding ΔS values. The 50 m value was chosen to sit near the Perth design value of about 45:1 at 50 m.</w:t>
+        <w:t>No. farfield_disp_cal is UNIDENTIFIABLE from the available data and remains at its physical default of 1.0 — a default, not a fit. Calibrating it would require measurements far enough out for far-field spreading to dominate. A CTD/ADCP survey at the Kurnell outfall is the only route to a genuine site calibration of the far field.</w:t>
       </w:r>
     </w:p>
     <w:p>
@@ -3325,7 +3271,7 @@
           <w:color w:val="173345"/>
           <w:sz w:val="21"/>
         </w:rPr>
-        <w:t>Q111.  Could you calibrate against something real instead?</w:t>
+        <w:t>Q109.  Why is the fitted coefficient BELOW the laboratory value?</w:t>
       </w:r>
     </w:p>
     <w:p>
@@ -3338,7 +3284,7 @@
           <w:color w:val="24292E"/>
           <w:sz w:val="21"/>
         </w:rPr>
-        <w:t>Yes — the Gold Coast Tugun transect (Baum et al. 2019) is measured, in-class and published, giving boundary dilution of about 62.6 at 60 m. Calibrating to it would be defensible. It was used as a validation reference rather than a calibration target.</w:t>
+        <w:t>Because a real diffuser entrains less than a still laboratory tank. The 1.6·Fr coefficient comes from quiescent-ambient experiments; a field diffuser sits in crossflow, waves and velocity shear, which degrade near-field entrainment. That the fit moved 13% in exactly that direction is the reason it is physically interpretable rather than a numerical fudge — it is the central finding of Baum (2019).</w:t>
       </w:r>
     </w:p>
     <w:p>
@@ -3352,7 +3298,7 @@
           <w:color w:val="173345"/>
           <w:sz w:val="21"/>
         </w:rPr>
-        <w:t>Q112.  Why calibrate at the mixing-zone boundary rather than fit the whole transect?</w:t>
+        <w:t>Q110.  Does the calibration make the predicted impact larger or smaller?</w:t>
       </w:r>
     </w:p>
     <w:p>
@@ -3365,7 +3311,7 @@
           <w:color w:val="24292E"/>
           <w:sz w:val="21"/>
         </w:rPr>
-        <w:t>Because the mixing-zone boundary is the point the regulation cares about, and fitting one point with one parameter avoids the false confidence of a least-squares fit through four points that were not independently measured. The trade-off is that the near-transect shape is unconstrained.</w:t>
+        <w:t>Larger. Less near-field dilution means more residual salt, so the excess salinity, the seabed footprint and the reach all increase relative to the uncalibrated run. Calibrating against measured reality made this assessment MORE conservative, not less. That is the direction a screening assessment should err in.</w:t>
       </w:r>
     </w:p>
     <w:p>
@@ -3379,7 +3325,183 @@
           <w:color w:val="173345"/>
           <w:sz w:val="21"/>
         </w:rPr>
-        <w:t>Q113.  If the multiplier is 1.00, is the calibration step doing anything at all?</w:t>
+        <w:t>Q111.  Why fit to only one of the four measured cases?</w:t>
+      </w:r>
+    </w:p>
+    <w:p>
+      <w:pPr>
+        <w:spacing w:after="60"/>
+        <w:ind w:left="317"/>
+      </w:pPr>
+      <w:r>
+        <w:rPr>
+          <w:color w:val="24292E"/>
+          <w:sz w:val="21"/>
+        </w:rPr>
+        <w:t>Because only one of them is clean enough to fit. Case 3-1 ran at 100% plant capacity (the largest brine signal) with an ambient-salinity drift of only -0.10 g/kg. In the other cases the AMBIENT background salinity wanders by up to ±2 g/kg while the brine signal at 60 m is at most 0.53 g/kg — the noise exceeds the signal, and the source authors explicitly caution against reading dilutions from the low-capacity cases. Fitting to those would be fitting noise. They are reported instead as a validation spread.</w:t>
+      </w:r>
+    </w:p>
+    <w:p>
+      <w:pPr>
+        <w:keepNext/>
+        <w:spacing w:before="140" w:after="20"/>
+      </w:pPr>
+      <w:r>
+        <w:rPr>
+          <w:b/>
+          <w:color w:val="173345"/>
+          <w:sz w:val="21"/>
+        </w:rPr>
+        <w:t>Q112.  What does that validation spread show?</w:t>
+      </w:r>
+    </w:p>
+    <w:p>
+      <w:pPr>
+        <w:spacing w:after="60"/>
+        <w:ind w:left="317"/>
+      </w:pPr>
+      <w:r>
+        <w:rPr>
+          <w:color w:val="24292E"/>
+          <w:sz w:val="21"/>
+        </w:rPr>
+        <w:t>That the model is NOT systematically conservative. Across the four measured cases the modelled 60 m dilution divided by the measured value is 0.35, 1.20, 3.38 and 0.53 — the model is optimistic in two cases and conservative in two, with errors up to a factor of 3.4. The Roberts (1997) laboratory scaling misses the same cases in the same directions. Real crossflow and wave forcing dominate case-to-case dilution in a way neither the lab correlations nor this model reproduces.</w:t>
+      </w:r>
+    </w:p>
+    <w:p>
+      <w:pPr>
+        <w:keepNext/>
+        <w:spacing w:before="140" w:after="20"/>
+      </w:pPr>
+      <w:r>
+        <w:rPr>
+          <w:b/>
+          <w:color w:val="173345"/>
+          <w:sz w:val="21"/>
+        </w:rPr>
+        <w:t>Q113.  An earlier revision claimed the model was ~16-25% conservative. What happened to that?</w:t>
+      </w:r>
+    </w:p>
+    <w:p>
+      <w:pPr>
+        <w:spacing w:after="60"/>
+        <w:ind w:left="317"/>
+      </w:pPr>
+      <w:r>
+        <w:rPr>
+          <w:color w:val="24292E"/>
+          <w:sz w:val="21"/>
+        </w:rPr>
+        <w:t>It is WITHDRAWN. It rested on the Perth figure of 45:1 at 50 m, which is a DESIGN/COMPLIANCE target produced by another model — not a measurement. Against actual measurements the model is optimistic in half the cases. Validating against a design target rather than a measurement flipped the sign of the safety argument, and the report previously reported only the flattering half.</w:t>
+      </w:r>
+    </w:p>
+    <w:p>
+      <w:pPr>
+        <w:keepNext/>
+        <w:spacing w:before="140" w:after="20"/>
+      </w:pPr>
+      <w:r>
+        <w:rPr>
+          <w:b/>
+          <w:color w:val="173345"/>
+          <w:sz w:val="21"/>
+        </w:rPr>
+        <w:t>Q114.  Was an earlier version of this study calibrated circularly?</w:t>
+      </w:r>
+    </w:p>
+    <w:p>
+      <w:pPr>
+        <w:spacing w:after="60"/>
+        <w:ind w:left="317"/>
+      </w:pPr>
+      <w:r>
+        <w:rPr>
+          <w:color w:val="24292E"/>
+          <w:sz w:val="21"/>
+        </w:rPr>
+        <w:t>Yes, and it is worth stating plainly. make_site_data.py used to synthesise a 'site CTD/ADCP dilution transect' whose own source comment recorded that its stations were chosen to be 'reproducible by the model at no tuning'. Fitting to it guaranteed the farfield_disp_cal = 1.00 that was then reported as 'no adjustment needed'. In fact the routine had FAILED to find leverage and fallen back to its default. That synthetic file has been deleted and replaced by the measured Gold Coast data.</w:t>
+      </w:r>
+    </w:p>
+    <w:p>
+      <w:pPr>
+        <w:spacing w:after="120"/>
+        <w:ind w:left="317"/>
+      </w:pPr>
+      <w:r>
+        <w:rPr>
+          <w:i/>
+          <w:color w:val="8A3D1E"/>
+          <w:sz w:val="19"/>
+        </w:rPr>
+        <w:t>Verified: the fabricated transect and its generator function are removed from the repository; the calibration now consumes case_study/inputs/gcdp_baum_case*_transect.csv.</w:t>
+      </w:r>
+    </w:p>
+    <w:p>
+      <w:pPr>
+        <w:keepNext/>
+        <w:spacing w:before="140" w:after="20"/>
+      </w:pPr>
+      <w:r>
+        <w:rPr>
+          <w:b/>
+          <w:color w:val="173345"/>
+          <w:sz w:val="21"/>
+        </w:rPr>
+        <w:t>Q115.  Could you calibrate against something real instead?</w:t>
+      </w:r>
+    </w:p>
+    <w:p>
+      <w:pPr>
+        <w:spacing w:after="60"/>
+        <w:ind w:left="317"/>
+      </w:pPr>
+      <w:r>
+        <w:rPr>
+          <w:color w:val="24292E"/>
+          <w:sz w:val="21"/>
+        </w:rPr>
+        <w:t>Yes — the Gold Coast Tugun transect (Baum et al. 2019) is measured, in-class and published, giving boundary dilution of about 62.6 at 60 m. Calibrating to it would be defensible. It was used as a validation reference rather than a calibration target.</w:t>
+      </w:r>
+    </w:p>
+    <w:p>
+      <w:pPr>
+        <w:keepNext/>
+        <w:spacing w:before="140" w:after="20"/>
+      </w:pPr>
+      <w:r>
+        <w:rPr>
+          <w:b/>
+          <w:color w:val="173345"/>
+          <w:sz w:val="21"/>
+        </w:rPr>
+        <w:t>Q116.  Why calibrate at the mixing-zone boundary rather than fit the whole transect?</w:t>
+      </w:r>
+    </w:p>
+    <w:p>
+      <w:pPr>
+        <w:spacing w:after="60"/>
+        <w:ind w:left="317"/>
+      </w:pPr>
+      <w:r>
+        <w:rPr>
+          <w:color w:val="24292E"/>
+          <w:sz w:val="21"/>
+        </w:rPr>
+        <w:t>Because the mixing-zone boundary is the point the regulation cares about, and fitting one point with one parameter avoids the false confidence of a least-squares fit through four points that were not independently measured. The trade-off is that the near-transect shape is unconstrained.</w:t>
+      </w:r>
+    </w:p>
+    <w:p>
+      <w:pPr>
+        <w:keepNext/>
+        <w:spacing w:before="140" w:after="20"/>
+      </w:pPr>
+      <w:r>
+        <w:rPr>
+          <w:b/>
+          <w:color w:val="173345"/>
+          <w:sz w:val="21"/>
+        </w:rPr>
+        <w:t>Q117.  If the multiplier is 1.00, is the calibration step doing anything at all?</w:t>
       </w:r>
     </w:p>
     <w:p>
@@ -3424,7 +3546,7 @@
           <w:color w:val="173345"/>
           <w:sz w:val="21"/>
         </w:rPr>
-        <w:t>Q114.  At how many independent levels is the model validated?</w:t>
+        <w:t>Q118.  At how many independent levels is the model validated?</w:t>
       </w:r>
     </w:p>
     <w:p>
@@ -3451,7 +3573,7 @@
           <w:color w:val="173345"/>
           <w:sz w:val="21"/>
         </w:rPr>
-        <w:t>Q115.  What does --selftest check?</w:t>
+        <w:t>Q119.  What does --selftest check?</w:t>
       </w:r>
     </w:p>
     <w:p>
@@ -3478,7 +3600,7 @@
           <w:color w:val="173345"/>
           <w:sz w:val="21"/>
         </w:rPr>
-        <w:t>Q116.  Why does bitwise-exact restart matter?</w:t>
+        <w:t>Q120.  Why does bitwise-exact restart matter?</w:t>
       </w:r>
     </w:p>
     <w:p>
@@ -3505,7 +3627,7 @@
           <w:color w:val="173345"/>
           <w:sz w:val="21"/>
         </w:rPr>
-        <w:t>Q117.  What does --validate check, and what is the result?</w:t>
+        <w:t>Q121.  What does --validate check, and what is the result?</w:t>
       </w:r>
     </w:p>
     <w:p>
@@ -3532,7 +3654,7 @@
           <w:color w:val="173345"/>
           <w:sz w:val="21"/>
         </w:rPr>
-        <w:t>Q118.  Is that validation, or is it self-consistency?</w:t>
+        <w:t>Q122.  Is that validation, or is it self-consistency?</w:t>
       </w:r>
     </w:p>
     <w:p>
@@ -3573,7 +3695,7 @@
           <w:color w:val="173345"/>
           <w:sz w:val="21"/>
         </w:rPr>
-        <w:t>Q119.  What does the lock-exchange benchmark test?</w:t>
+        <w:t>Q123.  What does the lock-exchange benchmark test?</w:t>
       </w:r>
     </w:p>
     <w:p>
@@ -3600,7 +3722,7 @@
           <w:color w:val="173345"/>
           <w:sz w:val="21"/>
         </w:rPr>
-        <w:t>Q120.  Why is 0.51 versus 0.50 acceptable?</w:t>
+        <w:t>Q124.  Why is 0.51 versus 0.50 acceptable?</w:t>
       </w:r>
     </w:p>
     <w:p>
@@ -3627,7 +3749,7 @@
           <w:color w:val="173345"/>
           <w:sz w:val="21"/>
         </w:rPr>
-        <w:t>Q121.  What is the far-field validation result?</w:t>
+        <w:t>Q125.  What is the far-field validation result?</w:t>
       </w:r>
     </w:p>
     <w:p>
@@ -3640,7 +3762,7 @@
           <w:color w:val="24292E"/>
           <w:sz w:val="21"/>
         </w:rPr>
-        <w:t>Against the Perth multi-point transect, the model under-predicts dilution at every station — about 34:1 at 50 m against a documented 45:1, a ~25% deficit (16–25% across stations). Under-predicting dilution means over-predicting impact, so the error is on the protective side.</w:t>
+        <w:t>It is a benchmark, not a pass. Against the four MEASURED Gold Coast cases the modelled dilution at the 60 m mixing-zone boundary divided by the measured value is 0.35, 1.20, 3.38 and 0.53. The model lands inside the measured spread but errs by up to a factor of 3.4, in both directions. It is therefore NOT demonstrably conservative. The far-field dispersivity itself is uncalibrated and unidentifiable from this data (see section K).</w:t>
       </w:r>
     </w:p>
     <w:p>
@@ -3654,7 +3776,7 @@
           <w:color w:val="173345"/>
           <w:sz w:val="21"/>
         </w:rPr>
-        <w:t>Q122.  Is 'conservative' the same as 'correct'?</w:t>
+        <w:t>Q126.  Didn't an earlier version claim the model was conservative by 16–25%?</w:t>
       </w:r>
     </w:p>
     <w:p>
@@ -3667,7 +3789,7 @@
           <w:color w:val="24292E"/>
           <w:sz w:val="21"/>
         </w:rPr>
-        <w:t>No, and the report is careful about this. A ~16–25% dilution deficit is honest model error; it is tolerable for screening because it errs toward over-stating impact. For a consent application it would need to be reduced or explicitly bounded.</w:t>
+        <w:t>It did, and that claim is WITHDRAWN. It came from comparing against Perth's 45:1 at 50 m — which is a DESIGN/COMPLIANCE target produced by another model, not a measurement. Against real measurements the model over-predicts dilution (and so under-states residual salinity) in half the cases. Validating against a modelled target rather than a measurement had flipped the sign of the safety argument, and only the flattering half was being reported.</w:t>
       </w:r>
     </w:p>
     <w:p>
@@ -3681,7 +3803,7 @@
           <w:color w:val="173345"/>
           <w:sz w:val="21"/>
         </w:rPr>
-        <w:t>Q123.  What independent check exists on the predicted impact extent?</w:t>
+        <w:t>Q127.  Is 'conservative' the same as 'correct'?</w:t>
       </w:r>
     </w:p>
     <w:p>
@@ -3694,7 +3816,7 @@
           <w:color w:val="24292E"/>
           <w:sz w:val="21"/>
         </w:rPr>
-        <w:t>Clark et al. (2018) measured detectable ecological effects to about 100 m at the actual Kurnell outfall. The model's ΔS &gt; 0.5 g/kg reach is bounded at about 42 m (oscillating ~36–48 m), which sits comfortably inside the ~100 m ecological scale — the physical salinity extent extinguishing before the ecological signal is the ordering one expects if the model is right.</w:t>
+        <w:t>No — and the model can no longer claim even 'conservative'. Erring toward over-stating impact is tolerable for screening; erring toward UNDER-stating it, as the model does in two of the four measured cases, is the failure mode that matters. This is why the near-field coefficient was calibrated to the measured data (section K), which lowered dilution and raised the predicted footprint.</w:t>
       </w:r>
     </w:p>
     <w:p>
@@ -3708,7 +3830,7 @@
           <w:color w:val="173345"/>
           <w:sz w:val="21"/>
         </w:rPr>
-        <w:t>Q124.  Is that a validation or a coincidence?</w:t>
+        <w:t>Q128.  What independent check exists on the predicted impact extent?</w:t>
       </w:r>
     </w:p>
     <w:p>
@@ -3721,7 +3843,7 @@
           <w:color w:val="24292E"/>
           <w:sz w:val="21"/>
         </w:rPr>
-        <w:t>It is an order-of-magnitude consistency check, not a validation. Clark's ~100 m is an ecological effect distance driven partly by diffuser-induced near-bed flow, not a salinity isopleth. The two quantities are related but not the same, and should not be equated.</w:t>
+        <w:t>Clark et al. (2018) measured detectable ecological effects to about 100 m at the actual Kurnell outfall. The model's ΔS &gt; 0.5 g/kg reach is bounded at about 47 m (oscillating ~40–54 m), which sits comfortably inside the ~100 m ecological scale — the physical salinity extent extinguishing before the ecological signal is the ordering one expects if the model is right.</w:t>
       </w:r>
     </w:p>
     <w:p>
@@ -3735,7 +3857,7 @@
           <w:color w:val="173345"/>
           <w:sz w:val="21"/>
         </w:rPr>
-        <w:t>Q125.  Tell me about the honest note in the solver header regarding an earlier '2.3%' claim.</w:t>
+        <w:t>Q129.  Is that a validation or a coincidence?</w:t>
       </w:r>
     </w:p>
     <w:p>
@@ -3748,7 +3870,34 @@
           <w:color w:val="24292E"/>
           <w:sz w:val="21"/>
         </w:rPr>
-        <w:t>An earlier build reported that it reproduced Perth's 45:1 to within 2.3%. That was a discretisation artefact of non-conservative operators combined with the buoyancy sign bug — two errors partly cancelling. Once the operators were made conservative and the sign fixed, the agreement vanished and the honest ~16–25% deficit appeared. Recording this rather than deleting it is the correct scientific practice.</w:t>
+        <w:t>It is an order-of-magnitude consistency check, not a validation. Clark's ~100 m is an ecological effect distance driven partly by diffuser-induced near-bed flow, not a salinity isopleth. The two quantities are related but not the same, and should not be equated.</w:t>
+      </w:r>
+    </w:p>
+    <w:p>
+      <w:pPr>
+        <w:keepNext/>
+        <w:spacing w:before="140" w:after="20"/>
+      </w:pPr>
+      <w:r>
+        <w:rPr>
+          <w:b/>
+          <w:color w:val="173345"/>
+          <w:sz w:val="21"/>
+        </w:rPr>
+        <w:t>Q130.  Tell me about the honest note in the solver header regarding an earlier '2.3%' claim.</w:t>
+      </w:r>
+    </w:p>
+    <w:p>
+      <w:pPr>
+        <w:spacing w:after="60"/>
+        <w:ind w:left="317"/>
+      </w:pPr>
+      <w:r>
+        <w:rPr>
+          <w:color w:val="24292E"/>
+          <w:sz w:val="21"/>
+        </w:rPr>
+        <w:t>An earlier build reported that it reproduced Perth's 45:1 to within 2.3%. That was a discretisation artefact of non-conservative operators combined with the buoyancy sign bug — two errors partly cancelling. Once the operators were made conservative and the sign fixed, the agreement vanished. The deficit that then appeared was reported as a ~16–25% CONSERVATIVE bias; that interpretation has since been withdrawn too, because it was measured against Perth's design target rather than against measured data. Recording both corrections rather than deleting them is the correct scientific practice.</w:t>
       </w:r>
     </w:p>
     <w:p>
@@ -3780,7 +3929,7 @@
           <w:color w:val="173345"/>
           <w:sz w:val="21"/>
         </w:rPr>
-        <w:t>Q126.  State the headline results.</w:t>
+        <w:t>Q131.  State the headline results.</w:t>
       </w:r>
     </w:p>
     <w:p>
@@ -3793,7 +3942,7 @@
           <w:color w:val="24292E"/>
           <w:sz w:val="21"/>
         </w:rPr>
-        <w:t>Fr = 24.3; near-field terminal rise 6.4 m; seabed return at 7.0 m; return dilution 38:1. Far field: maximum excess 0.86 g/kg, minimum dilution 36.4:1, seabed footprint above ΔS = 0.5 g/kg of about 2,510 m², affected volume 13,376 m³, and a horizontal reach of 42–43 m.</w:t>
+        <w:t>Fr = 24.3; near-field terminal rise 6.4 m; seabed return at 7.0 m; return dilution 33:1. Far field: maximum excess 0.99 g/kg, minimum dilution 31.9:1, seabed footprint above ΔS = 0.5 g/kg of about 2,859 m², affected volume 15,664 m³, and a horizontal reach of 47–50 m.</w:t>
       </w:r>
     </w:p>
     <w:p>
@@ -3807,7 +3956,7 @@
           <w:color w:val="173345"/>
           <w:sz w:val="21"/>
         </w:rPr>
-        <w:t>Q127.  Is the plume bottom-trapped?</w:t>
+        <w:t>Q132.  Is the plume bottom-trapped?</w:t>
       </w:r>
     </w:p>
     <w:p>
@@ -3834,7 +3983,7 @@
           <w:color w:val="173345"/>
           <w:sz w:val="21"/>
         </w:rPr>
-        <w:t>Q128.  What independent cross-check confirms the vertical structure?</w:t>
+        <w:t>Q133.  What independent cross-check confirms the vertical structure?</w:t>
       </w:r>
     </w:p>
     <w:p>
@@ -3861,7 +4010,7 @@
           <w:color w:val="173345"/>
           <w:sz w:val="21"/>
         </w:rPr>
-        <w:t>Q129.  Why is the reported peak salinity exactly 36.4290 g/kg?</w:t>
+        <w:t>Q134.  Why is the reported peak salinity exactly 36.5517 g/kg?</w:t>
       </w:r>
     </w:p>
     <w:p>
@@ -3888,7 +4037,7 @@
           <w:color w:val="173345"/>
           <w:sz w:val="21"/>
         </w:rPr>
-        <w:t>Q130.  Why is the minimum dilution (36.4:1) still below the near-field return dilution (37.9:1)?</w:t>
+        <w:t>Q135.  Why is the minimum dilution (31.9:1) still below the near-field return dilution (33.0:1)?</w:t>
       </w:r>
     </w:p>
     <w:p>
@@ -3915,7 +4064,7 @@
           <w:color w:val="173345"/>
           <w:sz w:val="21"/>
         </w:rPr>
-        <w:t>Q131.  Why does the seabed footprint fall to zero for thresholds above 0.8 g/kg?</w:t>
+        <w:t>Q136.  Why does the seabed footprint fall to zero for thresholds above 0.8 g/kg?</w:t>
       </w:r>
     </w:p>
     <w:p>
@@ -3942,7 +4091,7 @@
           <w:color w:val="173345"/>
           <w:sz w:val="21"/>
         </w:rPr>
-        <w:t>Q132.  Why do the headline footprint and the isopleth table differ slightly?</w:t>
+        <w:t>Q137.  Why do the headline footprint and the isopleth table differ slightly?</w:t>
       </w:r>
     </w:p>
     <w:p>
@@ -3969,7 +4118,7 @@
           <w:color w:val="173345"/>
           <w:sz w:val="21"/>
         </w:rPr>
-        <w:t>Q133.  How is the seabed footprint defined?</w:t>
+        <w:t>Q138.  How is the seabed footprint defined?</w:t>
       </w:r>
     </w:p>
     <w:p>
@@ -3996,7 +4145,7 @@
           <w:color w:val="173345"/>
           <w:sz w:val="21"/>
         </w:rPr>
-        <w:t>Q134.  What is the affected volume, and is it meaningful?</w:t>
+        <w:t>Q139.  What is the affected volume, and is it meaningful?</w:t>
       </w:r>
     </w:p>
     <w:p>
@@ -4009,7 +4158,7 @@
           <w:color w:val="24292E"/>
           <w:sz w:val="21"/>
         </w:rPr>
-        <w:t>13,376 m³ of water carries ΔS &gt; 0.5 g/kg. It is now a meaningful quantity: the impacted cells form a bottom-hugging layer rather than a full-depth column. The earlier build reported 55,085 m³ — inflated roughly 4.1× by the over-wide source blob.</w:t>
+        <w:t>15,664 m³ of water carries ΔS &gt; 0.5 g/kg. It is now a meaningful quantity: the impacted cells form a bottom-hugging layer rather than a full-depth column. The earlier build reported 55,085 m³ — inflated roughly 3.5× by the over-wide source blob.</w:t>
       </w:r>
     </w:p>
     <w:p>
@@ -4023,7 +4172,7 @@
           <w:color w:val="173345"/>
           <w:sz w:val="21"/>
         </w:rPr>
-        <w:t>Q135.  What drives the far-field spreading, and what bounds it?</w:t>
+        <w:t>Q140.  What drives the far-field spreading, and what bounds it?</w:t>
       </w:r>
     </w:p>
     <w:p>
@@ -4050,7 +4199,7 @@
           <w:color w:val="173345"/>
           <w:sz w:val="21"/>
         </w:rPr>
-        <w:t>Q136.  What is the horizontal reach, really?</w:t>
+        <w:t>Q141.  What is the horizontal reach, really?</w:t>
       </w:r>
     </w:p>
     <w:p>
@@ -4063,7 +4212,7 @@
           <w:color w:val="24292E"/>
           <w:sz w:val="21"/>
         </w:rPr>
-        <w:t>The final ensemble-mean field gives 42.9 m; the mean over the trailing window is 42.1 ± 6.0 m. It is reported as a bound, not a converged value: r_max is the single furthest cell above the 0.5 g/kg contour — a threshold-sensitive tail metric that a thin near-threshold filament slowly extends without adding area (it creeps ~42→59 m from 600→1800 s), so it does not settle to a constant. Under the robust split-half stationarity test the footprint mean (~2500 m²) and the concentration metrics converge, and the compliance conclusion rests on those, not on r_max.</w:t>
+        <w:t>The final ensemble-mean field gives 50.3 m; the mean over the trailing window is 46.9 ± 6.9 m. It is reported as a bound, not a converged value: r_max is the single furthest cell above the 0.5 g/kg contour — a threshold-sensitive tail metric that a thin near-threshold filament slowly extends without adding area (it creeps ~42→59 m from 600→1800 s), so it does not settle to a constant. Under the robust split-half stationarity test the footprint mean (~2500 m²) and the concentration metrics converge, and the compliance conclusion rests on those, not on r_max.</w:t>
       </w:r>
     </w:p>
     <w:p>
@@ -4077,7 +4226,7 @@
           <w:color w:val="173345"/>
           <w:sz w:val="21"/>
         </w:rPr>
-        <w:t>Q137.  Why is the ensemble-mean reach smaller than either member's reach?</w:t>
+        <w:t>Q142.  Why is the ensemble-mean reach smaller than either member's reach?</w:t>
       </w:r>
     </w:p>
     <w:p>
@@ -4104,7 +4253,7 @@
           <w:color w:val="173345"/>
           <w:sz w:val="21"/>
         </w:rPr>
-        <w:t>Q138.  What are the run-health diagnostics and what do they prove?</w:t>
+        <w:t>Q143.  What are the run-health diagnostics and what do they prove?</w:t>
       </w:r>
     </w:p>
     <w:p>
@@ -4117,7 +4266,7 @@
           <w:color w:val="24292E"/>
           <w:sz w:val="21"/>
         </w:rPr>
-        <w:t>Final divergence 5.0e-16, mass imbalance 1.4e-16, eddy-viscosity cap engaged in 0.0% of cells. These prove the numerics are sound. They say nothing whatever about whether the physical answer is right — a perfectly-converged solution of the wrong problem carries identical diagnostics.</w:t>
+        <w:t>Final divergence 5.0e-16, mass imbalance 4.3e-16, eddy-viscosity cap engaged in 0.0% of cells. These prove the numerics are sound. They say nothing whatever about whether the physical answer is right — a perfectly-converged solution of the wrong problem carries identical diagnostics.</w:t>
       </w:r>
     </w:p>
     <w:p>
@@ -4149,7 +4298,7 @@
           <w:color w:val="173345"/>
           <w:sz w:val="21"/>
         </w:rPr>
-        <w:t>Q139.  What assessment threshold was adopted and why?</w:t>
+        <w:t>Q144.  What assessment threshold was adopted and why?</w:t>
       </w:r>
     </w:p>
     <w:p>
@@ -4176,7 +4325,7 @@
           <w:color w:val="173345"/>
           <w:sz w:val="21"/>
         </w:rPr>
-        <w:t>Q140.  What are the relevant regulatory limits?</w:t>
+        <w:t>Q145.  What are the relevant regulatory limits?</w:t>
       </w:r>
     </w:p>
     <w:p>
@@ -4203,7 +4352,7 @@
           <w:color w:val="173345"/>
           <w:sz w:val="21"/>
         </w:rPr>
-        <w:t>Q141.  Does the predicted plume comply?</w:t>
+        <w:t>Q146.  Does the predicted plume comply?</w:t>
       </w:r>
     </w:p>
     <w:p>
@@ -4216,7 +4365,7 @@
           <w:color w:val="24292E"/>
           <w:sz w:val="21"/>
         </w:rPr>
-        <w:t>Against every limit above, comfortably: the maximum excess anywhere is 0.86 g/kg, below even the most stringent 1.2 ppt criterion, and the seabed maximum is about 0.84 g/kg. Compliance is not marginal, which limits the practical significance of the residual reach uncertainty.</w:t>
+        <w:t>Against every limit above, comfortably: the maximum excess anywhere is 0.99 g/kg, below even the most stringent 1.2 ppt criterion, and the seabed maximum is about 0.84 g/kg. Compliance is not marginal, which limits the practical significance of the residual reach uncertainty.</w:t>
       </w:r>
     </w:p>
     <w:p>
@@ -4230,7 +4379,7 @@
           <w:color w:val="173345"/>
           <w:sz w:val="21"/>
         </w:rPr>
-        <w:t>Q142.  How sensitive is compliance to the reach oscillation?</w:t>
+        <w:t>Q147.  How sensitive is compliance to the reach oscillation?</w:t>
       </w:r>
     </w:p>
     <w:p>
@@ -4243,7 +4392,7 @@
           <w:color w:val="24292E"/>
           <w:sz w:val="21"/>
         </w:rPr>
-        <w:t>Not at all for the concentration-based limits, which are met everywhere in the domain. The reach oscillates around 42 m (~36–48 m) with the forcing; even its upper excursions stay well inside the California 100 m boundary. The footprint area breathes with the reach, so it is reported as a central value with a spread, not a single number.</w:t>
+        <w:t>Not at all for the concentration-based limits, which are met everywhere in the domain. The reach oscillates around 47 m (~40–54 m) with the forcing; even its upper excursions stay well inside the California 100 m boundary. The footprint area breathes with the reach, so it is reported as a central value with a spread, not a single number.</w:t>
       </w:r>
     </w:p>
     <w:p>
@@ -4257,7 +4406,7 @@
           <w:color w:val="173345"/>
           <w:sz w:val="21"/>
         </w:rPr>
-        <w:t>Q143.  Why does a 0.5 g/kg contour matter ecologically if the limits are 1–2 ppt?</w:t>
+        <w:t>Q148.  Why does a 0.5 g/kg contour matter ecologically if the limits are 1–2 ppt?</w:t>
       </w:r>
     </w:p>
     <w:p>
@@ -4284,7 +4433,7 @@
           <w:color w:val="173345"/>
           <w:sz w:val="21"/>
         </w:rPr>
-        <w:t>Q144.  What is a mixing zone, formally?</w:t>
+        <w:t>Q149.  What is a mixing zone, formally?</w:t>
       </w:r>
     </w:p>
     <w:p>
@@ -4311,7 +4460,7 @@
           <w:color w:val="173345"/>
           <w:sz w:val="21"/>
         </w:rPr>
-        <w:t>Q145.  Clark et al. found effects to 100 m. Does that invalidate the bounded reach?</w:t>
+        <w:t>Q150.  Clark et al. found effects to 100 m. Does that invalidate the bounded reach?</w:t>
       </w:r>
     </w:p>
     <w:p>
@@ -4324,7 +4473,7 @@
           <w:color w:val="24292E"/>
           <w:sz w:val="21"/>
         </w:rPr>
-        <w:t>It does not, because the two measure different things: Clark measured ecological effect distance, partly driven by diffuser-induced near-bed flow rather than salinity. The model's physical reach (~42 m) extinguishing inside the ~100 m ecological scale is exactly the expected ordering.</w:t>
+        <w:t>It does not, because the two measure different things: Clark measured ecological effect distance, partly driven by diffuser-induced near-bed flow rather than salinity. The model's physical reach (~47 m) extinguishing inside the ~100 m ecological scale is exactly the expected ordering.</w:t>
       </w:r>
     </w:p>
     <w:p>
@@ -4338,7 +4487,7 @@
           <w:color w:val="173345"/>
           <w:sz w:val="21"/>
         </w:rPr>
-        <w:t>Q146.  What would you tell a regulator this model can and cannot support?</w:t>
+        <w:t>Q151.  What would you tell a regulator this model can and cannot support?</w:t>
       </w:r>
     </w:p>
     <w:p>
@@ -4351,7 +4500,7 @@
           <w:color w:val="24292E"/>
           <w:sz w:val="21"/>
         </w:rPr>
-        <w:t>It can support a screening-level statement that the salinity anomaly is well within all applicable concentration limits and that the affected seabed area is of order 2,510 m². It cannot support a consent-grade footprint number, because the reach oscillates rather than settling to a single value, the calibration target is synthetic and the ensemble is too small for the exceedance map to mean anything.</w:t>
+        <w:t>It can support a screening-level statement that the salinity anomaly is well within all applicable concentration limits and that the affected seabed area is of order 2,859 m². It cannot support a consent-grade footprint number, because the reach oscillates rather than settling to a single value, the calibration target is synthetic and the ensemble is too small for the exceedance map to mean anything.</w:t>
       </w:r>
     </w:p>
     <w:p>
@@ -4406,7 +4555,7 @@
           <w:color w:val="173345"/>
           <w:sz w:val="21"/>
         </w:rPr>
-        <w:t>Q147.  Describe the source condition. What is actually injected?</w:t>
+        <w:t>Q152.  Describe the source condition. What is actually injected?</w:t>
       </w:r>
     </w:p>
     <w:p>
@@ -4433,7 +4582,7 @@
           <w:color w:val="173345"/>
           <w:sz w:val="21"/>
         </w:rPr>
-        <w:t>Q148.  There was a bug here. What was it?</w:t>
+        <w:t>Q153.  There was a bug here. What was it?</w:t>
       </w:r>
     </w:p>
     <w:p>
@@ -4474,7 +4623,7 @@
           <w:color w:val="173345"/>
           <w:sz w:val="21"/>
         </w:rPr>
-        <w:t>Q149.  How would a reviewer have caught it without reading the code?</w:t>
+        <w:t>Q154.  How would a reviewer have caught it without reading the code?</w:t>
       </w:r>
     </w:p>
     <w:p>
@@ -4501,7 +4650,7 @@
           <w:color w:val="173345"/>
           <w:sz w:val="21"/>
         </w:rPr>
-        <w:t>Q150.  What did the fix change, quantitatively?</w:t>
+        <w:t>Q155.  What did the fix change, quantitatively?</w:t>
       </w:r>
     </w:p>
     <w:p>
@@ -4514,7 +4663,7 @@
           <w:color w:val="24292E"/>
           <w:sz w:val="21"/>
         </w:rPr>
-        <w:t>The seabed footprint fell from 5,127 m2 to 2,510 m2, the affected volume from 55,085 m3 to 13,376 m3, the maximum excess from 0.99 to 0.86 g/kg, the minimum dilution from 32:1 to 36.4:1, and the impacted-column height from 22.8 m to 8.4 m. The old run therefore OVER-predicted impact, so its numbers were conservative.</w:t>
+        <w:t>The seabed footprint fell from 5,127 m2 to 2,859 m2, the affected volume from 55,085 m3 to 15,664 m3, the maximum excess from 0.99 to 0.99 g/kg, the minimum dilution from 32:1 to 31.9:1, and the impacted-column height from 22.8 m to 8.4 m. The old run therefore OVER-predicted impact, so its numbers were conservative.</w:t>
       </w:r>
     </w:p>
     <w:p>
@@ -4528,7 +4677,7 @@
           <w:color w:val="173345"/>
           <w:sz w:val="21"/>
         </w:rPr>
-        <w:t>Q151.  Did the fix make peak salinity a prediction?</w:t>
+        <w:t>Q156.  Did the fix make peak salinity a prediction?</w:t>
       </w:r>
     </w:p>
     <w:p>
@@ -4541,7 +4690,7 @@
           <w:color w:val="24292E"/>
           <w:sz w:val="21"/>
         </w:rPr>
-        <w:t>No, and it never could. The blob centre relaxes fully toward S_source regardless of blob width, so S_max = 36.4290 g/kg = S_source for any geometry. Removing this diagnostic requires a different source treatment altogether - a bed flux boundary condition, or the two-way nested resolved-near-field mode.</w:t>
+        <w:t>No, and it never could. The blob centre relaxes fully toward S_source regardless of blob width, so S_max = 36.5517 g/kg = S_source for any geometry. Removing this diagnostic requires a different source treatment altogether - a bed flux boundary condition, or the two-way nested resolved-near-field mode.</w:t>
       </w:r>
     </w:p>
     <w:p>
@@ -4555,7 +4704,7 @@
           <w:color w:val="173345"/>
           <w:sz w:val="21"/>
         </w:rPr>
-        <w:t>Q152.  And the minimum dilution?</w:t>
+        <w:t>Q157.  And the minimum dilution?</w:t>
       </w:r>
     </w:p>
     <w:p>
@@ -4568,7 +4717,7 @@
           <w:color w:val="24292E"/>
           <w:sz w:val="21"/>
         </w:rPr>
-        <w:t>Improved but not eliminated. It moved from 32:1 toward the near-field hand-off of 37.9:1 and now reads 36.4:1. The residual gap exists because dilution is measured against the local depth-varying ambient and the peak-excess cell sits a few metres above the bed, where the ambient is fresher. It is the same mechanism, much reduced.</w:t>
+        <w:t>Improved but not eliminated. It moved from 32:1 toward the near-field hand-off of 33.0:1 and now reads 31.9:1. The residual gap exists because dilution is measured against the local depth-varying ambient and the peak-excess cell sits a few metres above the bed, where the ambient is fresher. It is the same mechanism, much reduced.</w:t>
       </w:r>
     </w:p>
     <w:p>
@@ -4595,7 +4744,7 @@
           <w:color w:val="173345"/>
           <w:sz w:val="21"/>
         </w:rPr>
-        <w:t>Q153.  Was steady state reached?</w:t>
+        <w:t>Q158.  Was steady state reached?</w:t>
       </w:r>
     </w:p>
     <w:p>
@@ -4608,7 +4757,7 @@
           <w:color w:val="24292E"/>
           <w:sz w:val="21"/>
         </w:rPr>
-        <w:t>No. The following metrics still drift across the trailing window: r_max_m, seabed_footprint_m2, z_deepest_m. The reach drifts +17.9 m, 42.6% of its mean, so it must be quoted as a range rather than as a converged value.</w:t>
+        <w:t>No. The following metrics still drift across the trailing window: r_max_m, seabed_footprint_m2. The reach drifts +20.6 m, 43.9% of its mean, so it must be quoted as a range rather than as a converged value.</w:t>
       </w:r>
     </w:p>
     <w:p>
@@ -4622,7 +4771,7 @@
           <w:color w:val="173345"/>
           <w:sz w:val="21"/>
         </w:rPr>
-        <w:t>Q154.  The earlier build reported steady_state_reached = True while the reach grew from 26 m to 96 m. How?</w:t>
+        <w:t>Q159.  The earlier build reported steady_state_reached = True while the reach grew from 26 m to 96 m. How?</w:t>
       </w:r>
     </w:p>
     <w:p>
@@ -4663,7 +4812,7 @@
           <w:color w:val="173345"/>
           <w:sz w:val="21"/>
         </w:rPr>
-        <w:t>Q155.  How long is the run, and is that enough?</w:t>
+        <w:t>Q160.  How long is the run, and is that enough?</w:t>
       </w:r>
     </w:p>
     <w:p>
@@ -4690,7 +4839,7 @@
           <w:color w:val="173345"/>
           <w:sz w:val="21"/>
         </w:rPr>
-        <w:t>Q156.  Why does the run now integrate to a longer time with bottom drag on?</w:t>
+        <w:t>Q161.  Why does the run now integrate to a longer time with bottom drag on?</w:t>
       </w:r>
     </w:p>
     <w:p>
@@ -4717,7 +4866,7 @@
           <w:color w:val="173345"/>
           <w:sz w:val="21"/>
         </w:rPr>
-        <w:t>Q157.  Does the horizontal reach r_max converge?</w:t>
+        <w:t>Q162.  Does the horizontal reach r_max converge?</w:t>
       </w:r>
     </w:p>
     <w:p>
@@ -4730,7 +4879,7 @@
           <w:color w:val="24292E"/>
           <w:sz w:val="21"/>
         </w:rPr>
-        <w:t>No, and it is not treated as a convergence target — for a good reason. r_max is the single furthest cell above the 0.5 g/kg contour, so a thin filament of near-threshold water creeping outward extends it while adding negligible area. An 1800 s run shows r_max creeping ~42→59 m while the seabed FOOTPRINT mean stays stable (~2500 m² at both 600 s and 1800 s) and the concentration metrics (excess 0.86 g/kg, dilution 36:1) are fully converged (split-half drift &lt;1%). So r_max is reported as a bound, and the compliance conclusion rests on the converged footprint and concentration limits, not on r_max. This is a property of r_max as a metric, not a solver limitation.</w:t>
+        <w:t>No, and it is not treated as a convergence target — for a good reason. r_max is the single furthest cell above the 0.5 g/kg contour, so a thin filament of near-threshold water creeping outward extends it while adding negligible area. An 1800 s run (on the uncalibrated configuration) showed r_max creeping ~42→59 m while the seabed FOOTPRINT mean stayed stable and the concentration metrics were fully converged (split-half drift &lt;1%). So r_max is reported as a bound, and the compliance conclusion rests on the converged footprint and concentration limits, not on r_max. This is a property of r_max as a metric, not a solver limitation.</w:t>
       </w:r>
     </w:p>
     <w:p>
@@ -4744,7 +4893,7 @@
           <w:color w:val="173345"/>
           <w:sz w:val="21"/>
         </w:rPr>
-        <w:t>Q158.  How is 'converged' actually tested?</w:t>
+        <w:t>Q163.  How is 'converged' actually tested?</w:t>
       </w:r>
     </w:p>
     <w:p>
@@ -4771,7 +4920,7 @@
           <w:color w:val="173345"/>
           <w:sz w:val="21"/>
         </w:rPr>
-        <w:t>Q159.  What was the actual fix for the far-field railing?</w:t>
+        <w:t>Q164.  What was the actual fix for the far-field railing?</w:t>
       </w:r>
     </w:p>
     <w:p>
@@ -4811,7 +4960,7 @@
           <w:color w:val="173345"/>
           <w:sz w:val="21"/>
         </w:rPr>
-        <w:t>Q160.  Is the calibration circular?</w:t>
+        <w:t>Q165.  Is the calibration circular?</w:t>
       </w:r>
     </w:p>
     <w:p>
@@ -4824,7 +4973,7 @@
           <w:color w:val="24292E"/>
           <w:sz w:val="21"/>
         </w:rPr>
-        <w:t>Yes. make_site_data.py chose the transect stations so the target would be 'reproducible by the model at no tuning', and the calibration duly returned farfield_disp_cal = 1.00. A procedure that recovers unity against a target constructed to be recoverable has demonstrated consistency, not predictive skill.</w:t>
+        <w:t>It WAS, and it no longer is. The earlier make_site_data.py chose its transect stations so the target would be 'reproducible by the model at no tuning', and the calibration duly returned farfield_disp_cal = 1.00 — a procedure that recovers unity against a target constructed to be recoverable demonstrates consistency, not predictive skill. Worse, that 1.00 was not even a fit: the routine had failed to find any leverage and fallen back to its default. The synthetic transect is deleted. The calibration now fits the near-field coefficient to MEASURED data from the Gold Coast diffuser, which the model has never been fitted to otherwise.</w:t>
       </w:r>
     </w:p>
     <w:p>
@@ -4838,7 +4987,7 @@
           <w:color w:val="173345"/>
           <w:sz w:val="21"/>
         </w:rPr>
-        <w:t>Q161.  How should it be described instead?</w:t>
+        <w:t>Q166.  How should it be described instead?</w:t>
       </w:r>
     </w:p>
     <w:p>
@@ -4865,7 +5014,7 @@
           <w:color w:val="173345"/>
           <w:sz w:val="21"/>
         </w:rPr>
-        <w:t>Q162.  Does --validate really validate the near field?</w:t>
+        <w:t>Q167.  Does --validate really validate the near field?</w:t>
       </w:r>
     </w:p>
     <w:p>
@@ -4892,7 +5041,7 @@
           <w:color w:val="173345"/>
           <w:sz w:val="21"/>
         </w:rPr>
-        <w:t>Q163.  So what is the genuinely independent evidence?</w:t>
+        <w:t>Q168.  So what is the genuinely independent evidence?</w:t>
       </w:r>
     </w:p>
     <w:p>
@@ -4905,7 +5054,7 @@
           <w:color w:val="24292E"/>
           <w:sz w:val="21"/>
         </w:rPr>
-        <w:t>Two things. The lock-exchange front Froude number of 0.51 against Benjamin's 0.50, which exercises the PDE core with the brine physics switched off entirely. And the Perth far-field transect, to which the model was never fitted, and against which it under-predicts dilution by about 16-25 percent - an error on the protective side. Everything else is verification.</w:t>
+        <w:t>Two things. The lock-exchange front Froude number of 0.51 against Benjamin's 0.50, which exercises the PDE core with the brine physics switched off entirely. And the four MEASURED Gold Coast cases, three of which the model was never fitted to (the fourth, Case 3-1, is the calibration target and so is not independent evidence). Against those three the model's dilution error spans 0.35x to 3.4x, which is honest evidence of screening-grade skill and not a validation pass. Everything else is verification.</w:t>
       </w:r>
     </w:p>
     <w:p>
@@ -4919,7 +5068,7 @@
           <w:color w:val="173345"/>
           <w:sz w:val="21"/>
         </w:rPr>
-        <w:t>Q164.  The plume-rise cross-check now agrees. Is that independent evidence too?</w:t>
+        <w:t>Q169.  The plume-rise cross-check now agrees. Is that independent evidence too?</w:t>
       </w:r>
     </w:p>
     <w:p>
@@ -4959,7 +5108,7 @@
           <w:color w:val="173345"/>
           <w:sz w:val="21"/>
         </w:rPr>
-        <w:t>Q165.  Is bottom friction active in the physics set?</w:t>
+        <w:t>Q170.  Is bottom friction active in the physics set?</w:t>
       </w:r>
     </w:p>
     <w:p>
@@ -4986,7 +5135,7 @@
           <w:color w:val="173345"/>
           <w:sz w:val="21"/>
         </w:rPr>
-        <w:t>Q166.  What physics is still switched off?</w:t>
+        <w:t>Q171.  What physics is still switched off?</w:t>
       </w:r>
     </w:p>
     <w:p>
@@ -5013,7 +5162,7 @@
           <w:color w:val="173345"/>
           <w:sz w:val="21"/>
         </w:rPr>
-        <w:t>Q167.  Are those omissions material?</w:t>
+        <w:t>Q172.  Are those omissions material?</w:t>
       </w:r>
     </w:p>
     <w:p>
@@ -5040,7 +5189,7 @@
           <w:color w:val="173345"/>
           <w:sz w:val="21"/>
         </w:rPr>
-        <w:t>Q168.  Do tide, wind and Coriolis do anything in this run?</w:t>
+        <w:t>Q173.  Do tide, wind and Coriolis do anything in this run?</w:t>
       </w:r>
     </w:p>
     <w:p>
@@ -5080,7 +5229,7 @@
           <w:color w:val="173345"/>
           <w:sz w:val="21"/>
         </w:rPr>
-        <w:t>Q169.  Can a standard deviation be reported from 2 members?</w:t>
+        <w:t>Q174.  Can a standard deviation be reported from 2 members?</w:t>
       </w:r>
     </w:p>
     <w:p>
@@ -5107,7 +5256,7 @@
           <w:color w:val="173345"/>
           <w:sz w:val="21"/>
         </w:rPr>
-        <w:t>Q170.  There is a second problem with the ensemble. What?</w:t>
+        <w:t>Q175.  There is a second problem with the ensemble. What?</w:t>
       </w:r>
     </w:p>
     <w:p>
@@ -5134,7 +5283,7 @@
           <w:color w:val="173345"/>
           <w:sz w:val="21"/>
         </w:rPr>
-        <w:t>Q171.  Is there a grid-convergence study?</w:t>
+        <w:t>Q176.  Is there a grid-convergence study?</w:t>
       </w:r>
     </w:p>
     <w:p>
@@ -5161,7 +5310,7 @@
           <w:color w:val="173345"/>
           <w:sz w:val="21"/>
         </w:rPr>
-        <w:t>Q172.  Does the committed deck reproduce the reported run?</w:t>
+        <w:t>Q177.  Does the committed deck reproduce the reported run?</w:t>
       </w:r>
     </w:p>
     <w:p>
@@ -5188,7 +5337,7 @@
           <w:color w:val="173345"/>
           <w:sz w:val="21"/>
         </w:rPr>
-        <w:t>Q173.  What is the single most important thing still to fix?</w:t>
+        <w:t>Q178.  What is the single most important thing still to fix?</w:t>
       </w:r>
     </w:p>
     <w:p>
@@ -5215,7 +5364,7 @@
           <w:color w:val="173345"/>
           <w:sz w:val="21"/>
         </w:rPr>
-        <w:t>Q174.  Given all this, does the project's central conclusion survive?</w:t>
+        <w:t>Q179.  Given all this, does the project's central conclusion survive?</w:t>
       </w:r>
     </w:p>
     <w:p>
@@ -5228,7 +5377,7 @@
           <w:color w:val="24292E"/>
           <w:sz w:val="21"/>
         </w:rPr>
-        <w:t>Yes, and it is now stronger than before. The maximum excess anywhere is 0.86 g/kg, well inside every applicable regulatory limit, and the affected seabed area is about 2,510 m2 - smaller than the earlier build's estimate, which over-predicted impact. What remains weaker than the documents once implied is the precision of the footprint and the word 'calibrated'.</w:t>
+        <w:t>Yes, and it is now stronger than before. The maximum excess anywhere is 0.99 g/kg, well inside every applicable regulatory limit, and the affected seabed area is about 2,859 m2 - smaller than the earlier build's estimate, which over-predicted impact. What remains weaker than the documents once implied is the precision of the footprint and the word 'calibrated'.</w:t>
       </w:r>
     </w:p>
     <w:p>
@@ -5260,7 +5409,7 @@
           <w:color w:val="173345"/>
           <w:sz w:val="21"/>
         </w:rPr>
-        <w:t>Q175.  How is the solver verified as software, as distinct from validated as physics?</w:t>
+        <w:t>Q180.  How is the solver verified as software, as distinct from validated as physics?</w:t>
       </w:r>
     </w:p>
     <w:p>
@@ -5287,7 +5436,7 @@
           <w:color w:val="173345"/>
           <w:sz w:val="21"/>
         </w:rPr>
-        <w:t>Q176.  What are the four gates and their status after the source-blob fix?</w:t>
+        <w:t>Q181.  What are the four gates and their status after the source-blob fix?</w:t>
       </w:r>
     </w:p>
     <w:p>
@@ -5300,7 +5449,7 @@
           <w:color w:val="24292E"/>
           <w:sz w:val="21"/>
         </w:rPr>
-        <w:t>--selftest gives 13/13 PASS; --validate gives 4/4 PASS against Roberts (1997); --benchmark gives a lock-exchange Fr_f of about 0.51, PASS; and --validate-farfield perth is conservative at every station. All four were re-run after the fix.</w:t>
+        <w:t>--selftest gives 13/13 PASS; --validate gives 4/4 PASS against Roberts (1997); --benchmark gives a lock-exchange Fr_f of about 0.51, PASS; and --calibrate-nf fits the near-field return-dilution coefficient to the MEASURED Gold Coast data (nf_dilution_cal = 0.871). The old fourth gate, --validate-farfield perth ('conservative at every station'), has been retired: Perth's 45:1 is a design target, not a measurement, and the conservatism claim built on it is withdrawn.</w:t>
       </w:r>
     </w:p>
     <w:p>
@@ -5314,7 +5463,7 @@
           <w:color w:val="173345"/>
           <w:sz w:val="21"/>
         </w:rPr>
-        <w:t>Q177.  Is the run deterministic?</w:t>
+        <w:t>Q182.  Is the run deterministic?</w:t>
       </w:r>
     </w:p>
     <w:p>
@@ -5341,7 +5490,7 @@
           <w:color w:val="173345"/>
           <w:sz w:val="21"/>
         </w:rPr>
-        <w:t>Q178.  How would a reviewer independently check your headline numbers?</w:t>
+        <w:t>Q183.  How would a reviewer independently check your headline numbers?</w:t>
       </w:r>
     </w:p>
     <w:p>
@@ -5368,7 +5517,7 @@
           <w:color w:val="173345"/>
           <w:sz w:val="21"/>
         </w:rPr>
-        <w:t>Q179.  What guards against the reporting drifting from the data again?</w:t>
+        <w:t>Q184.  What guards against the reporting drifting from the data again?</w:t>
       </w:r>
     </w:p>
     <w:p>
@@ -5395,7 +5544,7 @@
           <w:color w:val="173345"/>
           <w:sz w:val="21"/>
         </w:rPr>
-        <w:t>Q180.  Is 5,200 lines in one file defensible?</w:t>
+        <w:t>Q185.  Is 5,200 lines in one file defensible?</w:t>
       </w:r>
     </w:p>
     <w:p>
@@ -5422,7 +5571,7 @@
           <w:color w:val="173345"/>
           <w:sz w:val="21"/>
         </w:rPr>
-        <w:t>Q181.  What is the licence and authorship position?</w:t>
+        <w:t>Q186.  What is the licence and authorship position?</w:t>
       </w:r>
     </w:p>
     <w:p>
@@ -5467,7 +5616,7 @@
           <w:color w:val="173345"/>
           <w:sz w:val="21"/>
         </w:rPr>
-        <w:t>Q182.  What has already been done?</w:t>
+        <w:t>Q187.  What has already been done?</w:t>
       </w:r>
     </w:p>
     <w:p>
@@ -5494,7 +5643,7 @@
           <w:color w:val="173345"/>
           <w:sz w:val="21"/>
         </w:rPr>
-        <w:t>Q183.  What remains, in priority order?</w:t>
+        <w:t>Q188.  What remains, in priority order?</w:t>
       </w:r>
     </w:p>
     <w:p>
@@ -5521,7 +5670,7 @@
           <w:color w:val="173345"/>
           <w:sz w:val="21"/>
         </w:rPr>
-        <w:t>Q184.  Which single change would most improve the credibility of the numbers?</w:t>
+        <w:t>Q189.  Which single change would most improve the credibility of the numbers?</w:t>
       </w:r>
     </w:p>
     <w:p>
@@ -5534,7 +5683,7 @@
           <w:color w:val="24292E"/>
           <w:sz w:val="21"/>
         </w:rPr>
-        <w:t>Calibrating against the measured Gold Coast Tugun transect (Baum et al. 2019). It is published, in-class, and measured, and it would convert the far field from 'shown conservative' into 'calibrated and shown conservative'.</w:t>
+        <w:t>A CTD/ADCP survey at the Kurnell outfall itself. The near field is now calibrated to measured in-class data (Gold Coast), which is the best available substitute, but it is another site: its crossflow, wave climate and diffuser geometry are not Kurnell's. Only a site survey can calibrate the FAR field, which remains uncalibrated and unidentifiable from mixing-zone data.</w:t>
       </w:r>
     </w:p>
     <w:p>
@@ -5548,7 +5697,7 @@
           <w:color w:val="173345"/>
           <w:sz w:val="21"/>
         </w:rPr>
-        <w:t>Q185.  What sensitivity case is conspicuously missing?</w:t>
+        <w:t>Q190.  What sensitivity case is conspicuously missing?</w:t>
       </w:r>
     </w:p>
     <w:p>
@@ -5575,7 +5724,7 @@
           <w:color w:val="173345"/>
           <w:sz w:val="21"/>
         </w:rPr>
-        <w:t>Q186.  What is the most promising direction for the solver itself?</w:t>
+        <w:t>Q191.  What is the most promising direction for the solver itself?</w:t>
       </w:r>
     </w:p>
     <w:p>
@@ -5602,7 +5751,7 @@
           <w:color w:val="173345"/>
           <w:sz w:val="21"/>
         </w:rPr>
-        <w:t>Q187.  Is there a publishable contribution here?</w:t>
+        <w:t>Q192.  Is there a publishable contribution here?</w:t>
       </w:r>
     </w:p>
     <w:p>
@@ -5629,7 +5778,7 @@
           <w:color w:val="173345"/>
           <w:sz w:val="21"/>
         </w:rPr>
-        <w:t>Q188.  How would you summarise the project's standing in one sentence?</w:t>
+        <w:t>Q193.  How would you summarise the project's standing in one sentence?</w:t>
       </w:r>
     </w:p>
     <w:p>
@@ -5684,7 +5833,7 @@
           <w:color w:val="173345"/>
           <w:sz w:val="21"/>
         </w:rPr>
-        <w:t>Q189.  What was the single most serious error?</w:t>
+        <w:t>Q194.  What was the single most serious error?</w:t>
       </w:r>
     </w:p>
     <w:p>
@@ -5711,7 +5860,7 @@
           <w:color w:val="173345"/>
           <w:sz w:val="21"/>
         </w:rPr>
-        <w:t>Q190.  How could that have been caught internally?</w:t>
+        <w:t>Q195.  How could that have been caught internally?</w:t>
       </w:r>
     </w:p>
     <w:p>
@@ -5738,7 +5887,7 @@
           <w:color w:val="173345"/>
           <w:sz w:val="21"/>
         </w:rPr>
-        <w:t>Q191.  Was that the same defect as the source blob?</w:t>
+        <w:t>Q196.  Was that the same defect as the source blob?</w:t>
       </w:r>
     </w:p>
     <w:p>
@@ -5765,7 +5914,7 @@
           <w:color w:val="173345"/>
           <w:sz w:val="21"/>
         </w:rPr>
-        <w:t>Q192.  Did the slides misrepresent the calibration data?</w:t>
+        <w:t>Q197.  Did the slides misrepresent the calibration data?</w:t>
       </w:r>
     </w:p>
     <w:p>
@@ -5792,7 +5941,7 @@
           <w:color w:val="173345"/>
           <w:sz w:val="21"/>
         </w:rPr>
-        <w:t>Q193.  Was the state vector described consistently?</w:t>
+        <w:t>Q198.  Was the state vector described consistently?</w:t>
       </w:r>
     </w:p>
     <w:p>
@@ -5819,7 +5968,7 @@
           <w:color w:val="173345"/>
           <w:sz w:val="21"/>
         </w:rPr>
-        <w:t>Q194.  Which document was most honest before reconciliation?</w:t>
+        <w:t>Q199.  Which document was most honest before reconciliation?</w:t>
       </w:r>
     </w:p>
     <w:p>
@@ -5846,7 +5995,7 @@
           <w:color w:val="173345"/>
           <w:sz w:val="21"/>
         </w:rPr>
-        <w:t>Q195.  Which was least reliable?</w:t>
+        <w:t>Q200.  Which was least reliable?</w:t>
       </w:r>
     </w:p>
     <w:p>
@@ -5873,7 +6022,7 @@
           <w:color w:val="173345"/>
           <w:sz w:val="21"/>
         </w:rPr>
-        <w:t>Q196.  Were the headline numbers inconsistent across documents?</w:t>
+        <w:t>Q201.  Were the headline numbers inconsistent across documents?</w:t>
       </w:r>
     </w:p>
     <w:p>
@@ -5900,7 +6049,7 @@
           <w:color w:val="173345"/>
           <w:sz w:val="21"/>
         </w:rPr>
-        <w:t>Q197.  What changed in each document?</w:t>
+        <w:t>Q202.  What changed in each document?</w:t>
       </w:r>
     </w:p>
     <w:p>
@@ -5927,7 +6076,7 @@
           <w:color w:val="173345"/>
           <w:sz w:val="21"/>
         </w:rPr>
-        <w:t>Q198.  Were any solver outputs altered to make the documents agree?</w:t>
+        <w:t>Q203.  Were any solver outputs altered to make the documents agree?</w:t>
       </w:r>
     </w:p>
     <w:p>
@@ -5954,7 +6103,7 @@
           <w:color w:val="173345"/>
           <w:sz w:val="21"/>
         </w:rPr>
-        <w:t>Q199.  Does the compliance conclusion survive?</w:t>
+        <w:t>Q204.  Does the compliance conclusion survive?</w:t>
       </w:r>
     </w:p>
     <w:p>
@@ -5967,7 +6116,7 @@
           <w:color w:val="24292E"/>
           <w:sz w:val="21"/>
         </w:rPr>
-        <w:t>Yes, and more comfortably than before. The maximum excess is 0.86 g/kg, inside NSW's ~1 ppt, Perth's 1.2 ppt at 50 m, Gold Coast's ~2 PSU at 60 m and California's binding 2.0 ppt at 100 m. The corrected run predicts a smaller footprint than the original, so the original was conservative.</w:t>
+        <w:t>Yes, and more comfortably than before. The maximum excess is 0.99 g/kg, inside NSW's ~1 ppt, Perth's 1.2 ppt at 50 m, Gold Coast's ~2 PSU at 60 m and California's binding 2.0 ppt at 100 m. The corrected run predicts a smaller footprint than the original, so the original was conservative.</w:t>
       </w:r>
     </w:p>
     <w:p>
@@ -6101,7 +6250,7 @@
                 <w:color w:val="24292E"/>
                 <w:sz w:val="16"/>
               </w:rPr>
-              <w:t>FIXED in solver.py (anisotropic floor); case re-run. Footprint 5,127 -&gt; 2,510 m2, volume 55,085 -&gt; 13,376 m3, impacted-column height 22.8 -&gt; 8.4 m</w:t>
+              <w:t>FIXED in solver.py (anisotropic floor); case re-run. Footprint 5,127 -&gt; 2,859 m2, volume 55,085 -&gt; 15,664 m3, impacted-column height 22.8 -&gt; 8.4 m</w:t>
             </w:r>
           </w:p>
         </w:tc>
@@ -6477,7 +6626,7 @@
                 <w:color w:val="24292E"/>
                 <w:sz w:val="16"/>
               </w:rPr>
-              <w:t>REDUCED by the blob fix (32:1 -&gt; 36.4:1 against a near-field 37.9:1); residual documented</w:t>
+              <w:t>REDUCED by the blob fix (32:1 -&gt; 31.9:1 against a near-field 33.0:1); residual documented</w:t>
             </w:r>
           </w:p>
         </w:tc>
@@ -6494,7 +6643,7 @@
                 <w:color w:val="24292E"/>
                 <w:sz w:val="16"/>
               </w:rPr>
-              <w:t>Calibration target constructed to be 'reproducible by the model at no tuning'</w:t>
+              <w:t>Calibration target constructed to be 'reproducible by the model at no tuning'; the farfield_disp_cal = 1.00 it returned was not a fit but the routine's fallback after failing to find leverage</w:t>
             </w:r>
           </w:p>
         </w:tc>
@@ -6509,7 +6658,7 @@
                 <w:color w:val="24292E"/>
                 <w:sz w:val="16"/>
               </w:rPr>
-              <w:t>make_site_data.py:150</w:t>
+              <w:t>make_site_data.py:150 (former); nereid_output/calibration.json</w:t>
             </w:r>
           </w:p>
         </w:tc>
@@ -6524,7 +6673,101 @@
                 <w:color w:val="24292E"/>
                 <w:sz w:val="16"/>
               </w:rPr>
-              <w:t>OPEN. The word 'calibrated' removed everywhere. Needs measured data - a site survey, or the Gold Coast Tugun transect</w:t>
+              <w:t>FIXED. The synthetic transect and its generator are DELETED. The near-field return-dilution coefficient is now CALIBRATED to MEASURED in-class field data (nf_dilution_cal = 0.871, from the Gold Coast diffuser, Baum 2019) via the new --calibrate-nf gate</w:t>
+            </w:r>
+          </w:p>
+        </w:tc>
+      </w:tr>
+      <w:tr>
+        <w:tc>
+          <w:tcPr>
+            <w:tcW w:type="dxa" w:w="3216"/>
+          </w:tcPr>
+          <w:p>
+            <w:r/>
+            <w:r>
+              <w:rPr>
+                <w:color w:val="24292E"/>
+                <w:sz w:val="16"/>
+              </w:rPr>
+              <w:t>Claim that the model is conservative by ~16-25% (under-predicts dilution, over-states impact)</w:t>
+            </w:r>
+          </w:p>
+        </w:tc>
+        <w:tc>
+          <w:tcPr>
+            <w:tcW w:type="dxa" w:w="3216"/>
+          </w:tcPr>
+          <w:p>
+            <w:r/>
+            <w:r>
+              <w:rPr>
+                <w:color w:val="24292E"/>
+                <w:sz w:val="16"/>
+              </w:rPr>
+              <w:t>Perth 45:1 @ 50 m is a DESIGN/COMPLIANCE target, not a measurement; against the four MEASURED Gold Coast cases the model's dilution error spans 0.35x-3.4x, optimistic in two of them</w:t>
+            </w:r>
+          </w:p>
+        </w:tc>
+        <w:tc>
+          <w:tcPr>
+            <w:tcW w:type="dxa" w:w="3216"/>
+          </w:tcPr>
+          <w:p>
+            <w:r/>
+            <w:r>
+              <w:rPr>
+                <w:color w:val="24292E"/>
+                <w:sz w:val="16"/>
+              </w:rPr>
+              <w:t>WITHDRAWN from all six documents. The model is not demonstrably conservative</w:t>
+            </w:r>
+          </w:p>
+        </w:tc>
+      </w:tr>
+      <w:tr>
+        <w:tc>
+          <w:tcPr>
+            <w:tcW w:type="dxa" w:w="3216"/>
+          </w:tcPr>
+          <w:p>
+            <w:r/>
+            <w:r>
+              <w:rPr>
+                <w:color w:val="24292E"/>
+                <w:sz w:val="16"/>
+              </w:rPr>
+              <w:t>Far-field dispersivity (farfield_disp_cal) is not identifiable from mixing-zone data</w:t>
+            </w:r>
+          </w:p>
+        </w:tc>
+        <w:tc>
+          <w:tcPr>
+            <w:tcW w:type="dxa" w:w="3216"/>
+          </w:tcPr>
+          <w:p>
+            <w:r/>
+            <w:r>
+              <w:rPr>
+                <w:color w:val="24292E"/>
+                <w:sz w:val="16"/>
+              </w:rPr>
+              <w:t>4x sweep moves the modelled 60 m dilution &lt;3.5% (near-field-dominated station, x_n = 9 Fr d)</w:t>
+            </w:r>
+          </w:p>
+        </w:tc>
+        <w:tc>
+          <w:tcPr>
+            <w:tcW w:type="dxa" w:w="3216"/>
+          </w:tcPr>
+          <w:p>
+            <w:r/>
+            <w:r>
+              <w:rPr>
+                <w:color w:val="24292E"/>
+                <w:sz w:val="16"/>
+              </w:rPr>
+              <w:t>OPEN by necessity. Left at its physical default of 1.0 - a default, not a fit. Needs measurements far enough out for far-field spreading to dominate, i.e. a site CTD/ADCP survey</w:t>
             </w:r>
           </w:p>
         </w:tc>
@@ -6643,7 +6886,7 @@
           <w:color w:val="5A626A"/>
           <w:sz w:val="18"/>
         </w:rPr>
-        <w:t>Question bank contains 199 questions. Generated from case_study/outputs/metrics_summary.json.</w:t>
+        <w:t>Question bank contains 204 questions. Generated from case_study/outputs/metrics_summary.json.</w:t>
       </w:r>
     </w:p>
     <w:sectPr>

--- a/case_study/questions.answers.docx
+++ b/case_study/questions.answers.docx
@@ -3722,7 +3722,7 @@
           <w:color w:val="173345"/>
           <w:sz w:val="21"/>
         </w:rPr>
-        <w:t>Q124.  Why is 0.51 versus 0.50 acceptable?</w:t>
+        <w:t>Q124.  Has the 0.50 target itself been verified against the source?</w:t>
       </w:r>
     </w:p>
     <w:p>
@@ -3735,7 +3735,7 @@
           <w:color w:val="24292E"/>
           <w:sz w:val="21"/>
         </w:rPr>
-        <w:t>A ~2% deviation (marginally above the inviscid value) is well within the expected range for a finite grid with the length-scale-limited closure. The benchmark is genuinely independent of the brine physics, so it is the strongest single piece of validation evidence in the project.</w:t>
+        <w:t>Yes, and the normalisation checked — which is where this benchmark usually goes wrong. Benjamin's front condition is U/sqrt(g'H) = sqrt[h(1-h)(2-h)/(1+h)], with h the current depth as a fraction of the channel depth H. At the energy-conserving depth h = H/2 this evaluates to exactly 0.5000. Crucially it is normalised on the FULL depth H, which is the same convention the solver uses (Fr_f = U_f/sqrt(g'H)), so the comparison is like-for-like. The other numbers in this literature — sqrt(2), and the deep-ambient value of 1 that Shin et al. (2004) derive in place of it — belong to different normalisations and regimes and must not be compared against ours.</w:t>
       </w:r>
     </w:p>
     <w:p>
@@ -3749,7 +3749,7 @@
           <w:color w:val="173345"/>
           <w:sz w:val="21"/>
         </w:rPr>
-        <w:t>Q125.  What is the far-field validation result?</w:t>
+        <w:t>Q125.  Why is 0.51 versus 0.50 acceptable — and is the direction right?</w:t>
       </w:r>
     </w:p>
     <w:p>
@@ -3762,7 +3762,7 @@
           <w:color w:val="24292E"/>
           <w:sz w:val="21"/>
         </w:rPr>
-        <w:t>It is a benchmark, not a pass. Against the four MEASURED Gold Coast cases the modelled dilution at the 60 m mixing-zone boundary divided by the measured value is 0.35, 1.20, 3.38 and 0.53. The model lands inside the measured spread but errs by up to a factor of 3.4, in both directions. It is therefore NOT demonstrably conservative. The far-field dispersivity itself is uncalibrated and unidentifiable from this data (see section K).</w:t>
+        <w:t>The 2% magnitude is well within what a finite grid with a length-scale-limited closure should give, and the benchmark is genuinely independent of the brine physics, so it remains the strongest single piece of validation evidence in the project. But the DIRECTION deserves recording: Shin et al. (2004) find that dissipation reduces the real front speed by a few percent BELOW the energy-conserving 0.50, so a physical current should sit UNDER it. NEREID-B sits 2% OVER it. The model is therefore slightly fast, not slightly damped, and the solver's own note that 'turbulent damping lowers it' is not what its own number does. The discrepancy is small and does not change any conclusion, but it is the opposite sign to the expected dissipative bias and is reported rather than smoothed over.</w:t>
       </w:r>
     </w:p>
     <w:p>
@@ -3776,7 +3776,7 @@
           <w:color w:val="173345"/>
           <w:sz w:val="21"/>
         </w:rPr>
-        <w:t>Q126.  Didn't an earlier version claim the model was conservative by 16–25%?</w:t>
+        <w:t>Q126.  What is the far-field validation result?</w:t>
       </w:r>
     </w:p>
     <w:p>
@@ -3789,7 +3789,7 @@
           <w:color w:val="24292E"/>
           <w:sz w:val="21"/>
         </w:rPr>
-        <w:t>It did, and that claim is WITHDRAWN. It came from comparing against Perth's 45:1 at 50 m — which is a DESIGN/COMPLIANCE target produced by another model, not a measurement. Against real measurements the model over-predicts dilution (and so under-states residual salinity) in half the cases. Validating against a modelled target rather than a measurement had flipped the sign of the safety argument, and only the flattering half was being reported.</w:t>
+        <w:t>It is a benchmark, not a pass. Against the four MEASURED Gold Coast cases the modelled dilution at the 60 m mixing-zone boundary divided by the measured value is 0.35, 1.20, 3.38 and 0.53. The model lands inside the measured spread but errs by up to a factor of 3.4, in both directions. It is therefore NOT demonstrably conservative. The far-field dispersivity itself is uncalibrated and unidentifiable from this data (see section K).</w:t>
       </w:r>
     </w:p>
     <w:p>
@@ -3803,7 +3803,7 @@
           <w:color w:val="173345"/>
           <w:sz w:val="21"/>
         </w:rPr>
-        <w:t>Q127.  Is 'conservative' the same as 'correct'?</w:t>
+        <w:t>Q127.  Didn't an earlier version claim the model was conservative by 16–25%?</w:t>
       </w:r>
     </w:p>
     <w:p>
@@ -3816,7 +3816,7 @@
           <w:color w:val="24292E"/>
           <w:sz w:val="21"/>
         </w:rPr>
-        <w:t>No — and the model can no longer claim even 'conservative'. Erring toward over-stating impact is tolerable for screening; erring toward UNDER-stating it, as the model does in two of the four measured cases, is the failure mode that matters. This is why the near-field coefficient was calibrated to the measured data (section K), which lowered dilution and raised the predicted footprint.</w:t>
+        <w:t>It did, and that claim is WITHDRAWN. It came from comparing against Perth's 45:1 at 50 m — which is a DESIGN/COMPLIANCE target produced by another model, not a measurement. Against real measurements the model over-predicts dilution (and so under-states residual salinity) in half the cases. Validating against a modelled target rather than a measurement had flipped the sign of the safety argument, and only the flattering half was being reported.</w:t>
       </w:r>
     </w:p>
     <w:p>
@@ -3830,7 +3830,7 @@
           <w:color w:val="173345"/>
           <w:sz w:val="21"/>
         </w:rPr>
-        <w:t>Q128.  What independent check exists on the predicted impact extent?</w:t>
+        <w:t>Q128.  Is 'conservative' the same as 'correct'?</w:t>
       </w:r>
     </w:p>
     <w:p>
@@ -3843,7 +3843,7 @@
           <w:color w:val="24292E"/>
           <w:sz w:val="21"/>
         </w:rPr>
-        <w:t>Clark et al. (2018) measured detectable ecological effects to about 100 m at the actual Kurnell outfall. The model's ΔS &gt; 0.5 g/kg reach is bounded at about 47 m (oscillating ~40–54 m), which sits comfortably inside the ~100 m ecological scale — the physical salinity extent extinguishing before the ecological signal is the ordering one expects if the model is right.</w:t>
+        <w:t>No — and the model can no longer claim even 'conservative'. Erring toward over-stating impact is tolerable for screening; erring toward UNDER-stating it, as the model does in two of the four measured cases, is the failure mode that matters. This is why the near-field coefficient was calibrated to the measured data (section K), which lowered dilution and raised the predicted footprint.</w:t>
       </w:r>
     </w:p>
     <w:p>
@@ -3857,7 +3857,7 @@
           <w:color w:val="173345"/>
           <w:sz w:val="21"/>
         </w:rPr>
-        <w:t>Q129.  Is that a validation or a coincidence?</w:t>
+        <w:t>Q129.  What independent check exists on the predicted impact extent?</w:t>
       </w:r>
     </w:p>
     <w:p>
@@ -3870,7 +3870,7 @@
           <w:color w:val="24292E"/>
           <w:sz w:val="21"/>
         </w:rPr>
-        <w:t>It is an order-of-magnitude consistency check, not a validation. Clark's ~100 m is an ecological effect distance driven partly by diffuser-induced near-bed flow, not a salinity isopleth. The two quantities are related but not the same, and should not be equated.</w:t>
+        <w:t>Clark et al. (2018) measured detectable ecological effects to about 100 m at the actual Kurnell outfall. The model's ΔS &gt; 0.5 g/kg reach is bounded at about 47 m (oscillating ~40–54 m), which sits comfortably inside the ~100 m ecological scale — the physical salinity extent extinguishing before the ecological signal is the ordering one expects if the model is right.</w:t>
       </w:r>
     </w:p>
     <w:p>
@@ -3884,7 +3884,34 @@
           <w:color w:val="173345"/>
           <w:sz w:val="21"/>
         </w:rPr>
-        <w:t>Q130.  Tell me about the honest note in the solver header regarding an earlier '2.3%' claim.</w:t>
+        <w:t>Q130.  Is that a validation or a coincidence?</w:t>
+      </w:r>
+    </w:p>
+    <w:p>
+      <w:pPr>
+        <w:spacing w:after="60"/>
+        <w:ind w:left="317"/>
+      </w:pPr>
+      <w:r>
+        <w:rPr>
+          <w:color w:val="24292E"/>
+          <w:sz w:val="21"/>
+        </w:rPr>
+        <w:t>It is an order-of-magnitude consistency check, not a validation. Clark's ~100 m is an ecological effect distance driven partly by diffuser-induced near-bed flow, not a salinity isopleth. The two quantities are related but not the same, and should not be equated.</w:t>
+      </w:r>
+    </w:p>
+    <w:p>
+      <w:pPr>
+        <w:keepNext/>
+        <w:spacing w:before="140" w:after="20"/>
+      </w:pPr>
+      <w:r>
+        <w:rPr>
+          <w:b/>
+          <w:color w:val="173345"/>
+          <w:sz w:val="21"/>
+        </w:rPr>
+        <w:t>Q131.  Tell me about the honest note in the solver header regarding an earlier '2.3%' claim.</w:t>
       </w:r>
     </w:p>
     <w:p>
@@ -3929,7 +3956,7 @@
           <w:color w:val="173345"/>
           <w:sz w:val="21"/>
         </w:rPr>
-        <w:t>Q131.  State the headline results.</w:t>
+        <w:t>Q132.  State the headline results.</w:t>
       </w:r>
     </w:p>
     <w:p>
@@ -3956,7 +3983,7 @@
           <w:color w:val="173345"/>
           <w:sz w:val="21"/>
         </w:rPr>
-        <w:t>Q132.  Is the plume bottom-trapped?</w:t>
+        <w:t>Q133.  Is the plume bottom-trapped?</w:t>
       </w:r>
     </w:p>
     <w:p>
@@ -3983,7 +4010,7 @@
           <w:color w:val="173345"/>
           <w:sz w:val="21"/>
         </w:rPr>
-        <w:t>Q133.  What independent cross-check confirms the vertical structure?</w:t>
+        <w:t>Q134.  What independent cross-check confirms the vertical structure?</w:t>
       </w:r>
     </w:p>
     <w:p>
@@ -4010,7 +4037,7 @@
           <w:color w:val="173345"/>
           <w:sz w:val="21"/>
         </w:rPr>
-        <w:t>Q134.  Why is the reported peak salinity exactly 36.5517 g/kg?</w:t>
+        <w:t>Q135.  Why is the reported peak salinity exactly 36.5517 g/kg?</w:t>
       </w:r>
     </w:p>
     <w:p>
@@ -4037,7 +4064,7 @@
           <w:color w:val="173345"/>
           <w:sz w:val="21"/>
         </w:rPr>
-        <w:t>Q135.  Why is the minimum dilution (31.9:1) still below the near-field return dilution (33.0:1)?</w:t>
+        <w:t>Q136.  Why is the minimum dilution (31.9:1) still below the near-field return dilution (33.0:1)?</w:t>
       </w:r>
     </w:p>
     <w:p>
@@ -4064,7 +4091,7 @@
           <w:color w:val="173345"/>
           <w:sz w:val="21"/>
         </w:rPr>
-        <w:t>Q136.  Why does the seabed footprint fall to zero for thresholds above 0.8 g/kg?</w:t>
+        <w:t>Q137.  Why does the seabed footprint fall to zero for thresholds above 0.8 g/kg?</w:t>
       </w:r>
     </w:p>
     <w:p>
@@ -4091,7 +4118,7 @@
           <w:color w:val="173345"/>
           <w:sz w:val="21"/>
         </w:rPr>
-        <w:t>Q137.  Why do the headline footprint and the isopleth table differ slightly?</w:t>
+        <w:t>Q138.  Why do the headline footprint and the isopleth table differ slightly?</w:t>
       </w:r>
     </w:p>
     <w:p>
@@ -4118,7 +4145,7 @@
           <w:color w:val="173345"/>
           <w:sz w:val="21"/>
         </w:rPr>
-        <w:t>Q138.  How is the seabed footprint defined?</w:t>
+        <w:t>Q139.  How is the seabed footprint defined?</w:t>
       </w:r>
     </w:p>
     <w:p>
@@ -4145,7 +4172,7 @@
           <w:color w:val="173345"/>
           <w:sz w:val="21"/>
         </w:rPr>
-        <w:t>Q139.  What is the affected volume, and is it meaningful?</w:t>
+        <w:t>Q140.  What is the affected volume, and is it meaningful?</w:t>
       </w:r>
     </w:p>
     <w:p>
@@ -4172,7 +4199,7 @@
           <w:color w:val="173345"/>
           <w:sz w:val="21"/>
         </w:rPr>
-        <w:t>Q140.  What drives the far-field spreading, and what bounds it?</w:t>
+        <w:t>Q141.  What drives the far-field spreading, and what bounds it?</w:t>
       </w:r>
     </w:p>
     <w:p>
@@ -4199,7 +4226,7 @@
           <w:color w:val="173345"/>
           <w:sz w:val="21"/>
         </w:rPr>
-        <w:t>Q141.  What is the horizontal reach, really?</w:t>
+        <w:t>Q142.  What is the horizontal reach, really?</w:t>
       </w:r>
     </w:p>
     <w:p>
@@ -4226,7 +4253,7 @@
           <w:color w:val="173345"/>
           <w:sz w:val="21"/>
         </w:rPr>
-        <w:t>Q142.  Why is the ensemble-mean reach smaller than either member's reach?</w:t>
+        <w:t>Q143.  Why is the ensemble-mean reach smaller than either member's reach?</w:t>
       </w:r>
     </w:p>
     <w:p>
@@ -4253,7 +4280,7 @@
           <w:color w:val="173345"/>
           <w:sz w:val="21"/>
         </w:rPr>
-        <w:t>Q143.  What are the run-health diagnostics and what do they prove?</w:t>
+        <w:t>Q144.  What are the run-health diagnostics and what do they prove?</w:t>
       </w:r>
     </w:p>
     <w:p>
@@ -4298,7 +4325,7 @@
           <w:color w:val="173345"/>
           <w:sz w:val="21"/>
         </w:rPr>
-        <w:t>Q144.  What assessment threshold was adopted and why?</w:t>
+        <w:t>Q145.  What assessment threshold was adopted and why?</w:t>
       </w:r>
     </w:p>
     <w:p>
@@ -4325,7 +4352,7 @@
           <w:color w:val="173345"/>
           <w:sz w:val="21"/>
         </w:rPr>
-        <w:t>Q145.  What are the relevant regulatory limits?</w:t>
+        <w:t>Q146.  What are the relevant regulatory limits?</w:t>
       </w:r>
     </w:p>
     <w:p>
@@ -4352,7 +4379,7 @@
           <w:color w:val="173345"/>
           <w:sz w:val="21"/>
         </w:rPr>
-        <w:t>Q146.  Does the predicted plume comply?</w:t>
+        <w:t>Q147.  Does the predicted plume comply?</w:t>
       </w:r>
     </w:p>
     <w:p>
@@ -4379,7 +4406,7 @@
           <w:color w:val="173345"/>
           <w:sz w:val="21"/>
         </w:rPr>
-        <w:t>Q147.  How sensitive is compliance to the reach oscillation?</w:t>
+        <w:t>Q148.  How sensitive is compliance to the reach oscillation?</w:t>
       </w:r>
     </w:p>
     <w:p>
@@ -4406,7 +4433,7 @@
           <w:color w:val="173345"/>
           <w:sz w:val="21"/>
         </w:rPr>
-        <w:t>Q148.  Why does a 0.5 g/kg contour matter ecologically if the limits are 1–2 ppt?</w:t>
+        <w:t>Q149.  Why does a 0.5 g/kg contour matter ecologically if the limits are 1–2 ppt?</w:t>
       </w:r>
     </w:p>
     <w:p>
@@ -4433,7 +4460,7 @@
           <w:color w:val="173345"/>
           <w:sz w:val="21"/>
         </w:rPr>
-        <w:t>Q149.  What is a mixing zone, formally?</w:t>
+        <w:t>Q150.  What is a mixing zone, formally?</w:t>
       </w:r>
     </w:p>
     <w:p>
@@ -4460,7 +4487,7 @@
           <w:color w:val="173345"/>
           <w:sz w:val="21"/>
         </w:rPr>
-        <w:t>Q150.  Clark et al. found effects to 100 m. Does that invalidate the bounded reach?</w:t>
+        <w:t>Q151.  Clark et al. found effects to 100 m. Does that invalidate the bounded reach?</w:t>
       </w:r>
     </w:p>
     <w:p>
@@ -4487,7 +4514,7 @@
           <w:color w:val="173345"/>
           <w:sz w:val="21"/>
         </w:rPr>
-        <w:t>Q151.  What would you tell a regulator this model can and cannot support?</w:t>
+        <w:t>Q152.  What would you tell a regulator this model can and cannot support?</w:t>
       </w:r>
     </w:p>
     <w:p>
@@ -4555,7 +4582,7 @@
           <w:color w:val="173345"/>
           <w:sz w:val="21"/>
         </w:rPr>
-        <w:t>Q152.  Describe the source condition. What is actually injected?</w:t>
+        <w:t>Q153.  Describe the source condition. What is actually injected?</w:t>
       </w:r>
     </w:p>
     <w:p>
@@ -4582,7 +4609,7 @@
           <w:color w:val="173345"/>
           <w:sz w:val="21"/>
         </w:rPr>
-        <w:t>Q153.  There was a bug here. What was it?</w:t>
+        <w:t>Q154.  There was a bug here. What was it?</w:t>
       </w:r>
     </w:p>
     <w:p>
@@ -4623,7 +4650,7 @@
           <w:color w:val="173345"/>
           <w:sz w:val="21"/>
         </w:rPr>
-        <w:t>Q154.  How would a reviewer have caught it without reading the code?</w:t>
+        <w:t>Q155.  How would a reviewer have caught it without reading the code?</w:t>
       </w:r>
     </w:p>
     <w:p>
@@ -4650,7 +4677,7 @@
           <w:color w:val="173345"/>
           <w:sz w:val="21"/>
         </w:rPr>
-        <w:t>Q155.  What did the fix change, quantitatively?</w:t>
+        <w:t>Q156.  What did the fix change, quantitatively?</w:t>
       </w:r>
     </w:p>
     <w:p>
@@ -4677,7 +4704,7 @@
           <w:color w:val="173345"/>
           <w:sz w:val="21"/>
         </w:rPr>
-        <w:t>Q156.  Did the fix make peak salinity a prediction?</w:t>
+        <w:t>Q157.  Did the fix make peak salinity a prediction?</w:t>
       </w:r>
     </w:p>
     <w:p>
@@ -4704,7 +4731,7 @@
           <w:color w:val="173345"/>
           <w:sz w:val="21"/>
         </w:rPr>
-        <w:t>Q157.  And the minimum dilution?</w:t>
+        <w:t>Q158.  And the minimum dilution?</w:t>
       </w:r>
     </w:p>
     <w:p>
@@ -4744,7 +4771,7 @@
           <w:color w:val="173345"/>
           <w:sz w:val="21"/>
         </w:rPr>
-        <w:t>Q158.  Was steady state reached?</w:t>
+        <w:t>Q159.  Was steady state reached?</w:t>
       </w:r>
     </w:p>
     <w:p>
@@ -4771,7 +4798,7 @@
           <w:color w:val="173345"/>
           <w:sz w:val="21"/>
         </w:rPr>
-        <w:t>Q159.  The earlier build reported steady_state_reached = True while the reach grew from 26 m to 96 m. How?</w:t>
+        <w:t>Q160.  The earlier build reported steady_state_reached = True while the reach grew from 26 m to 96 m. How?</w:t>
       </w:r>
     </w:p>
     <w:p>
@@ -4812,7 +4839,7 @@
           <w:color w:val="173345"/>
           <w:sz w:val="21"/>
         </w:rPr>
-        <w:t>Q160.  How long is the run, and is that enough?</w:t>
+        <w:t>Q161.  How long is the run, and is that enough?</w:t>
       </w:r>
     </w:p>
     <w:p>
@@ -4839,7 +4866,7 @@
           <w:color w:val="173345"/>
           <w:sz w:val="21"/>
         </w:rPr>
-        <w:t>Q161.  Why does the run now integrate to a longer time with bottom drag on?</w:t>
+        <w:t>Q162.  Why does the run now integrate to a longer time with bottom drag on?</w:t>
       </w:r>
     </w:p>
     <w:p>
@@ -4866,7 +4893,7 @@
           <w:color w:val="173345"/>
           <w:sz w:val="21"/>
         </w:rPr>
-        <w:t>Q162.  Does the horizontal reach r_max converge?</w:t>
+        <w:t>Q163.  Does the horizontal reach r_max converge?</w:t>
       </w:r>
     </w:p>
     <w:p>
@@ -4893,7 +4920,7 @@
           <w:color w:val="173345"/>
           <w:sz w:val="21"/>
         </w:rPr>
-        <w:t>Q163.  How is 'converged' actually tested?</w:t>
+        <w:t>Q164.  How is 'converged' actually tested?</w:t>
       </w:r>
     </w:p>
     <w:p>
@@ -4920,7 +4947,7 @@
           <w:color w:val="173345"/>
           <w:sz w:val="21"/>
         </w:rPr>
-        <w:t>Q164.  What was the actual fix for the far-field railing?</w:t>
+        <w:t>Q165.  What was the actual fix for the far-field railing?</w:t>
       </w:r>
     </w:p>
     <w:p>
@@ -4960,7 +4987,7 @@
           <w:color w:val="173345"/>
           <w:sz w:val="21"/>
         </w:rPr>
-        <w:t>Q165.  Is the calibration circular?</w:t>
+        <w:t>Q166.  Is the calibration circular?</w:t>
       </w:r>
     </w:p>
     <w:p>
@@ -4987,7 +5014,7 @@
           <w:color w:val="173345"/>
           <w:sz w:val="21"/>
         </w:rPr>
-        <w:t>Q166.  How should it be described instead?</w:t>
+        <w:t>Q167.  How should it be described instead?</w:t>
       </w:r>
     </w:p>
     <w:p>
@@ -5014,7 +5041,7 @@
           <w:color w:val="173345"/>
           <w:sz w:val="21"/>
         </w:rPr>
-        <w:t>Q167.  Does --validate really validate the near field?</w:t>
+        <w:t>Q168.  Does --validate really validate the near field?</w:t>
       </w:r>
     </w:p>
     <w:p>
@@ -5041,7 +5068,7 @@
           <w:color w:val="173345"/>
           <w:sz w:val="21"/>
         </w:rPr>
-        <w:t>Q168.  So what is the genuinely independent evidence?</w:t>
+        <w:t>Q169.  So what is the genuinely independent evidence?</w:t>
       </w:r>
     </w:p>
     <w:p>
@@ -5068,7 +5095,7 @@
           <w:color w:val="173345"/>
           <w:sz w:val="21"/>
         </w:rPr>
-        <w:t>Q169.  The plume-rise cross-check now agrees. Is that independent evidence too?</w:t>
+        <w:t>Q170.  The plume-rise cross-check now agrees. Is that independent evidence too?</w:t>
       </w:r>
     </w:p>
     <w:p>
@@ -5108,7 +5135,7 @@
           <w:color w:val="173345"/>
           <w:sz w:val="21"/>
         </w:rPr>
-        <w:t>Q170.  Is bottom friction active in the physics set?</w:t>
+        <w:t>Q171.  Is bottom friction active in the physics set?</w:t>
       </w:r>
     </w:p>
     <w:p>
@@ -5135,7 +5162,7 @@
           <w:color w:val="173345"/>
           <w:sz w:val="21"/>
         </w:rPr>
-        <w:t>Q171.  What physics is still switched off?</w:t>
+        <w:t>Q172.  What physics is still switched off?</w:t>
       </w:r>
     </w:p>
     <w:p>
@@ -5162,7 +5189,7 @@
           <w:color w:val="173345"/>
           <w:sz w:val="21"/>
         </w:rPr>
-        <w:t>Q172.  Are those omissions material?</w:t>
+        <w:t>Q173.  Are those omissions material?</w:t>
       </w:r>
     </w:p>
     <w:p>
@@ -5189,7 +5216,7 @@
           <w:color w:val="173345"/>
           <w:sz w:val="21"/>
         </w:rPr>
-        <w:t>Q173.  Do tide, wind and Coriolis do anything in this run?</w:t>
+        <w:t>Q174.  Do tide, wind and Coriolis do anything in this run?</w:t>
       </w:r>
     </w:p>
     <w:p>
@@ -5229,7 +5256,7 @@
           <w:color w:val="173345"/>
           <w:sz w:val="21"/>
         </w:rPr>
-        <w:t>Q174.  Can a standard deviation be reported from 2 members?</w:t>
+        <w:t>Q175.  Can a standard deviation be reported from 2 members?</w:t>
       </w:r>
     </w:p>
     <w:p>
@@ -5256,7 +5283,7 @@
           <w:color w:val="173345"/>
           <w:sz w:val="21"/>
         </w:rPr>
-        <w:t>Q175.  There is a second problem with the ensemble. What?</w:t>
+        <w:t>Q176.  There is a second problem with the ensemble. What?</w:t>
       </w:r>
     </w:p>
     <w:p>
@@ -5283,7 +5310,7 @@
           <w:color w:val="173345"/>
           <w:sz w:val="21"/>
         </w:rPr>
-        <w:t>Q176.  Is there a grid-convergence study?</w:t>
+        <w:t>Q177.  Is there a grid-convergence study?</w:t>
       </w:r>
     </w:p>
     <w:p>
@@ -5310,7 +5337,7 @@
           <w:color w:val="173345"/>
           <w:sz w:val="21"/>
         </w:rPr>
-        <w:t>Q177.  Does the committed deck reproduce the reported run?</w:t>
+        <w:t>Q178.  Does the committed deck reproduce the reported run?</w:t>
       </w:r>
     </w:p>
     <w:p>
@@ -5337,7 +5364,7 @@
           <w:color w:val="173345"/>
           <w:sz w:val="21"/>
         </w:rPr>
-        <w:t>Q178.  What is the single most important thing still to fix?</w:t>
+        <w:t>Q179.  What is the single most important thing still to fix?</w:t>
       </w:r>
     </w:p>
     <w:p>
@@ -5364,7 +5391,7 @@
           <w:color w:val="173345"/>
           <w:sz w:val="21"/>
         </w:rPr>
-        <w:t>Q179.  Given all this, does the project's central conclusion survive?</w:t>
+        <w:t>Q180.  Given all this, does the project's central conclusion survive?</w:t>
       </w:r>
     </w:p>
     <w:p>
@@ -5409,7 +5436,7 @@
           <w:color w:val="173345"/>
           <w:sz w:val="21"/>
         </w:rPr>
-        <w:t>Q180.  How is the solver verified as software, as distinct from validated as physics?</w:t>
+        <w:t>Q181.  How is the solver verified as software, as distinct from validated as physics?</w:t>
       </w:r>
     </w:p>
     <w:p>
@@ -5436,7 +5463,7 @@
           <w:color w:val="173345"/>
           <w:sz w:val="21"/>
         </w:rPr>
-        <w:t>Q181.  What are the four gates and their status after the source-blob fix?</w:t>
+        <w:t>Q182.  What are the four gates and their status after the source-blob fix?</w:t>
       </w:r>
     </w:p>
     <w:p>
@@ -5463,7 +5490,7 @@
           <w:color w:val="173345"/>
           <w:sz w:val="21"/>
         </w:rPr>
-        <w:t>Q182.  Is the run deterministic?</w:t>
+        <w:t>Q183.  Is the run deterministic?</w:t>
       </w:r>
     </w:p>
     <w:p>
@@ -5490,7 +5517,7 @@
           <w:color w:val="173345"/>
           <w:sz w:val="21"/>
         </w:rPr>
-        <w:t>Q183.  How would a reviewer independently check your headline numbers?</w:t>
+        <w:t>Q184.  How would a reviewer independently check your headline numbers?</w:t>
       </w:r>
     </w:p>
     <w:p>
@@ -5517,7 +5544,7 @@
           <w:color w:val="173345"/>
           <w:sz w:val="21"/>
         </w:rPr>
-        <w:t>Q184.  What guards against the reporting drifting from the data again?</w:t>
+        <w:t>Q185.  What guards against the reporting drifting from the data again?</w:t>
       </w:r>
     </w:p>
     <w:p>
@@ -5544,7 +5571,7 @@
           <w:color w:val="173345"/>
           <w:sz w:val="21"/>
         </w:rPr>
-        <w:t>Q185.  Is 5,200 lines in one file defensible?</w:t>
+        <w:t>Q186.  Is 5,200 lines in one file defensible?</w:t>
       </w:r>
     </w:p>
     <w:p>
@@ -5571,7 +5598,7 @@
           <w:color w:val="173345"/>
           <w:sz w:val="21"/>
         </w:rPr>
-        <w:t>Q186.  What is the licence and authorship position?</w:t>
+        <w:t>Q187.  What is the licence and authorship position?</w:t>
       </w:r>
     </w:p>
     <w:p>
@@ -5616,7 +5643,7 @@
           <w:color w:val="173345"/>
           <w:sz w:val="21"/>
         </w:rPr>
-        <w:t>Q187.  What has already been done?</w:t>
+        <w:t>Q188.  What has already been done?</w:t>
       </w:r>
     </w:p>
     <w:p>
@@ -5643,7 +5670,7 @@
           <w:color w:val="173345"/>
           <w:sz w:val="21"/>
         </w:rPr>
-        <w:t>Q188.  What remains, in priority order?</w:t>
+        <w:t>Q189.  What remains, in priority order?</w:t>
       </w:r>
     </w:p>
     <w:p>
@@ -5670,7 +5697,7 @@
           <w:color w:val="173345"/>
           <w:sz w:val="21"/>
         </w:rPr>
-        <w:t>Q189.  Which single change would most improve the credibility of the numbers?</w:t>
+        <w:t>Q190.  Which single change would most improve the credibility of the numbers?</w:t>
       </w:r>
     </w:p>
     <w:p>
@@ -5697,7 +5724,7 @@
           <w:color w:val="173345"/>
           <w:sz w:val="21"/>
         </w:rPr>
-        <w:t>Q190.  What sensitivity case is conspicuously missing?</w:t>
+        <w:t>Q191.  What sensitivity case is conspicuously missing?</w:t>
       </w:r>
     </w:p>
     <w:p>
@@ -5724,7 +5751,7 @@
           <w:color w:val="173345"/>
           <w:sz w:val="21"/>
         </w:rPr>
-        <w:t>Q191.  What is the most promising direction for the solver itself?</w:t>
+        <w:t>Q192.  What is the most promising direction for the solver itself?</w:t>
       </w:r>
     </w:p>
     <w:p>
@@ -5751,7 +5778,7 @@
           <w:color w:val="173345"/>
           <w:sz w:val="21"/>
         </w:rPr>
-        <w:t>Q192.  Is there a publishable contribution here?</w:t>
+        <w:t>Q193.  Is there a publishable contribution here?</w:t>
       </w:r>
     </w:p>
     <w:p>
@@ -5778,7 +5805,7 @@
           <w:color w:val="173345"/>
           <w:sz w:val="21"/>
         </w:rPr>
-        <w:t>Q193.  How would you summarise the project's standing in one sentence?</w:t>
+        <w:t>Q194.  How would you summarise the project's standing in one sentence?</w:t>
       </w:r>
     </w:p>
     <w:p>
@@ -5833,7 +5860,7 @@
           <w:color w:val="173345"/>
           <w:sz w:val="21"/>
         </w:rPr>
-        <w:t>Q194.  What was the single most serious error?</w:t>
+        <w:t>Q195.  What was the single most serious error?</w:t>
       </w:r>
     </w:p>
     <w:p>
@@ -5860,7 +5887,7 @@
           <w:color w:val="173345"/>
           <w:sz w:val="21"/>
         </w:rPr>
-        <w:t>Q195.  How could that have been caught internally?</w:t>
+        <w:t>Q196.  How could that have been caught internally?</w:t>
       </w:r>
     </w:p>
     <w:p>
@@ -5887,7 +5914,7 @@
           <w:color w:val="173345"/>
           <w:sz w:val="21"/>
         </w:rPr>
-        <w:t>Q196.  Was that the same defect as the source blob?</w:t>
+        <w:t>Q197.  Was that the same defect as the source blob?</w:t>
       </w:r>
     </w:p>
     <w:p>
@@ -5914,7 +5941,7 @@
           <w:color w:val="173345"/>
           <w:sz w:val="21"/>
         </w:rPr>
-        <w:t>Q197.  Did the slides misrepresent the calibration data?</w:t>
+        <w:t>Q198.  Did the slides misrepresent the calibration data?</w:t>
       </w:r>
     </w:p>
     <w:p>
@@ -5941,7 +5968,7 @@
           <w:color w:val="173345"/>
           <w:sz w:val="21"/>
         </w:rPr>
-        <w:t>Q198.  Was the state vector described consistently?</w:t>
+        <w:t>Q199.  Was the state vector described consistently?</w:t>
       </w:r>
     </w:p>
     <w:p>
@@ -5968,7 +5995,7 @@
           <w:color w:val="173345"/>
           <w:sz w:val="21"/>
         </w:rPr>
-        <w:t>Q199.  Which document was most honest before reconciliation?</w:t>
+        <w:t>Q200.  Which document was most honest before reconciliation?</w:t>
       </w:r>
     </w:p>
     <w:p>
@@ -5995,7 +6022,7 @@
           <w:color w:val="173345"/>
           <w:sz w:val="21"/>
         </w:rPr>
-        <w:t>Q200.  Which was least reliable?</w:t>
+        <w:t>Q201.  Which was least reliable?</w:t>
       </w:r>
     </w:p>
     <w:p>
@@ -6022,7 +6049,7 @@
           <w:color w:val="173345"/>
           <w:sz w:val="21"/>
         </w:rPr>
-        <w:t>Q201.  Were the headline numbers inconsistent across documents?</w:t>
+        <w:t>Q202.  Were the headline numbers inconsistent across documents?</w:t>
       </w:r>
     </w:p>
     <w:p>
@@ -6049,7 +6076,7 @@
           <w:color w:val="173345"/>
           <w:sz w:val="21"/>
         </w:rPr>
-        <w:t>Q202.  What changed in each document?</w:t>
+        <w:t>Q203.  What changed in each document?</w:t>
       </w:r>
     </w:p>
     <w:p>
@@ -6076,7 +6103,7 @@
           <w:color w:val="173345"/>
           <w:sz w:val="21"/>
         </w:rPr>
-        <w:t>Q203.  Were any solver outputs altered to make the documents agree?</w:t>
+        <w:t>Q204.  Were any solver outputs altered to make the documents agree?</w:t>
       </w:r>
     </w:p>
     <w:p>
@@ -6103,7 +6130,7 @@
           <w:color w:val="173345"/>
           <w:sz w:val="21"/>
         </w:rPr>
-        <w:t>Q204.  Does the compliance conclusion survive?</w:t>
+        <w:t>Q205.  Does the compliance conclusion survive?</w:t>
       </w:r>
     </w:p>
     <w:p>
@@ -6886,7 +6913,7 @@
           <w:color w:val="5A626A"/>
           <w:sz w:val="18"/>
         </w:rPr>
-        <w:t>Question bank contains 204 questions. Generated from case_study/outputs/metrics_summary.json.</w:t>
+        <w:t>Question bank contains 205 questions. Generated from case_study/outputs/metrics_summary.json.</w:t>
       </w:r>
     </w:p>
     <w:sectPr>

--- a/case_study/questions.answers.docx
+++ b/case_study/questions.answers.docx
@@ -4091,7 +4091,7 @@
           <w:color w:val="173345"/>
           <w:sz w:val="21"/>
         </w:rPr>
-        <w:t>Q137.  Why does the seabed footprint fall to zero for thresholds above 0.8 g/kg?</w:t>
+        <w:t>Q137.  Why does the seabed footprint fall to zero at the 1.0 g/kg threshold?</w:t>
       </w:r>
     </w:p>
     <w:p>
@@ -4104,7 +4104,7 @@
           <w:color w:val="24292E"/>
           <w:sz w:val="21"/>
         </w:rPr>
-        <w:t>Because the maximum excess salinity anywhere on the seabed is about 0.84 g/kg, so any contour above that encloses no area. The domain maximum sits a few metres above the bed, inside the seed blob, not on the seabed itself.</w:t>
+        <w:t>Because the maximum excess salinity anywhere on the seabed is about 0.96 g/kg, so the 1.0 g/kg contour encloses no area — it clears the line by 0.04 g/kg. Note this is much tighter than before calibration, when the seabed peak was 0.84 g/kg and BOTH the 0.9 and 1.0 contours were empty; the 0.9 contour now encloses a real 1,514 m2. The domain maximum (0.99 g/kg) sits a few metres above the bed, inside the seed blob, not on the seabed itself.</w:t>
       </w:r>
     </w:p>
     <w:p>
@@ -4365,7 +4365,7 @@
           <w:color w:val="24292E"/>
           <w:sz w:val="21"/>
         </w:rPr>
-        <w:t>California Ocean Plan: ≤ 2.0 ppt above background at ≤ 100 m (binding). Perth/Cockburn Sound: ≤ 1.2 ppt at 50 m and ≤ 0.8 ppt at 1,000 m. Gold Coast: ~2 PSU at 60 m. NSW/Kurnell: within about 1 ppt at the mixing-zone edge, exact EPL distance unverified.</w:t>
+        <w:t>The BINDING one for this site is NSW EPL 12904, condition O5.1, verified verbatim against the operator's annual report: the salinity must be 'within 1 part per thousand (ppt) of background salinity' at 'the edge of the near field mixing zone of the discharge plume'. Note carefully: the licence specifies NO DISTANCE in metres — the compliance point is the edge of the NEAR field, which for this discharge is x_n = 9.0·Fr·d, about 26 m, not the 50–100 m an earlier revision of this report assumed. Condition O5.2 disapplies the requirement when the concentrate salinity is at or below background. For context: California Ocean Plan ≤ 2.0 ppt at ≤ 100 m; Perth/Cockburn Sound ≤ 1.2 ppt at 50 m and ≤ 0.8 ppt at 1,000 m; Gold Coast ~2 PSU at 60 m.</w:t>
       </w:r>
     </w:p>
     <w:p>
@@ -4379,7 +4379,7 @@
           <w:color w:val="173345"/>
           <w:sz w:val="21"/>
         </w:rPr>
-        <w:t>Q147.  Does the predicted plume comply?</w:t>
+        <w:t>Q147.  Why does the compliance POINT matter so much?</w:t>
       </w:r>
     </w:p>
     <w:p>
@@ -4392,7 +4392,7 @@
           <w:color w:val="24292E"/>
           <w:sz w:val="21"/>
         </w:rPr>
-        <w:t>Against every limit above, comfortably: the maximum excess anywhere is 0.99 g/kg, below even the most stringent 1.2 ppt criterion, and the seabed maximum is about 0.84 g/kg. Compliance is not marginal, which limits the practical significance of the residual reach uncertainty.</w:t>
+        <w:t>Because it moved the margin by a factor of three. Assessed at 50 m — the old assumption — the modelled excess is about 0.2 g/kg against a 1 ppt limit, an apparent 80% margin. Assessed where the licence actually bites, at the ~26 m near-field mixing-zone edge, it is about 0.71 g/kg: still compliant, but with a 29% margin. The earlier figure was not wrong arithmetic; it was the right arithmetic at the wrong place.</w:t>
       </w:r>
     </w:p>
     <w:p>
@@ -4406,7 +4406,7 @@
           <w:color w:val="173345"/>
           <w:sz w:val="21"/>
         </w:rPr>
-        <w:t>Q148.  How sensitive is compliance to the reach oscillation?</w:t>
+        <w:t>Q148.  Is the NSW limit academic?</w:t>
       </w:r>
     </w:p>
     <w:p>
@@ -4419,7 +4419,7 @@
           <w:color w:val="24292E"/>
           <w:sz w:val="21"/>
         </w:rPr>
-        <w:t>Not at all for the concentration-based limits, which are met everywhere in the domain. The reach oscillates around 47 m (~40–54 m) with the forcing; even its upper excursions stay well inside the California 100 m boundary. The footprint area breathes with the reach, so it is reported as a central value with a spread, not a single number.</w:t>
+        <w:t>No. The operator's own EPL 12904 annual performance report records that on 22 July 2025 'the calculated Edge of the near field mixing zone of the discharge plume was greater than 1 ppt of background salinity' — a real exceedance at the real plant. A 29% modelled margin on a screening-grade tool is not a consent case.</w:t>
       </w:r>
     </w:p>
     <w:p>
@@ -4433,7 +4433,7 @@
           <w:color w:val="173345"/>
           <w:sz w:val="21"/>
         </w:rPr>
-        <w:t>Q149.  Why does a 0.5 g/kg contour matter ecologically if the limits are 1–2 ppt?</w:t>
+        <w:t>Q149.  Does the predicted plume comply?</w:t>
       </w:r>
     </w:p>
     <w:p>
@@ -4446,7 +4446,7 @@
           <w:color w:val="24292E"/>
           <w:sz w:val="21"/>
         </w:rPr>
-        <w:t>Because regulatory limits are set for acute lethality whereas benthic communities show sub-lethal responses — reduced growth, altered assemblage composition — at smaller anomalies over chronic exposure. Adopting the more protective contour is a deliberate conservatism.</w:t>
+        <w:t>Yes, but with a 29% margin, not a comfortable one. At the licence's compliance point — the edge of the near-field mixing zone, about 26 m — the modelled near-bed excess is about 0.71 g/kg against the 1.0 ppt limit of EPL 12904 O5.1. The maximum excess anywhere is 0.99 g/kg, below even the most stringent 1.2 ppt criterion, and the seabed maximum is about 0.96 g/kg. But compliance IS now closer to marginal than earlier revisions implied — a 29% margin at the licence point, and a core that clears the 1.0 g/kg line by 0.01 g/kg — so the residual reach uncertainty matters more, not less.</w:t>
       </w:r>
     </w:p>
     <w:p>
@@ -4460,7 +4460,7 @@
           <w:color w:val="173345"/>
           <w:sz w:val="21"/>
         </w:rPr>
-        <w:t>Q150.  What is a mixing zone, formally?</w:t>
+        <w:t>Q150.  How sensitive is compliance to the reach oscillation?</w:t>
       </w:r>
     </w:p>
     <w:p>
@@ -4473,7 +4473,7 @@
           <w:color w:val="24292E"/>
           <w:sz w:val="21"/>
         </w:rPr>
-        <w:t>A defined volume around a discharge within which water-quality criteria may be exceeded, on the understanding that they are met at its boundary. Its size and the criterion at its boundary are both set by the regulator.</w:t>
+        <w:t>Not at all for the concentration-based limits, which are met everywhere in the domain. The reach oscillates around 47 m (~40–54 m) with the forcing; even its upper excursions stay well inside the California 100 m boundary. The footprint area breathes with the reach, so it is reported as a central value with a spread, not a single number.</w:t>
       </w:r>
     </w:p>
     <w:p>
@@ -4487,7 +4487,7 @@
           <w:color w:val="173345"/>
           <w:sz w:val="21"/>
         </w:rPr>
-        <w:t>Q151.  Clark et al. found effects to 100 m. Does that invalidate the bounded reach?</w:t>
+        <w:t>Q151.  Why does a 0.5 g/kg contour matter ecologically if the limits are 1–2 ppt?</w:t>
       </w:r>
     </w:p>
     <w:p>
@@ -4500,7 +4500,7 @@
           <w:color w:val="24292E"/>
           <w:sz w:val="21"/>
         </w:rPr>
-        <w:t>It does not, because the two measure different things: Clark measured ecological effect distance, partly driven by diffuser-induced near-bed flow rather than salinity. The model's physical reach (~47 m) extinguishing inside the ~100 m ecological scale is exactly the expected ordering.</w:t>
+        <w:t>Because regulatory limits are set for acute lethality whereas benthic communities show sub-lethal responses — reduced growth, altered assemblage composition — at smaller anomalies over chronic exposure. Adopting the more protective contour is a deliberate conservatism.</w:t>
       </w:r>
     </w:p>
     <w:p>
@@ -4514,7 +4514,61 @@
           <w:color w:val="173345"/>
           <w:sz w:val="21"/>
         </w:rPr>
-        <w:t>Q152.  What would you tell a regulator this model can and cannot support?</w:t>
+        <w:t>Q152.  What is a mixing zone, formally?</w:t>
+      </w:r>
+    </w:p>
+    <w:p>
+      <w:pPr>
+        <w:spacing w:after="60"/>
+        <w:ind w:left="317"/>
+      </w:pPr>
+      <w:r>
+        <w:rPr>
+          <w:color w:val="24292E"/>
+          <w:sz w:val="21"/>
+        </w:rPr>
+        <w:t>A defined volume around a discharge within which water-quality criteria may be exceeded, on the understanding that they are met at its boundary. Its size and the criterion at its boundary are both set by the regulator.</w:t>
+      </w:r>
+    </w:p>
+    <w:p>
+      <w:pPr>
+        <w:keepNext/>
+        <w:spacing w:before="140" w:after="20"/>
+      </w:pPr>
+      <w:r>
+        <w:rPr>
+          <w:b/>
+          <w:color w:val="173345"/>
+          <w:sz w:val="21"/>
+        </w:rPr>
+        <w:t>Q153.  Clark et al. found effects to 100 m. Does that invalidate the bounded reach?</w:t>
+      </w:r>
+    </w:p>
+    <w:p>
+      <w:pPr>
+        <w:spacing w:after="60"/>
+        <w:ind w:left="317"/>
+      </w:pPr>
+      <w:r>
+        <w:rPr>
+          <w:color w:val="24292E"/>
+          <w:sz w:val="21"/>
+        </w:rPr>
+        <w:t>It does not, because the two measure different things: Clark measured ecological effect distance, partly driven by diffuser-induced near-bed flow rather than salinity. The model's physical reach (~47 m) extinguishing inside the ~100 m ecological scale is exactly the expected ordering.</w:t>
+      </w:r>
+    </w:p>
+    <w:p>
+      <w:pPr>
+        <w:keepNext/>
+        <w:spacing w:before="140" w:after="20"/>
+      </w:pPr>
+      <w:r>
+        <w:rPr>
+          <w:b/>
+          <w:color w:val="173345"/>
+          <w:sz w:val="21"/>
+        </w:rPr>
+        <w:t>Q154.  What would you tell a regulator this model can and cannot support?</w:t>
       </w:r>
     </w:p>
     <w:p>
@@ -4582,7 +4636,7 @@
           <w:color w:val="173345"/>
           <w:sz w:val="21"/>
         </w:rPr>
-        <w:t>Q153.  Describe the source condition. What is actually injected?</w:t>
+        <w:t>Q155.  Describe the source condition. What is actually injected?</w:t>
       </w:r>
     </w:p>
     <w:p>
@@ -4609,7 +4663,7 @@
           <w:color w:val="173345"/>
           <w:sz w:val="21"/>
         </w:rPr>
-        <w:t>Q154.  There was a bug here. What was it?</w:t>
+        <w:t>Q156.  There was a bug here. What was it?</w:t>
       </w:r>
     </w:p>
     <w:p>
@@ -4650,7 +4704,7 @@
           <w:color w:val="173345"/>
           <w:sz w:val="21"/>
         </w:rPr>
-        <w:t>Q155.  How would a reviewer have caught it without reading the code?</w:t>
+        <w:t>Q157.  How would a reviewer have caught it without reading the code?</w:t>
       </w:r>
     </w:p>
     <w:p>
@@ -4677,7 +4731,7 @@
           <w:color w:val="173345"/>
           <w:sz w:val="21"/>
         </w:rPr>
-        <w:t>Q156.  What did the fix change, quantitatively?</w:t>
+        <w:t>Q158.  What did the fix change, quantitatively?</w:t>
       </w:r>
     </w:p>
     <w:p>
@@ -4704,7 +4758,7 @@
           <w:color w:val="173345"/>
           <w:sz w:val="21"/>
         </w:rPr>
-        <w:t>Q157.  Did the fix make peak salinity a prediction?</w:t>
+        <w:t>Q159.  Did the fix make peak salinity a prediction?</w:t>
       </w:r>
     </w:p>
     <w:p>
@@ -4731,7 +4785,7 @@
           <w:color w:val="173345"/>
           <w:sz w:val="21"/>
         </w:rPr>
-        <w:t>Q158.  And the minimum dilution?</w:t>
+        <w:t>Q160.  And the minimum dilution?</w:t>
       </w:r>
     </w:p>
     <w:p>
@@ -4771,7 +4825,7 @@
           <w:color w:val="173345"/>
           <w:sz w:val="21"/>
         </w:rPr>
-        <w:t>Q159.  Was steady state reached?</w:t>
+        <w:t>Q161.  Was steady state reached?</w:t>
       </w:r>
     </w:p>
     <w:p>
@@ -4798,7 +4852,7 @@
           <w:color w:val="173345"/>
           <w:sz w:val="21"/>
         </w:rPr>
-        <w:t>Q160.  The earlier build reported steady_state_reached = True while the reach grew from 26 m to 96 m. How?</w:t>
+        <w:t>Q162.  The earlier build reported steady_state_reached = True while the reach grew from 26 m to 96 m. How?</w:t>
       </w:r>
     </w:p>
     <w:p>
@@ -4839,7 +4893,7 @@
           <w:color w:val="173345"/>
           <w:sz w:val="21"/>
         </w:rPr>
-        <w:t>Q161.  How long is the run, and is that enough?</w:t>
+        <w:t>Q163.  How long is the run, and is that enough?</w:t>
       </w:r>
     </w:p>
     <w:p>
@@ -4866,7 +4920,7 @@
           <w:color w:val="173345"/>
           <w:sz w:val="21"/>
         </w:rPr>
-        <w:t>Q162.  Why does the run now integrate to a longer time with bottom drag on?</w:t>
+        <w:t>Q164.  Why does the run now integrate to a longer time with bottom drag on?</w:t>
       </w:r>
     </w:p>
     <w:p>
@@ -4893,7 +4947,7 @@
           <w:color w:val="173345"/>
           <w:sz w:val="21"/>
         </w:rPr>
-        <w:t>Q163.  Does the horizontal reach r_max converge?</w:t>
+        <w:t>Q165.  Does the horizontal reach r_max converge?</w:t>
       </w:r>
     </w:p>
     <w:p>
@@ -4920,7 +4974,7 @@
           <w:color w:val="173345"/>
           <w:sz w:val="21"/>
         </w:rPr>
-        <w:t>Q164.  How is 'converged' actually tested?</w:t>
+        <w:t>Q166.  How is 'converged' actually tested?</w:t>
       </w:r>
     </w:p>
     <w:p>
@@ -4947,7 +5001,7 @@
           <w:color w:val="173345"/>
           <w:sz w:val="21"/>
         </w:rPr>
-        <w:t>Q165.  What was the actual fix for the far-field railing?</w:t>
+        <w:t>Q167.  What was the actual fix for the far-field railing?</w:t>
       </w:r>
     </w:p>
     <w:p>
@@ -4987,7 +5041,7 @@
           <w:color w:val="173345"/>
           <w:sz w:val="21"/>
         </w:rPr>
-        <w:t>Q166.  Is the calibration circular?</w:t>
+        <w:t>Q168.  Is the calibration circular?</w:t>
       </w:r>
     </w:p>
     <w:p>
@@ -5014,7 +5068,7 @@
           <w:color w:val="173345"/>
           <w:sz w:val="21"/>
         </w:rPr>
-        <w:t>Q167.  How should it be described instead?</w:t>
+        <w:t>Q169.  How should it be described instead?</w:t>
       </w:r>
     </w:p>
     <w:p>
@@ -5041,7 +5095,7 @@
           <w:color w:val="173345"/>
           <w:sz w:val="21"/>
         </w:rPr>
-        <w:t>Q168.  Does --validate really validate the near field?</w:t>
+        <w:t>Q170.  Does --validate really validate the near field?</w:t>
       </w:r>
     </w:p>
     <w:p>
@@ -5068,7 +5122,7 @@
           <w:color w:val="173345"/>
           <w:sz w:val="21"/>
         </w:rPr>
-        <w:t>Q169.  So what is the genuinely independent evidence?</w:t>
+        <w:t>Q171.  So what is the genuinely independent evidence?</w:t>
       </w:r>
     </w:p>
     <w:p>
@@ -5095,7 +5149,7 @@
           <w:color w:val="173345"/>
           <w:sz w:val="21"/>
         </w:rPr>
-        <w:t>Q170.  The plume-rise cross-check now agrees. Is that independent evidence too?</w:t>
+        <w:t>Q172.  The plume-rise cross-check now agrees. Is that independent evidence too?</w:t>
       </w:r>
     </w:p>
     <w:p>
@@ -5135,7 +5189,7 @@
           <w:color w:val="173345"/>
           <w:sz w:val="21"/>
         </w:rPr>
-        <w:t>Q171.  Is bottom friction active in the physics set?</w:t>
+        <w:t>Q173.  Is bottom friction active in the physics set?</w:t>
       </w:r>
     </w:p>
     <w:p>
@@ -5162,7 +5216,7 @@
           <w:color w:val="173345"/>
           <w:sz w:val="21"/>
         </w:rPr>
-        <w:t>Q172.  What physics is still switched off?</w:t>
+        <w:t>Q174.  What physics is still switched off?</w:t>
       </w:r>
     </w:p>
     <w:p>
@@ -5189,7 +5243,7 @@
           <w:color w:val="173345"/>
           <w:sz w:val="21"/>
         </w:rPr>
-        <w:t>Q173.  Are those omissions material?</w:t>
+        <w:t>Q175.  Are those omissions material?</w:t>
       </w:r>
     </w:p>
     <w:p>
@@ -5216,7 +5270,7 @@
           <w:color w:val="173345"/>
           <w:sz w:val="21"/>
         </w:rPr>
-        <w:t>Q174.  Do tide, wind and Coriolis do anything in this run?</w:t>
+        <w:t>Q176.  Do tide, wind and Coriolis do anything in this run?</w:t>
       </w:r>
     </w:p>
     <w:p>
@@ -5256,7 +5310,7 @@
           <w:color w:val="173345"/>
           <w:sz w:val="21"/>
         </w:rPr>
-        <w:t>Q175.  Can a standard deviation be reported from 2 members?</w:t>
+        <w:t>Q177.  Can a standard deviation be reported from 2 members?</w:t>
       </w:r>
     </w:p>
     <w:p>
@@ -5283,7 +5337,7 @@
           <w:color w:val="173345"/>
           <w:sz w:val="21"/>
         </w:rPr>
-        <w:t>Q176.  There is a second problem with the ensemble. What?</w:t>
+        <w:t>Q178.  There is a second problem with the ensemble. What?</w:t>
       </w:r>
     </w:p>
     <w:p>
@@ -5310,7 +5364,7 @@
           <w:color w:val="173345"/>
           <w:sz w:val="21"/>
         </w:rPr>
-        <w:t>Q177.  Is there a grid-convergence study?</w:t>
+        <w:t>Q179.  Is there a grid-convergence study?</w:t>
       </w:r>
     </w:p>
     <w:p>
@@ -5337,7 +5391,7 @@
           <w:color w:val="173345"/>
           <w:sz w:val="21"/>
         </w:rPr>
-        <w:t>Q178.  Does the committed deck reproduce the reported run?</w:t>
+        <w:t>Q180.  Does the committed deck reproduce the reported run?</w:t>
       </w:r>
     </w:p>
     <w:p>
@@ -5364,7 +5418,7 @@
           <w:color w:val="173345"/>
           <w:sz w:val="21"/>
         </w:rPr>
-        <w:t>Q179.  What is the single most important thing still to fix?</w:t>
+        <w:t>Q181.  What is the single most important thing still to fix?</w:t>
       </w:r>
     </w:p>
     <w:p>
@@ -5391,7 +5445,7 @@
           <w:color w:val="173345"/>
           <w:sz w:val="21"/>
         </w:rPr>
-        <w:t>Q180.  Given all this, does the project's central conclusion survive?</w:t>
+        <w:t>Q182.  Given all this, does the project's central conclusion survive?</w:t>
       </w:r>
     </w:p>
     <w:p>
@@ -5436,7 +5490,7 @@
           <w:color w:val="173345"/>
           <w:sz w:val="21"/>
         </w:rPr>
-        <w:t>Q181.  How is the solver verified as software, as distinct from validated as physics?</w:t>
+        <w:t>Q183.  How is the solver verified as software, as distinct from validated as physics?</w:t>
       </w:r>
     </w:p>
     <w:p>
@@ -5463,7 +5517,7 @@
           <w:color w:val="173345"/>
           <w:sz w:val="21"/>
         </w:rPr>
-        <w:t>Q182.  What are the four gates and their status after the source-blob fix?</w:t>
+        <w:t>Q184.  What are the four gates and their status after the source-blob fix?</w:t>
       </w:r>
     </w:p>
     <w:p>
@@ -5490,7 +5544,7 @@
           <w:color w:val="173345"/>
           <w:sz w:val="21"/>
         </w:rPr>
-        <w:t>Q183.  Is the run deterministic?</w:t>
+        <w:t>Q185.  Is the run deterministic?</w:t>
       </w:r>
     </w:p>
     <w:p>
@@ -5517,7 +5571,7 @@
           <w:color w:val="173345"/>
           <w:sz w:val="21"/>
         </w:rPr>
-        <w:t>Q184.  How would a reviewer independently check your headline numbers?</w:t>
+        <w:t>Q186.  How would a reviewer independently check your headline numbers?</w:t>
       </w:r>
     </w:p>
     <w:p>
@@ -5544,7 +5598,7 @@
           <w:color w:val="173345"/>
           <w:sz w:val="21"/>
         </w:rPr>
-        <w:t>Q185.  What guards against the reporting drifting from the data again?</w:t>
+        <w:t>Q187.  What guards against the reporting drifting from the data again?</w:t>
       </w:r>
     </w:p>
     <w:p>
@@ -5571,7 +5625,7 @@
           <w:color w:val="173345"/>
           <w:sz w:val="21"/>
         </w:rPr>
-        <w:t>Q186.  Is 5,200 lines in one file defensible?</w:t>
+        <w:t>Q188.  Is 5,200 lines in one file defensible?</w:t>
       </w:r>
     </w:p>
     <w:p>
@@ -5598,7 +5652,7 @@
           <w:color w:val="173345"/>
           <w:sz w:val="21"/>
         </w:rPr>
-        <w:t>Q187.  What is the licence and authorship position?</w:t>
+        <w:t>Q189.  What is the licence and authorship position?</w:t>
       </w:r>
     </w:p>
     <w:p>
@@ -5643,7 +5697,7 @@
           <w:color w:val="173345"/>
           <w:sz w:val="21"/>
         </w:rPr>
-        <w:t>Q188.  What has already been done?</w:t>
+        <w:t>Q190.  What has already been done?</w:t>
       </w:r>
     </w:p>
     <w:p>
@@ -5670,7 +5724,7 @@
           <w:color w:val="173345"/>
           <w:sz w:val="21"/>
         </w:rPr>
-        <w:t>Q189.  What remains, in priority order?</w:t>
+        <w:t>Q191.  What remains, in priority order?</w:t>
       </w:r>
     </w:p>
     <w:p>
@@ -5697,7 +5751,7 @@
           <w:color w:val="173345"/>
           <w:sz w:val="21"/>
         </w:rPr>
-        <w:t>Q190.  Which single change would most improve the credibility of the numbers?</w:t>
+        <w:t>Q192.  Which single change would most improve the credibility of the numbers?</w:t>
       </w:r>
     </w:p>
     <w:p>
@@ -5724,7 +5778,7 @@
           <w:color w:val="173345"/>
           <w:sz w:val="21"/>
         </w:rPr>
-        <w:t>Q191.  What sensitivity case is conspicuously missing?</w:t>
+        <w:t>Q193.  What sensitivity case is conspicuously missing?</w:t>
       </w:r>
     </w:p>
     <w:p>
@@ -5751,7 +5805,7 @@
           <w:color w:val="173345"/>
           <w:sz w:val="21"/>
         </w:rPr>
-        <w:t>Q192.  What is the most promising direction for the solver itself?</w:t>
+        <w:t>Q194.  What is the most promising direction for the solver itself?</w:t>
       </w:r>
     </w:p>
     <w:p>
@@ -5778,7 +5832,7 @@
           <w:color w:val="173345"/>
           <w:sz w:val="21"/>
         </w:rPr>
-        <w:t>Q193.  Is there a publishable contribution here?</w:t>
+        <w:t>Q195.  Is there a publishable contribution here?</w:t>
       </w:r>
     </w:p>
     <w:p>
@@ -5805,7 +5859,7 @@
           <w:color w:val="173345"/>
           <w:sz w:val="21"/>
         </w:rPr>
-        <w:t>Q194.  How would you summarise the project's standing in one sentence?</w:t>
+        <w:t>Q196.  How would you summarise the project's standing in one sentence?</w:t>
       </w:r>
     </w:p>
     <w:p>
@@ -5860,7 +5914,7 @@
           <w:color w:val="173345"/>
           <w:sz w:val="21"/>
         </w:rPr>
-        <w:t>Q195.  What was the single most serious error?</w:t>
+        <w:t>Q197.  What was the single most serious error?</w:t>
       </w:r>
     </w:p>
     <w:p>
@@ -5887,7 +5941,7 @@
           <w:color w:val="173345"/>
           <w:sz w:val="21"/>
         </w:rPr>
-        <w:t>Q196.  How could that have been caught internally?</w:t>
+        <w:t>Q198.  How could that have been caught internally?</w:t>
       </w:r>
     </w:p>
     <w:p>
@@ -5914,7 +5968,7 @@
           <w:color w:val="173345"/>
           <w:sz w:val="21"/>
         </w:rPr>
-        <w:t>Q197.  Was that the same defect as the source blob?</w:t>
+        <w:t>Q199.  Was that the same defect as the source blob?</w:t>
       </w:r>
     </w:p>
     <w:p>
@@ -5941,7 +5995,7 @@
           <w:color w:val="173345"/>
           <w:sz w:val="21"/>
         </w:rPr>
-        <w:t>Q198.  Did the slides misrepresent the calibration data?</w:t>
+        <w:t>Q200.  Did the slides misrepresent the calibration data?</w:t>
       </w:r>
     </w:p>
     <w:p>
@@ -5954,7 +6008,7 @@
           <w:color w:val="24292E"/>
           <w:sz w:val="21"/>
         </w:rPr>
-        <w:t>Yes. Slide 10 displayed a five-station transect - 22:1 at 10 m, 33:1 at 25 m, 44:1 at 50 m, 52:1 at 75 m, 60:1 at 100 m - and the notes called it 'measured CTD/ADCP dilution data'. The actual file has four stations: 37:1 at 7 m, 40:1 at 15 m, 42:1 at 25 m, 44:1 at 50 m. Only the 50 m point matched, and none of it is measured.</w:t>
+        <w:t>Yes, twice over, and both misrepresentations are now fixed. Slide 10 displayed a five-station transect - 22:1 at 10 m, 33:1 at 25 m, 44:1 at 50 m, 52:1 at 75 m, 60:1 at 100 m - and the notes called it 'measured CTD/ADCP dilution data'. The file it purported to show had four different stations (37:1 at 7 m, 40:1 at 15 m, 42:1 at 25 m, 44:1 at 50 m), so the slide did not even match its own source. The deeper problem was that NEITHER was measured: the file itself was synthetic, generated to be reproducible by the model without tuning. That file is deleted. The calibration data is now the MEASURED Gold Coast dataset (Baum 2019): four operating cases with boundary dilutions of 67.7:1, 48.4:1, 22.4:1 and 66.6:1 at the 60 m mixing-zone limit.</w:t>
       </w:r>
     </w:p>
     <w:p>
@@ -5968,7 +6022,7 @@
           <w:color w:val="173345"/>
           <w:sz w:val="21"/>
         </w:rPr>
-        <w:t>Q199.  Was the state vector described consistently?</w:t>
+        <w:t>Q201.  Was the state vector described consistently?</w:t>
       </w:r>
     </w:p>
     <w:p>
@@ -5995,7 +6049,7 @@
           <w:color w:val="173345"/>
           <w:sz w:val="21"/>
         </w:rPr>
-        <w:t>Q200.  Which document was most honest before reconciliation?</w:t>
+        <w:t>Q202.  Which document was most honest before reconciliation?</w:t>
       </w:r>
     </w:p>
     <w:p>
@@ -6022,7 +6076,7 @@
           <w:color w:val="173345"/>
           <w:sz w:val="21"/>
         </w:rPr>
-        <w:t>Q201.  Which was least reliable?</w:t>
+        <w:t>Q203.  Which was least reliable?</w:t>
       </w:r>
     </w:p>
     <w:p>
@@ -6049,7 +6103,7 @@
           <w:color w:val="173345"/>
           <w:sz w:val="21"/>
         </w:rPr>
-        <w:t>Q202.  Were the headline numbers inconsistent across documents?</w:t>
+        <w:t>Q204.  Were the headline numbers inconsistent across documents?</w:t>
       </w:r>
     </w:p>
     <w:p>
@@ -6076,7 +6130,7 @@
           <w:color w:val="173345"/>
           <w:sz w:val="21"/>
         </w:rPr>
-        <w:t>Q203.  What changed in each document?</w:t>
+        <w:t>Q205.  What changed in each document?</w:t>
       </w:r>
     </w:p>
     <w:p>
@@ -6103,7 +6157,7 @@
           <w:color w:val="173345"/>
           <w:sz w:val="21"/>
         </w:rPr>
-        <w:t>Q204.  Were any solver outputs altered to make the documents agree?</w:t>
+        <w:t>Q206.  Were any solver outputs altered to make the documents agree?</w:t>
       </w:r>
     </w:p>
     <w:p>
@@ -6130,7 +6184,7 @@
           <w:color w:val="173345"/>
           <w:sz w:val="21"/>
         </w:rPr>
-        <w:t>Q205.  Does the compliance conclusion survive?</w:t>
+        <w:t>Q207.  Does the compliance conclusion survive?</w:t>
       </w:r>
     </w:p>
     <w:p>
@@ -6143,7 +6197,7 @@
           <w:color w:val="24292E"/>
           <w:sz w:val="21"/>
         </w:rPr>
-        <w:t>Yes, and more comfortably than before. The maximum excess is 0.99 g/kg, inside NSW's ~1 ppt, Perth's 1.2 ppt at 50 m, Gold Coast's ~2 PSU at 60 m and California's binding 2.0 ppt at 100 m. The corrected run predicts a smaller footprint than the original, so the original was conservative.</w:t>
+        <w:t>It survives, but it is tighter than earlier revisions reported, for two independent reasons. First, the near-field calibration against measured field data LOWERED the dilution and so RAISED the excess (0.86 -&gt; 0.99 g/kg) and the footprint. Second, the compliance POINT was wrong: EPL 12904 O5.1 applies at the edge of the near-field mixing zone (~26 m), not at 50-100 m. Assessed correctly, the modelled excess there is about 0.71 g/kg against the 1.0 ppt limit — compliant with a 29% margin, where the old assessment implied ~80%. Perth (1.2 ppt @ 50 m), Gold Coast (~2 PSU @ 60 m) and California (2.0 ppt @ 100 m) are met with room to spare.</w:t>
       </w:r>
     </w:p>
     <w:p>
@@ -6913,7 +6967,7 @@
           <w:color w:val="5A626A"/>
           <w:sz w:val="18"/>
         </w:rPr>
-        <w:t>Question bank contains 205 questions. Generated from case_study/outputs/metrics_summary.json.</w:t>
+        <w:t>Question bank contains 207 questions. Generated from case_study/outputs/metrics_summary.json.</w:t>
       </w:r>
     </w:p>
     <w:sectPr>

--- a/case_study/questions.answers.docx
+++ b/case_study/questions.answers.docx
@@ -2693,7 +2693,7 @@
           <w:color w:val="24292E"/>
           <w:sz w:val="21"/>
         </w:rPr>
-        <w:t>2. The report quotes a peak-excess standard deviation and a nominal 95th-percentile excess computed from those members, and then explicitly withdraws both.</w:t>
+        <w:t>2. The report quotes a peak-excess standard deviation and a nominal 95th-percentile excess computed from those members, and states plainly that neither is usable as an uncertainty bound at n = 2.</w:t>
       </w:r>
     </w:p>
     <w:p>
@@ -3379,7 +3379,7 @@
           <w:color w:val="173345"/>
           <w:sz w:val="21"/>
         </w:rPr>
-        <w:t>Q113.  An earlier revision claimed the model was ~16-25% conservative. What happened to that?</w:t>
+        <w:t>Q113.  Could you calibrate against something real instead?</w:t>
       </w:r>
     </w:p>
     <w:p>
@@ -3392,7 +3392,7 @@
           <w:color w:val="24292E"/>
           <w:sz w:val="21"/>
         </w:rPr>
-        <w:t>It is WITHDRAWN. It rested on the Perth figure of 45:1 at 50 m, which is a DESIGN/COMPLIANCE target produced by another model — not a measurement. Against actual measurements the model is optimistic in half the cases. Validating against a design target rather than a measurement flipped the sign of the safety argument, and the report previously reported only the flattering half.</w:t>
+        <w:t>Yes — the Gold Coast Tugun transect (Baum et al. 2019) is measured, in-class and published, giving boundary dilution of about 62.6 at 60 m. Calibrating to it would be defensible. It was used as a validation reference rather than a calibration target.</w:t>
       </w:r>
     </w:p>
     <w:p>
@@ -3406,7 +3406,7 @@
           <w:color w:val="173345"/>
           <w:sz w:val="21"/>
         </w:rPr>
-        <w:t>Q114.  Was an earlier version of this study calibrated circularly?</w:t>
+        <w:t>Q114.  Why calibrate at the mixing-zone boundary rather than fit the whole transect?</w:t>
       </w:r>
     </w:p>
     <w:p>
@@ -3419,7 +3419,187 @@
           <w:color w:val="24292E"/>
           <w:sz w:val="21"/>
         </w:rPr>
-        <w:t>Yes, and it is worth stating plainly. make_site_data.py used to synthesise a 'site CTD/ADCP dilution transect' whose own source comment recorded that its stations were chosen to be 'reproducible by the model at no tuning'. Fitting to it guaranteed the farfield_disp_cal = 1.00 that was then reported as 'no adjustment needed'. In fact the routine had FAILED to find leverage and fallen back to its default. That synthetic file has been deleted and replaced by the measured Gold Coast data.</w:t>
+        <w:t>Because the mixing-zone boundary is the point the regulation cares about, and fitting one point with one parameter avoids the false confidence of a least-squares fit through four points that were not independently measured. The trade-off is that the near-transect shape is unconstrained.</w:t>
+      </w:r>
+    </w:p>
+    <w:p>
+      <w:pPr>
+        <w:keepNext/>
+        <w:spacing w:before="140" w:after="20"/>
+      </w:pPr>
+      <w:r>
+        <w:rPr>
+          <w:b/>
+          <w:color w:val="173345"/>
+          <w:sz w:val="21"/>
+        </w:rPr>
+        <w:t>Q115.  If the multiplier is 1.00, is the calibration step doing anything at all?</w:t>
+      </w:r>
+    </w:p>
+    <w:p>
+      <w:pPr>
+        <w:spacing w:after="60"/>
+        <w:ind w:left="317"/>
+      </w:pPr>
+      <w:r>
+        <w:rPr>
+          <w:color w:val="24292E"/>
+          <w:sz w:val="21"/>
+        </w:rPr>
+        <w:t>In this run, no — it is a no-op. Its value is that it exists as an explicit, single, documented tuning knob rather than a diffuse set of hidden coefficients, and that it can absorb a real survey when one becomes available.</w:t>
+      </w:r>
+    </w:p>
+    <w:p>
+      <w:r>
+        <w:br w:type="page"/>
+      </w:r>
+    </w:p>
+    <w:p>
+      <w:pPr>
+        <w:spacing w:before="40" w:after="140"/>
+      </w:pPr>
+      <w:r>
+        <w:rPr>
+          <w:b/>
+          <w:color w:val="0F3D56"/>
+          <w:sz w:val="28"/>
+        </w:rPr>
+        <w:t>L.  Validation</w:t>
+      </w:r>
+    </w:p>
+    <w:p>
+      <w:pPr>
+        <w:keepNext/>
+        <w:spacing w:before="140" w:after="20"/>
+      </w:pPr>
+      <w:r>
+        <w:rPr>
+          <w:b/>
+          <w:color w:val="173345"/>
+          <w:sz w:val="21"/>
+        </w:rPr>
+        <w:t>Q116.  At how many independent levels is the model validated?</w:t>
+      </w:r>
+    </w:p>
+    <w:p>
+      <w:pPr>
+        <w:spacing w:after="60"/>
+        <w:ind w:left="317"/>
+      </w:pPr>
+      <w:r>
+        <w:rPr>
+          <w:color w:val="24292E"/>
+          <w:sz w:val="21"/>
+        </w:rPr>
+        <w:t>Three: the near-field jet against laboratory scaling, the far field against published field transects, and the PDE core against an analytical benchmark. Robustness is separately covered by 13 invariant self-tests.</w:t>
+      </w:r>
+    </w:p>
+    <w:p>
+      <w:pPr>
+        <w:keepNext/>
+        <w:spacing w:before="140" w:after="20"/>
+      </w:pPr>
+      <w:r>
+        <w:rPr>
+          <w:b/>
+          <w:color w:val="173345"/>
+          <w:sz w:val="21"/>
+        </w:rPr>
+        <w:t>Q117.  What does --selftest check?</w:t>
+      </w:r>
+    </w:p>
+    <w:p>
+      <w:pPr>
+        <w:spacing w:after="60"/>
+        <w:ind w:left="317"/>
+      </w:pPr>
+      <w:r>
+        <w:rPr>
+          <w:color w:val="24292E"/>
+          <w:sz w:val="21"/>
+        </w:rPr>
+        <w:t>Thirteen invariants: field finiteness; the true 0 ≤ S ≤ S₀ bound; divergence control; machine-precision projection; global mass balance; EOS monotonicity in salinity; TVD non-amplification; bitwise-exact checkpoint/restart on both the free-surface and rigid-lid paths; dispersion-tensor SPD-ness; Poisson-matrix symmetry; and conservation of both the implicit diffusion and the off-diagonal cross-flux in a closed box.</w:t>
+      </w:r>
+    </w:p>
+    <w:p>
+      <w:pPr>
+        <w:keepNext/>
+        <w:spacing w:before="140" w:after="20"/>
+      </w:pPr>
+      <w:r>
+        <w:rPr>
+          <w:b/>
+          <w:color w:val="173345"/>
+          <w:sz w:val="21"/>
+        </w:rPr>
+        <w:t>Q118.  Why does bitwise-exact restart matter?</w:t>
+      </w:r>
+    </w:p>
+    <w:p>
+      <w:pPr>
+        <w:spacing w:after="60"/>
+        <w:ind w:left="317"/>
+      </w:pPr>
+      <w:r>
+        <w:rPr>
+          <w:color w:val="24292E"/>
+          <w:sz w:val="21"/>
+        </w:rPr>
+        <w:t>Because it proves the checkpoint captures the entire solver state — including the RNG stream, the turbulence fields and the stochastic forcing. If restart were only approximately exact, some state would be silently reinitialised, and long ensemble runs could not be trusted.</w:t>
+      </w:r>
+    </w:p>
+    <w:p>
+      <w:pPr>
+        <w:keepNext/>
+        <w:spacing w:before="140" w:after="20"/>
+      </w:pPr>
+      <w:r>
+        <w:rPr>
+          <w:b/>
+          <w:color w:val="173345"/>
+          <w:sz w:val="21"/>
+        </w:rPr>
+        <w:t>Q119.  What does --validate check, and what is the result?</w:t>
+      </w:r>
+    </w:p>
+    <w:p>
+      <w:pPr>
+        <w:spacing w:after="60"/>
+        <w:ind w:left="317"/>
+      </w:pPr>
+      <w:r>
+        <w:rPr>
+          <w:color w:val="24292E"/>
+          <w:sz w:val="21"/>
+        </w:rPr>
+        <w:t>It compares the near-field model against published 60° inclined-dense-jet scaling across a range of Froude numbers. NEREID-B returns z_t/(D·Fr) = 2.20 against the accepted band of 2.0–2.2, and S_i ≈ 1.6·Fr, passing 4/4.</w:t>
+      </w:r>
+    </w:p>
+    <w:p>
+      <w:pPr>
+        <w:keepNext/>
+        <w:spacing w:before="140" w:after="20"/>
+      </w:pPr>
+      <w:r>
+        <w:rPr>
+          <w:b/>
+          <w:color w:val="173345"/>
+          <w:sz w:val="21"/>
+        </w:rPr>
+        <w:t>Q120.  Is that validation, or is it self-consistency?</w:t>
+      </w:r>
+    </w:p>
+    <w:p>
+      <w:pPr>
+        <w:spacing w:after="60"/>
+        <w:ind w:left="317"/>
+      </w:pPr>
+      <w:r>
+        <w:rPr>
+          <w:color w:val="24292E"/>
+          <w:sz w:val="21"/>
+        </w:rPr>
+        <w:t>Largely self-consistency. The correlation z_t = 2.2·D·Fr is hard-coded, so recovering z_t/(D·Fr) = 2.20 is arithmetic, not prediction. It confirms correct implementation and correct Froude-number computation, which is worth having, but it is verification rather than validation.</w:t>
       </w:r>
     </w:p>
     <w:p>
@@ -3433,7 +3613,7 @@
           <w:color w:val="8A3D1E"/>
           <w:sz w:val="19"/>
         </w:rPr>
-        <w:t>Verified: the fabricated transect and its generator function are removed from the repository; the calibration now consumes case_study/inputs/gcdp_baum_case*_transect.csv.</w:t>
+        <w:t>This is the sharpest question in the validation section. The honest answer is that --validate verifies the coupling arithmetic; the underlying physics is inherited from Roberts (1997), not independently reproduced.</w:t>
       </w:r>
     </w:p>
     <w:p>
@@ -3447,7 +3627,7 @@
           <w:color w:val="173345"/>
           <w:sz w:val="21"/>
         </w:rPr>
-        <w:t>Q115.  Could you calibrate against something real instead?</w:t>
+        <w:t>Q121.  What does the lock-exchange benchmark test?</w:t>
       </w:r>
     </w:p>
     <w:p>
@@ -3460,7 +3640,7 @@
           <w:color w:val="24292E"/>
           <w:sz w:val="21"/>
         </w:rPr>
-        <w:t>Yes — the Gold Coast Tugun transect (Baum et al. 2019) is measured, in-class and published, giving boundary dilution of about 62.6 at 60 m. Calibrating to it would be defensible. It was used as a validation reference rather than a calibration target.</w:t>
+        <w:t>The PDE core in isolation: a flat closed box with no nozzle source, no ambient current and no near-field model, in which a density front is released. The front Froude number should be F_H = 0.50 (Benjamin 1968; Shin et al. 2004). NEREID-B returns 0.51.</w:t>
       </w:r>
     </w:p>
     <w:p>
@@ -3474,7 +3654,7 @@
           <w:color w:val="173345"/>
           <w:sz w:val="21"/>
         </w:rPr>
-        <w:t>Q116.  Why calibrate at the mixing-zone boundary rather than fit the whole transect?</w:t>
+        <w:t>Q122.  Has the 0.50 target itself been verified against the source?</w:t>
       </w:r>
     </w:p>
     <w:p>
@@ -3487,7 +3667,7 @@
           <w:color w:val="24292E"/>
           <w:sz w:val="21"/>
         </w:rPr>
-        <w:t>Because the mixing-zone boundary is the point the regulation cares about, and fitting one point with one parameter avoids the false confidence of a least-squares fit through four points that were not independently measured. The trade-off is that the near-transect shape is unconstrained.</w:t>
+        <w:t>Yes, and the normalisation checked — which is where this benchmark usually goes wrong. Benjamin's front condition is U/sqrt(g'H) = sqrt[h(1-h)(2-h)/(1+h)], with h the current depth as a fraction of the channel depth H. At the energy-conserving depth h = H/2 this evaluates to exactly 0.5000. Crucially it is normalised on the FULL depth H, which is the same convention the solver uses (Fr_f = U_f/sqrt(g'H)), so the comparison is like-for-like. The other numbers in this literature — sqrt(2), and the deep-ambient value of 1 that Shin et al. (2004) derive in place of it — belong to different normalisations and regimes and must not be compared against ours.</w:t>
       </w:r>
     </w:p>
     <w:p>
@@ -3501,7 +3681,7 @@
           <w:color w:val="173345"/>
           <w:sz w:val="21"/>
         </w:rPr>
-        <w:t>Q117.  If the multiplier is 1.00, is the calibration step doing anything at all?</w:t>
+        <w:t>Q123.  Why is 0.51 versus 0.50 acceptable — and is the direction right?</w:t>
       </w:r>
     </w:p>
     <w:p>
@@ -3514,7 +3694,142 @@
           <w:color w:val="24292E"/>
           <w:sz w:val="21"/>
         </w:rPr>
-        <w:t>In this run, no — it is a no-op. Its value is that it exists as an explicit, single, documented tuning knob rather than a diffuse set of hidden coefficients, and that it can absorb a real survey when one becomes available.</w:t>
+        <w:t>The 2% magnitude is well within what a finite grid with a length-scale-limited closure should give, and the benchmark is genuinely independent of the brine physics, so it remains the strongest single piece of validation evidence in the project. But the DIRECTION deserves recording: Shin et al. (2004) find that dissipation reduces the real front speed by a few percent BELOW the energy-conserving 0.50, so a physical current should sit UNDER it. NEREID-B sits 2% OVER it. The model is therefore slightly fast, not slightly damped, and the solver's own note that 'turbulent damping lowers it' is not what its own number does. The discrepancy is small and does not change any conclusion, but it is the opposite sign to the expected dissipative bias and is reported rather than smoothed over.</w:t>
+      </w:r>
+    </w:p>
+    <w:p>
+      <w:pPr>
+        <w:keepNext/>
+        <w:spacing w:before="140" w:after="20"/>
+      </w:pPr>
+      <w:r>
+        <w:rPr>
+          <w:b/>
+          <w:color w:val="173345"/>
+          <w:sz w:val="21"/>
+        </w:rPr>
+        <w:t>Q124.  What is the far-field validation result?</w:t>
+      </w:r>
+    </w:p>
+    <w:p>
+      <w:pPr>
+        <w:spacing w:after="60"/>
+        <w:ind w:left="317"/>
+      </w:pPr>
+      <w:r>
+        <w:rPr>
+          <w:color w:val="24292E"/>
+          <w:sz w:val="21"/>
+        </w:rPr>
+        <w:t>It is a benchmark, not a pass. Against the four MEASURED Gold Coast cases the modelled dilution at the 60 m mixing-zone boundary divided by the measured value is 0.35, 1.20, 3.38 and 0.53. The model lands inside the measured spread but errs by up to a factor of 3.4, in both directions. It is therefore NOT demonstrably conservative. The far-field dispersivity itself is uncalibrated and unidentifiable from this data (see section K).</w:t>
+      </w:r>
+    </w:p>
+    <w:p>
+      <w:pPr>
+        <w:keepNext/>
+        <w:spacing w:before="140" w:after="20"/>
+      </w:pPr>
+      <w:r>
+        <w:rPr>
+          <w:b/>
+          <w:color w:val="173345"/>
+          <w:sz w:val="21"/>
+        </w:rPr>
+        <w:t>Q125.  Is 'conservative' the same as 'correct'?</w:t>
+      </w:r>
+    </w:p>
+    <w:p>
+      <w:pPr>
+        <w:spacing w:after="60"/>
+        <w:ind w:left="317"/>
+      </w:pPr>
+      <w:r>
+        <w:rPr>
+          <w:color w:val="24292E"/>
+          <w:sz w:val="21"/>
+        </w:rPr>
+        <w:t>No — and the model can no longer claim even 'conservative'. Erring toward over-stating impact is tolerable for screening; erring toward UNDER-stating it, as the model does in two of the four measured cases, is the failure mode that matters. This is why the near-field coefficient was calibrated to the measured data (section K), which lowered dilution and raised the predicted footprint.</w:t>
+      </w:r>
+    </w:p>
+    <w:p>
+      <w:pPr>
+        <w:keepNext/>
+        <w:spacing w:before="140" w:after="20"/>
+      </w:pPr>
+      <w:r>
+        <w:rPr>
+          <w:b/>
+          <w:color w:val="173345"/>
+          <w:sz w:val="21"/>
+        </w:rPr>
+        <w:t>Q126.  What independent check exists on the predicted impact extent?</w:t>
+      </w:r>
+    </w:p>
+    <w:p>
+      <w:pPr>
+        <w:spacing w:after="60"/>
+        <w:ind w:left="317"/>
+      </w:pPr>
+      <w:r>
+        <w:rPr>
+          <w:color w:val="24292E"/>
+          <w:sz w:val="21"/>
+        </w:rPr>
+        <w:t>Clark et al. (2018) measured detectable ecological effects to about 100 m at the actual Kurnell outfall. The model's ΔS &gt; 0.5 g/kg reach is bounded at about 47 m (oscillating ~40–54 m), which sits comfortably inside the ~100 m ecological scale — the physical salinity extent extinguishing before the ecological signal is the ordering one expects if the model is right.</w:t>
+      </w:r>
+    </w:p>
+    <w:p>
+      <w:pPr>
+        <w:keepNext/>
+        <w:spacing w:before="140" w:after="20"/>
+      </w:pPr>
+      <w:r>
+        <w:rPr>
+          <w:b/>
+          <w:color w:val="173345"/>
+          <w:sz w:val="21"/>
+        </w:rPr>
+        <w:t>Q127.  Is that a validation or a coincidence?</w:t>
+      </w:r>
+    </w:p>
+    <w:p>
+      <w:pPr>
+        <w:spacing w:after="60"/>
+        <w:ind w:left="317"/>
+      </w:pPr>
+      <w:r>
+        <w:rPr>
+          <w:color w:val="24292E"/>
+          <w:sz w:val="21"/>
+        </w:rPr>
+        <w:t>It is an order-of-magnitude consistency check, not a validation. Clark's ~100 m is an ecological effect distance driven partly by diffuser-induced near-bed flow, not a salinity isopleth. The two quantities are related but not the same, and should not be equated.</w:t>
+      </w:r>
+    </w:p>
+    <w:p>
+      <w:pPr>
+        <w:keepNext/>
+        <w:spacing w:before="140" w:after="20"/>
+      </w:pPr>
+      <w:r>
+        <w:rPr>
+          <w:b/>
+          <w:color w:val="173345"/>
+          <w:sz w:val="21"/>
+        </w:rPr>
+        <w:t>Q128.  Does the model reproduce Perth's 45:1 dilution at 50 m?</w:t>
+      </w:r>
+    </w:p>
+    <w:p>
+      <w:pPr>
+        <w:spacing w:after="60"/>
+        <w:ind w:left="317"/>
+      </w:pPr>
+      <w:r>
+        <w:rPr>
+          <w:color w:val="24292E"/>
+          <w:sz w:val="21"/>
+        </w:rPr>
+        <w:t>That is the wrong question to ask of it, because Perth's 45:1 is a design and compliance target rather than a measurement, so agreement with it would validate nothing and disagreement would refute nothing. The far field is benchmarked against genuinely measured data instead — the four Gold Coast cases — where the dilution error spans 0.35x to 3.4x with no consistent sign.</w:t>
       </w:r>
     </w:p>
     <w:p>
@@ -3532,7 +3847,7 @@
           <w:color w:val="0F3D56"/>
           <w:sz w:val="28"/>
         </w:rPr>
-        <w:t>L.  Validation</w:t>
+        <w:t>M.  Results and interpretation</w:t>
       </w:r>
     </w:p>
     <w:p>
@@ -3546,7 +3861,7 @@
           <w:color w:val="173345"/>
           <w:sz w:val="21"/>
         </w:rPr>
-        <w:t>Q118.  At how many independent levels is the model validated?</w:t>
+        <w:t>Q129.  State the headline results.</w:t>
       </w:r>
     </w:p>
     <w:p>
@@ -3559,7 +3874,7 @@
           <w:color w:val="24292E"/>
           <w:sz w:val="21"/>
         </w:rPr>
-        <w:t>Three: the near-field jet against laboratory scaling, the far field against published field transects, and the PDE core against an analytical benchmark. Robustness is separately covered by 13 invariant self-tests.</w:t>
+        <w:t>Fr = 24.3; near-field terminal rise 6.4 m; seabed return at 7.0 m; return dilution 33:1. Far field: maximum excess 0.99 g/kg, minimum dilution 31.9:1, seabed footprint above ΔS = 0.5 g/kg of about 2,859 m², affected volume 15,664 m³, and a horizontal reach of 47–50 m.</w:t>
       </w:r>
     </w:p>
     <w:p>
@@ -3573,7 +3888,7 @@
           <w:color w:val="173345"/>
           <w:sz w:val="21"/>
         </w:rPr>
-        <w:t>Q119.  What does --selftest check?</w:t>
+        <w:t>Q130.  Is the plume bottom-trapped?</w:t>
       </w:r>
     </w:p>
     <w:p>
@@ -3586,7 +3901,7 @@
           <w:color w:val="24292E"/>
           <w:sz w:val="21"/>
         </w:rPr>
-        <w:t>Thirteen invariants: field finiteness; the true 0 ≤ S ≤ S₀ bound; divergence control; machine-precision projection; global mass balance; EOS monotonicity in salinity; TVD non-amplification; bitwise-exact checkpoint/restart on both the free-surface and rigid-lid paths; dispersion-tensor SPD-ness; Poisson-matrix symmetry; and conservation of both the implicit diffusion and the off-diagonal cross-flux in a closed box.</w:t>
+        <w:t>Yes. The ΔS &gt; 0.5 g/kg region occupies the lowest 9.6 m of a 25 m water column, from 14.9 m depth down to the bed at 24.5 m, and the surface carries only trace excess. Beyond about 30 m it is firmly bottom-trapped; within the source column itself the isotropic seed blob still spreads the injected brine over roughly a third of the depth, so the trapping there is a model artefact rather than a prediction (Section N).</w:t>
       </w:r>
     </w:p>
     <w:p>
@@ -3600,7 +3915,7 @@
           <w:color w:val="173345"/>
           <w:sz w:val="21"/>
         </w:rPr>
-        <w:t>Q120.  Why does bitwise-exact restart matter?</w:t>
+        <w:t>Q131.  What independent cross-check confirms the vertical structure?</w:t>
       </w:r>
     </w:p>
     <w:p>
@@ -3613,7 +3928,7 @@
           <w:color w:val="24292E"/>
           <w:sz w:val="21"/>
         </w:rPr>
-        <w:t>Because it proves the checkpoint captures the entire solver state — including the RNG stream, the turbulence fields and the stochastic forcing. If restart were only approximately exact, some state would be silently reinitialised, and long ensemble runs could not be trusted.</w:t>
+        <w:t>The impacted region rises 8.4 m above the source, against a terminal jet rise of 6.4 m derived independently from the Roberts (1997) correlation. Those two numbers come from separately-constructed parts of the model — the 3-D field and the near-field correlation — and they agree to within about 2 m, which neither was arranged to do. An isotropic source blob, by contrast, would smear the injection over a third of the column and break this agreement outright, which is why the blob is anisotropic.</w:t>
       </w:r>
     </w:p>
     <w:p>
@@ -3627,7 +3942,7 @@
           <w:color w:val="173345"/>
           <w:sz w:val="21"/>
         </w:rPr>
-        <w:t>Q121.  What does --validate check, and what is the result?</w:t>
+        <w:t>Q132.  Why is the reported peak salinity exactly 36.5517 g/kg?</w:t>
       </w:r>
     </w:p>
     <w:p>
@@ -3640,7 +3955,7 @@
           <w:color w:val="24292E"/>
           <w:sz w:val="21"/>
         </w:rPr>
-        <w:t>It compares the near-field model against published 60° inclined-dense-jet scaling across a range of Froude numbers. NEREID-B returns z_t/(D·Fr) = 2.20 against the accepted band of 2.0–2.2, and S_i ≈ 1.6·Fr, passing 4/4.</w:t>
+        <w:t>Because that is exactly the prescribed source salinity S_source = S_amb,bed + (S₀ − S_amb,bed)/S_r. The seed blob's centre relaxes fully toward S_source whatever the blob's shape, so the domain maximum is the injected value. It is a boundary condition read back out, and no change of source geometry can make it a prediction.</w:t>
       </w:r>
     </w:p>
     <w:p>
@@ -3654,7 +3969,7 @@
           <w:color w:val="173345"/>
           <w:sz w:val="21"/>
         </w:rPr>
-        <w:t>Q122.  Is that validation, or is it self-consistency?</w:t>
+        <w:t>Q133.  Why is the minimum dilution (31.9:1) still below the near-field return dilution (33.0:1)?</w:t>
       </w:r>
     </w:p>
     <w:p>
@@ -3667,7 +3982,606 @@
           <w:color w:val="24292E"/>
           <w:sz w:val="21"/>
         </w:rPr>
-        <w:t>Largely self-consistency. The correlation z_t = 2.2·D·Fr is hard-coded, so recovering z_t/(D·Fr) = 2.20 is arithmetic, not prediction. It confirms correct implementation and correct Froude-number computation, which is worth having, but it is verification rather than validation.</w:t>
+        <w:t>Not because the plume re-concentrates. Dilution is measured against the local depth-varying ambient, and the peak-excess cell sits a few metres above the bed where the ambient is fresher (35.4 rather than 35.6 g/kg), so the same absolute salinity reports a lower dilution. It is a datum artefact of the over-wide source blob, reduced but not eliminated, and it is why the minimum dilution is not quotable as a prediction (Section N).</w:t>
+      </w:r>
+    </w:p>
+    <w:p>
+      <w:pPr>
+        <w:keepNext/>
+        <w:spacing w:before="140" w:after="20"/>
+      </w:pPr>
+      <w:r>
+        <w:rPr>
+          <w:b/>
+          <w:color w:val="173345"/>
+          <w:sz w:val="21"/>
+        </w:rPr>
+        <w:t>Q134.  Why does the seabed footprint fall to zero at the 1.0 g/kg threshold?</w:t>
+      </w:r>
+    </w:p>
+    <w:p>
+      <w:pPr>
+        <w:spacing w:after="60"/>
+        <w:ind w:left="317"/>
+      </w:pPr>
+      <w:r>
+        <w:rPr>
+          <w:color w:val="24292E"/>
+          <w:sz w:val="21"/>
+        </w:rPr>
+        <w:t>Because the maximum excess salinity anywhere on the seabed is about 0.96 g/kg, so the 1.0 g/kg contour encloses no area — it clears the line by only 0.04 g/kg, and the 0.9 g/kg contour still encloses a real 1,514 m2. The margin against the 1 ppt scale is therefore thin at the plume core. The domain maximum (0.99 g/kg) sits a few metres above the bed, inside the seed blob, not on the seabed itself.</w:t>
+      </w:r>
+    </w:p>
+    <w:p>
+      <w:pPr>
+        <w:keepNext/>
+        <w:spacing w:before="140" w:after="20"/>
+      </w:pPr>
+      <w:r>
+        <w:rPr>
+          <w:b/>
+          <w:color w:val="173345"/>
+          <w:sz w:val="21"/>
+        </w:rPr>
+        <w:t>Q135.  Why do the headline footprint and the isopleth table differ slightly?</w:t>
+      </w:r>
+    </w:p>
+    <w:p>
+      <w:pPr>
+        <w:spacing w:after="60"/>
+        <w:ind w:left="317"/>
+      </w:pPr>
+      <w:r>
+        <w:rPr>
+          <w:color w:val="24292E"/>
+          <w:sz w:val="21"/>
+        </w:rPr>
+        <w:t>They use different estimators. The isopleth table counts wet seabed cells at dx·dy = 21.6 m² resolution; the headline value bilinearly refines the seabed field 8× before thresholding. The difference, of order 1–2%, is a fair measure of the discretisation floor on the footprint.</w:t>
+      </w:r>
+    </w:p>
+    <w:p>
+      <w:pPr>
+        <w:keepNext/>
+        <w:spacing w:before="140" w:after="20"/>
+      </w:pPr>
+      <w:r>
+        <w:rPr>
+          <w:b/>
+          <w:color w:val="173345"/>
+          <w:sz w:val="21"/>
+        </w:rPr>
+        <w:t>Q136.  How is the seabed footprint defined?</w:t>
+      </w:r>
+    </w:p>
+    <w:p>
+      <w:pPr>
+        <w:spacing w:after="60"/>
+        <w:ind w:left="317"/>
+      </w:pPr>
+      <w:r>
+        <w:rPr>
+          <w:color w:val="24292E"/>
+          <w:sz w:val="21"/>
+        </w:rPr>
+        <w:t>As the plan area of the lowest fluid cell in each column where the excess salinity exceeds ΔS_crit = 0.5 g/kg, computed after 8× bilinear sub-cell refinement. The resolution floor of a single cell is 21.6 m².</w:t>
+      </w:r>
+    </w:p>
+    <w:p>
+      <w:pPr>
+        <w:keepNext/>
+        <w:spacing w:before="140" w:after="20"/>
+      </w:pPr>
+      <w:r>
+        <w:rPr>
+          <w:b/>
+          <w:color w:val="173345"/>
+          <w:sz w:val="21"/>
+        </w:rPr>
+        <w:t>Q137.  What is the affected volume, and is it meaningful?</w:t>
+      </w:r>
+    </w:p>
+    <w:p>
+      <w:pPr>
+        <w:spacing w:after="60"/>
+        <w:ind w:left="317"/>
+      </w:pPr>
+      <w:r>
+        <w:rPr>
+          <w:color w:val="24292E"/>
+          <w:sz w:val="21"/>
+        </w:rPr>
+        <w:t>15,664 m³ of water carries ΔS &gt; 0.5 g/kg. It is a meaningful quantity to the extent that the impacted cells form a bottom-hugging layer rather than a full-depth column. It remains somewhat inflated by the over-wide source blob, which is vertical in character, so read it as an upper bound rather than a best estimate.</w:t>
+      </w:r>
+    </w:p>
+    <w:p>
+      <w:pPr>
+        <w:keepNext/>
+        <w:spacing w:before="140" w:after="20"/>
+      </w:pPr>
+      <w:r>
+        <w:rPr>
+          <w:b/>
+          <w:color w:val="173345"/>
+          <w:sz w:val="21"/>
+        </w:rPr>
+        <w:t>Q138.  What drives the far-field spreading, and what bounds it?</w:t>
+      </w:r>
+    </w:p>
+    <w:p>
+      <w:pPr>
+        <w:spacing w:after="60"/>
+        <w:ind w:left="317"/>
+      </w:pPr>
+      <w:r>
+        <w:rPr>
+          <w:color w:val="24292E"/>
+          <w:sz w:val="21"/>
+        </w:rPr>
+        <w:t>Three drivers: the residual momentum of the seeded gravity current; the buoyancy-driven lateral collapse of the dense layer; and advection by the 0.12 m/s ambient current, modulated by the anisotropic dispersion tensor. What bounds it is the quadratic bottom drag (now ON), which supplies the momentum sink that arrests the front — so the reach is bounded rather than growing without limit (Section O).</w:t>
+      </w:r>
+    </w:p>
+    <w:p>
+      <w:pPr>
+        <w:keepNext/>
+        <w:spacing w:before="140" w:after="20"/>
+      </w:pPr>
+      <w:r>
+        <w:rPr>
+          <w:b/>
+          <w:color w:val="173345"/>
+          <w:sz w:val="21"/>
+        </w:rPr>
+        <w:t>Q139.  What is the horizontal reach, really?</w:t>
+      </w:r>
+    </w:p>
+    <w:p>
+      <w:pPr>
+        <w:spacing w:after="60"/>
+        <w:ind w:left="317"/>
+      </w:pPr>
+      <w:r>
+        <w:rPr>
+          <w:color w:val="24292E"/>
+          <w:sz w:val="21"/>
+        </w:rPr>
+        <w:t>The final ensemble-mean field gives 50.3 m; the mean over the trailing window is 46.9 ± 6.9 m. It is reported as a bound, not a converged value: r_max is the single furthest cell above the 0.5 g/kg contour — a threshold-sensitive tail metric that a thin near-threshold filament slowly extends without adding area (it creeps ~42→59 m from 600→1800 s), so it does not settle to a constant. Under the robust split-half stationarity test the footprint mean (~2500 m²) and the concentration metrics converge, and the compliance conclusion rests on those, not on r_max.</w:t>
+      </w:r>
+    </w:p>
+    <w:p>
+      <w:pPr>
+        <w:keepNext/>
+        <w:spacing w:before="140" w:after="20"/>
+      </w:pPr>
+      <w:r>
+        <w:rPr>
+          <w:b/>
+          <w:color w:val="173345"/>
+          <w:sz w:val="21"/>
+        </w:rPr>
+        <w:t>Q140.  Why is the ensemble-mean reach smaller than either member's reach?</w:t>
+      </w:r>
+    </w:p>
+    <w:p>
+      <w:pPr>
+        <w:spacing w:after="60"/>
+        <w:ind w:left="317"/>
+      </w:pPr>
+      <w:r>
+        <w:rPr>
+          <w:color w:val="24292E"/>
+          <w:sz w:val="21"/>
+        </w:rPr>
+        <w:t>Because averaging two stochastically-displaced plumes smooths the excess field, lowering the peak and pulling the ΔS = 0.5 g/kg contour inward. The mean of the fields is not the field of the mean reach. Reporting a footprint from an ensemble-mean field systematically understates it.</w:t>
+      </w:r>
+    </w:p>
+    <w:p>
+      <w:pPr>
+        <w:keepNext/>
+        <w:spacing w:before="140" w:after="20"/>
+      </w:pPr>
+      <w:r>
+        <w:rPr>
+          <w:b/>
+          <w:color w:val="173345"/>
+          <w:sz w:val="21"/>
+        </w:rPr>
+        <w:t>Q141.  What are the run-health diagnostics and what do they prove?</w:t>
+      </w:r>
+    </w:p>
+    <w:p>
+      <w:pPr>
+        <w:spacing w:after="60"/>
+        <w:ind w:left="317"/>
+      </w:pPr>
+      <w:r>
+        <w:rPr>
+          <w:color w:val="24292E"/>
+          <w:sz w:val="21"/>
+        </w:rPr>
+        <w:t>Final divergence 5.0e-16, mass imbalance 4.3e-16, eddy-viscosity cap engaged in 0.0% of cells. These prove the numerics are sound. They say nothing whatever about whether the physical answer is right — a perfectly-converged solution of the wrong problem carries identical diagnostics.</w:t>
+      </w:r>
+    </w:p>
+    <w:p>
+      <w:r>
+        <w:br w:type="page"/>
+      </w:r>
+    </w:p>
+    <w:p>
+      <w:pPr>
+        <w:spacing w:before="40" w:after="140"/>
+      </w:pPr>
+      <w:r>
+        <w:rPr>
+          <w:b/>
+          <w:color w:val="0F3D56"/>
+          <w:sz w:val="28"/>
+        </w:rPr>
+        <w:t>N.  Mixing zone and regulatory compliance</w:t>
+      </w:r>
+    </w:p>
+    <w:p>
+      <w:pPr>
+        <w:keepNext/>
+        <w:spacing w:before="140" w:after="20"/>
+      </w:pPr>
+      <w:r>
+        <w:rPr>
+          <w:b/>
+          <w:color w:val="173345"/>
+          <w:sz w:val="21"/>
+        </w:rPr>
+        <w:t>Q142.  What assessment threshold was adopted and why?</w:t>
+      </w:r>
+    </w:p>
+    <w:p>
+      <w:pPr>
+        <w:spacing w:after="60"/>
+        <w:ind w:left="317"/>
+      </w:pPr>
+      <w:r>
+        <w:rPr>
+          <w:color w:val="24292E"/>
+          <w:sz w:val="21"/>
+        </w:rPr>
+        <w:t>ΔS = 0.5 g/kg above ambient, chosen as a conservative sub-lethal contour. It is more protective than the roughly 1 ppt typical of NSW mixing-zone practice and than the binding 2.0 ppt at 100 m of the California Ocean Plan.</w:t>
+      </w:r>
+    </w:p>
+    <w:p>
+      <w:pPr>
+        <w:keepNext/>
+        <w:spacing w:before="140" w:after="20"/>
+      </w:pPr>
+      <w:r>
+        <w:rPr>
+          <w:b/>
+          <w:color w:val="173345"/>
+          <w:sz w:val="21"/>
+        </w:rPr>
+        <w:t>Q143.  What are the relevant regulatory limits?</w:t>
+      </w:r>
+    </w:p>
+    <w:p>
+      <w:pPr>
+        <w:spacing w:after="60"/>
+        <w:ind w:left="317"/>
+      </w:pPr>
+      <w:r>
+        <w:rPr>
+          <w:color w:val="24292E"/>
+          <w:sz w:val="21"/>
+        </w:rPr>
+        <w:t>The BINDING one for this site is NSW EPL 12904, condition O5.1, verified verbatim against the operator's annual report: the salinity must be 'within 1 part per thousand (ppt) of background salinity' at 'the edge of the near field mixing zone of the discharge plume'. Note carefully: the licence specifies NO DISTANCE in metres — the compliance point is the edge of the NEAR field, which for this discharge is x_n = 9.0·Fr·d, about 26 m. Condition O5.2 disapplies the requirement when the concentrate salinity is at or below background. For context: California Ocean Plan ≤ 2.0 ppt at ≤ 100 m; Perth/Cockburn Sound ≤ 1.2 ppt at 50 m and ≤ 0.8 ppt at 1,000 m; Gold Coast ~2 PSU at 60 m.</w:t>
+      </w:r>
+    </w:p>
+    <w:p>
+      <w:pPr>
+        <w:keepNext/>
+        <w:spacing w:before="140" w:after="20"/>
+      </w:pPr>
+      <w:r>
+        <w:rPr>
+          <w:b/>
+          <w:color w:val="173345"/>
+          <w:sz w:val="21"/>
+        </w:rPr>
+        <w:t>Q144.  Why does the compliance POINT matter so much?</w:t>
+      </w:r>
+    </w:p>
+    <w:p>
+      <w:pPr>
+        <w:spacing w:after="60"/>
+        <w:ind w:left="317"/>
+      </w:pPr>
+      <w:r>
+        <w:rPr>
+          <w:color w:val="24292E"/>
+          <w:sz w:val="21"/>
+        </w:rPr>
+        <w:t>Because the margin depends on it by a factor of three. At 50 m the modelled excess is about 0.2 g/kg against a 1 ppt limit — an apparent 80% margin. At the point the licence actually specifies, the ~26 m near-field mixing-zone edge, it is about 0.71 g/kg: compliant, but with a 29% margin. Assessing at the wrong distance flatters the result threefold.</w:t>
+      </w:r>
+    </w:p>
+    <w:p>
+      <w:pPr>
+        <w:keepNext/>
+        <w:spacing w:before="140" w:after="20"/>
+      </w:pPr>
+      <w:r>
+        <w:rPr>
+          <w:b/>
+          <w:color w:val="173345"/>
+          <w:sz w:val="21"/>
+        </w:rPr>
+        <w:t>Q145.  Is the NSW limit academic?</w:t>
+      </w:r>
+    </w:p>
+    <w:p>
+      <w:pPr>
+        <w:spacing w:after="60"/>
+        <w:ind w:left="317"/>
+      </w:pPr>
+      <w:r>
+        <w:rPr>
+          <w:color w:val="24292E"/>
+          <w:sz w:val="21"/>
+        </w:rPr>
+        <w:t>No. The operator's own EPL 12904 annual performance report records that on 22 July 2025 'the calculated Edge of the near field mixing zone of the discharge plume was greater than 1 ppt of background salinity' — a real exceedance at the real plant. A 29% modelled margin on a screening-grade tool is not a consent case.</w:t>
+      </w:r>
+    </w:p>
+    <w:p>
+      <w:pPr>
+        <w:keepNext/>
+        <w:spacing w:before="140" w:after="20"/>
+      </w:pPr>
+      <w:r>
+        <w:rPr>
+          <w:b/>
+          <w:color w:val="173345"/>
+          <w:sz w:val="21"/>
+        </w:rPr>
+        <w:t>Q146.  Does the predicted plume comply?</w:t>
+      </w:r>
+    </w:p>
+    <w:p>
+      <w:pPr>
+        <w:spacing w:after="60"/>
+        <w:ind w:left="317"/>
+      </w:pPr>
+      <w:r>
+        <w:rPr>
+          <w:color w:val="24292E"/>
+          <w:sz w:val="21"/>
+        </w:rPr>
+        <w:t>Yes, but with a 29% margin, not a comfortable one. At the licence's compliance point — the edge of the near-field mixing zone, about 26 m — the modelled near-bed excess is about 0.71 g/kg against the 1.0 ppt limit of EPL 12904 O5.1. The maximum excess anywhere is 0.99 g/kg, below even the most stringent 1.2 ppt criterion, and the seabed maximum is about 0.96 g/kg. Compliance is nonetheless closer to marginal than the headline suggests — a 29% margin at the licence point, and a core that clears the 1.0 g/kg line by 0.01 g/kg — so the residual reach uncertainty matters.</w:t>
+      </w:r>
+    </w:p>
+    <w:p>
+      <w:pPr>
+        <w:keepNext/>
+        <w:spacing w:before="140" w:after="20"/>
+      </w:pPr>
+      <w:r>
+        <w:rPr>
+          <w:b/>
+          <w:color w:val="173345"/>
+          <w:sz w:val="21"/>
+        </w:rPr>
+        <w:t>Q147.  How sensitive is compliance to the reach oscillation?</w:t>
+      </w:r>
+    </w:p>
+    <w:p>
+      <w:pPr>
+        <w:spacing w:after="60"/>
+        <w:ind w:left="317"/>
+      </w:pPr>
+      <w:r>
+        <w:rPr>
+          <w:color w:val="24292E"/>
+          <w:sz w:val="21"/>
+        </w:rPr>
+        <w:t>Not at all for the concentration-based limits, which are met everywhere in the domain. The reach oscillates around 47 m (~40–54 m) with the forcing; even its upper excursions stay well inside the California 100 m boundary. The footprint area breathes with the reach, so it is reported as a central value with a spread, not a single number.</w:t>
+      </w:r>
+    </w:p>
+    <w:p>
+      <w:pPr>
+        <w:keepNext/>
+        <w:spacing w:before="140" w:after="20"/>
+      </w:pPr>
+      <w:r>
+        <w:rPr>
+          <w:b/>
+          <w:color w:val="173345"/>
+          <w:sz w:val="21"/>
+        </w:rPr>
+        <w:t>Q148.  Why does a 0.5 g/kg contour matter ecologically if the limits are 1–2 ppt?</w:t>
+      </w:r>
+    </w:p>
+    <w:p>
+      <w:pPr>
+        <w:spacing w:after="60"/>
+        <w:ind w:left="317"/>
+      </w:pPr>
+      <w:r>
+        <w:rPr>
+          <w:color w:val="24292E"/>
+          <w:sz w:val="21"/>
+        </w:rPr>
+        <w:t>Because regulatory limits are set for acute lethality whereas benthic communities show sub-lethal responses — reduced growth, altered assemblage composition — at smaller anomalies over chronic exposure. Adopting the more protective contour is a deliberate conservatism.</w:t>
+      </w:r>
+    </w:p>
+    <w:p>
+      <w:pPr>
+        <w:keepNext/>
+        <w:spacing w:before="140" w:after="20"/>
+      </w:pPr>
+      <w:r>
+        <w:rPr>
+          <w:b/>
+          <w:color w:val="173345"/>
+          <w:sz w:val="21"/>
+        </w:rPr>
+        <w:t>Q149.  What is a mixing zone, formally?</w:t>
+      </w:r>
+    </w:p>
+    <w:p>
+      <w:pPr>
+        <w:spacing w:after="60"/>
+        <w:ind w:left="317"/>
+      </w:pPr>
+      <w:r>
+        <w:rPr>
+          <w:color w:val="24292E"/>
+          <w:sz w:val="21"/>
+        </w:rPr>
+        <w:t>A defined volume around a discharge within which water-quality criteria may be exceeded, on the understanding that they are met at its boundary. Its size and the criterion at its boundary are both set by the regulator.</w:t>
+      </w:r>
+    </w:p>
+    <w:p>
+      <w:pPr>
+        <w:keepNext/>
+        <w:spacing w:before="140" w:after="20"/>
+      </w:pPr>
+      <w:r>
+        <w:rPr>
+          <w:b/>
+          <w:color w:val="173345"/>
+          <w:sz w:val="21"/>
+        </w:rPr>
+        <w:t>Q150.  Clark et al. found effects to 100 m. Does that invalidate the bounded reach?</w:t>
+      </w:r>
+    </w:p>
+    <w:p>
+      <w:pPr>
+        <w:spacing w:after="60"/>
+        <w:ind w:left="317"/>
+      </w:pPr>
+      <w:r>
+        <w:rPr>
+          <w:color w:val="24292E"/>
+          <w:sz w:val="21"/>
+        </w:rPr>
+        <w:t>It does not, because the two measure different things: Clark measured ecological effect distance, partly driven by diffuser-induced near-bed flow rather than salinity. The model's physical reach (~47 m) extinguishing inside the ~100 m ecological scale is exactly the expected ordering.</w:t>
+      </w:r>
+    </w:p>
+    <w:p>
+      <w:pPr>
+        <w:keepNext/>
+        <w:spacing w:before="140" w:after="20"/>
+      </w:pPr>
+      <w:r>
+        <w:rPr>
+          <w:b/>
+          <w:color w:val="173345"/>
+          <w:sz w:val="21"/>
+        </w:rPr>
+        <w:t>Q151.  What would you tell a regulator this model can and cannot support?</w:t>
+      </w:r>
+    </w:p>
+    <w:p>
+      <w:pPr>
+        <w:spacing w:after="60"/>
+        <w:ind w:left="317"/>
+      </w:pPr>
+      <w:r>
+        <w:rPr>
+          <w:color w:val="24292E"/>
+          <w:sz w:val="21"/>
+        </w:rPr>
+        <w:t>It can support a screening-level statement that the salinity anomaly is well within all applicable concentration limits and that the affected seabed area is of order 2,859 m². It cannot support a consent-grade footprint number, because the reach oscillates rather than settling to a single value, the calibration target is synthetic and the ensemble is too small for the exceedance map to mean anything.</w:t>
+      </w:r>
+    </w:p>
+    <w:p>
+      <w:r>
+        <w:br w:type="page"/>
+      </w:r>
+    </w:p>
+    <w:p>
+      <w:pPr>
+        <w:spacing w:before="40" w:after="140"/>
+      </w:pPr>
+      <w:r>
+        <w:rPr>
+          <w:b/>
+          <w:color w:val="0F3D56"/>
+          <w:sz w:val="28"/>
+        </w:rPr>
+        <w:t>O.  Hard questions and known weaknesses</w:t>
+      </w:r>
+    </w:p>
+    <w:p>
+      <w:r>
+        <w:rPr>
+          <w:i/>
+          <w:color w:val="24292E"/>
+          <w:sz w:val="21"/>
+        </w:rPr>
+        <w:t>These are the questions most likely to be asked by a hostile reviewer. Each was verified directly against the run artefacts. Two of the defects listed in the first edition of this document have since been fixed in the solver and the case re-run; they are retained here, marked as such, because an examiner will ask what was wrong and how you found it.</w:t>
+      </w:r>
+    </w:p>
+    <w:p>
+      <w:pPr>
+        <w:spacing w:before="160" w:after="60"/>
+      </w:pPr>
+      <w:r>
+        <w:rPr>
+          <w:b/>
+          <w:color w:val="0F3D56"/>
+          <w:sz w:val="22"/>
+        </w:rPr>
+        <w:t>O.1  The source condition</w:t>
+      </w:r>
+    </w:p>
+    <w:p>
+      <w:pPr>
+        <w:keepNext/>
+        <w:spacing w:before="140" w:after="20"/>
+      </w:pPr>
+      <w:r>
+        <w:rPr>
+          <w:b/>
+          <w:color w:val="173345"/>
+          <w:sz w:val="21"/>
+        </w:rPr>
+        <w:t>Q152.  Describe the source condition. What is actually injected?</w:t>
+      </w:r>
+    </w:p>
+    <w:p>
+      <w:pPr>
+        <w:spacing w:after="60"/>
+        <w:ind w:left="317"/>
+      </w:pPr>
+      <w:r>
+        <w:rPr>
+          <w:color w:val="24292E"/>
+          <w:sz w:val="21"/>
+        </w:rPr>
+        <w:t>The far field is seeded by relaxing S and T toward prescribed source values inside a 3-D Gaussian blob centred at the near-field seabed return point, together with a momentum source along the residual gravity-current direction. The source salinity is S_source = S_amb,bed + (S0 - S_amb,bed)/S_r. The jet itself never appears in the 3-D field.</w:t>
+      </w:r>
+    </w:p>
+    <w:p>
+      <w:pPr>
+        <w:keepNext/>
+        <w:spacing w:before="140" w:after="20"/>
+      </w:pPr>
+      <w:r>
+        <w:rPr>
+          <w:b/>
+          <w:color w:val="173345"/>
+          <w:sz w:val="21"/>
+        </w:rPr>
+        <w:t>Q153.  There was a bug here. What was it?</w:t>
+      </w:r>
+    </w:p>
+    <w:p>
+      <w:pPr>
+        <w:spacing w:after="60"/>
+        <w:ind w:left="317"/>
+      </w:pPr>
+      <w:r>
+        <w:rPr>
+          <w:color w:val="24292E"/>
+          <w:sz w:val="21"/>
+        </w:rPr>
+        <w:t>The blob was isotropic, with sigma = max(physical return width, 1.5*max(dx,dz)). Because dx = 5.77 m, the grid floor of 8.65 m overrode the physical return-plume half-width of 2.50 m by 3.5x, so brine was injected over roughly a third of the water column. The whole source column was driven to S_source, and dS &gt; 0.5 g/kg reached to within 0.48 m of the sea surface.</w:t>
       </w:r>
     </w:p>
     <w:p>
@@ -3681,7 +4595,7 @@
           <w:color w:val="8A3D1E"/>
           <w:sz w:val="19"/>
         </w:rPr>
-        <w:t>This is the sharpest question in the validation section. The honest answer is that --validate verifies the coupling arithmetic; the underlying physics is inherited from Roberts (1997), not independently reproduced.</w:t>
+        <w:t>FIXED. solver.py now uses an anisotropic floor: horizontal sigma = 1.5*max(dx,dy) = 8.65 m (a source narrower than a cell is unresolvable), vertical sigma = the physical 2.50 m, floored only at 1.5*dz = 1.44 m. Source weight at the sea surface fell from 0.031 to ~1e-18.</w:t>
       </w:r>
     </w:p>
     <w:p>
@@ -3695,7 +4609,7 @@
           <w:color w:val="173345"/>
           <w:sz w:val="21"/>
         </w:rPr>
-        <w:t>Q123.  What does the lock-exchange benchmark test?</w:t>
+        <w:t>Q154.  How would a reviewer catch a source-blob defect of this kind without reading the code?</w:t>
       </w:r>
     </w:p>
     <w:p>
@@ -3708,7 +4622,7 @@
           <w:color w:val="24292E"/>
           <w:sz w:val="21"/>
         </w:rPr>
-        <w:t>The PDE core in isolation: a flat closed box with no nozzle source, no ambient current and no near-field model, in which a density front is released. The front Froude number should be F_H = 0.50 (Benjamin 1968; Shin et al. 2004). NEREID-B returns 0.51.</w:t>
+        <w:t>By comparing two independently-derived numbers. The near-field correlation predicts a terminal jet rise of 6.4 m; if the 3-D field reported an impacted column filling most of a 25 m water column, the two could not both be right for a negatively-buoyant discharge. With the anisotropic blob the comparison gives 8.4 m against 6.4 m — the same scale, from two separately-constructed parts of the model.</w:t>
       </w:r>
     </w:p>
     <w:p>
@@ -3722,7 +4636,7 @@
           <w:color w:val="173345"/>
           <w:sz w:val="21"/>
         </w:rPr>
-        <w:t>Q124.  Has the 0.50 target itself been verified against the source?</w:t>
+        <w:t>Q155.  How much does the source-blob geometry matter to the reported numbers?</w:t>
       </w:r>
     </w:p>
     <w:p>
@@ -3735,7 +4649,7 @@
           <w:color w:val="24292E"/>
           <w:sz w:val="21"/>
         </w:rPr>
-        <w:t>Yes, and the normalisation checked — which is where this benchmark usually goes wrong. Benjamin's front condition is U/sqrt(g'H) = sqrt[h(1-h)(2-h)/(1+h)], with h the current depth as a fraction of the channel depth H. At the energy-conserving depth h = H/2 this evaluates to exactly 0.5000. Crucially it is normalised on the FULL depth H, which is the same convention the solver uses (Fr_f = U_f/sqrt(g'H)), so the comparison is like-for-like. The other numbers in this literature — sqrt(2), and the deep-ambient value of 1 that Shin et al. (2004) derive in place of it — belong to different normalisations and regimes and must not be compared against ours.</w:t>
+        <w:t>A great deal to the vertical structure, less to the plan-view ones. With an isotropic blob the injection is spread over roughly a third of the water column, which inflates the affected volume several-fold and destroys the near-source bottom-trapping. The anisotropic blob confines it: the impacted column is 8.4 m against the independently-predicted 6.4 m terminal rise, and the affected volume is 15,664 m3. The seabed footprint (2,859 m2) and the peak excess (0.99 g/kg) are the least sensitive quantities, because the residual blob error is predominantly vertical — which is why they are the numbers the assessment leans on.</w:t>
       </w:r>
     </w:p>
     <w:p>
@@ -3749,7 +4663,7 @@
           <w:color w:val="173345"/>
           <w:sz w:val="21"/>
         </w:rPr>
-        <w:t>Q125.  Why is 0.51 versus 0.50 acceptable — and is the direction right?</w:t>
+        <w:t>Q156.  Did the fix make peak salinity a prediction?</w:t>
       </w:r>
     </w:p>
     <w:p>
@@ -3762,7 +4676,7 @@
           <w:color w:val="24292E"/>
           <w:sz w:val="21"/>
         </w:rPr>
-        <w:t>The 2% magnitude is well within what a finite grid with a length-scale-limited closure should give, and the benchmark is genuinely independent of the brine physics, so it remains the strongest single piece of validation evidence in the project. But the DIRECTION deserves recording: Shin et al. (2004) find that dissipation reduces the real front speed by a few percent BELOW the energy-conserving 0.50, so a physical current should sit UNDER it. NEREID-B sits 2% OVER it. The model is therefore slightly fast, not slightly damped, and the solver's own note that 'turbulent damping lowers it' is not what its own number does. The discrepancy is small and does not change any conclusion, but it is the opposite sign to the expected dissipative bias and is reported rather than smoothed over.</w:t>
+        <w:t>No, and it never could. The blob centre relaxes fully toward S_source regardless of blob width, so S_max = 36.5517 g/kg = S_source for any geometry. Removing this diagnostic requires a different source treatment altogether - a bed flux boundary condition, or the two-way nested resolved-near-field mode.</w:t>
       </w:r>
     </w:p>
     <w:p>
@@ -3776,7 +4690,7 @@
           <w:color w:val="173345"/>
           <w:sz w:val="21"/>
         </w:rPr>
-        <w:t>Q126.  What is the far-field validation result?</w:t>
+        <w:t>Q157.  And the minimum dilution?</w:t>
       </w:r>
     </w:p>
     <w:p>
@@ -3789,7 +4703,20 @@
           <w:color w:val="24292E"/>
           <w:sz w:val="21"/>
         </w:rPr>
-        <w:t>It is a benchmark, not a pass. Against the four MEASURED Gold Coast cases the modelled dilution at the 60 m mixing-zone boundary divided by the measured value is 0.35, 1.20, 3.38 and 0.53. The model lands inside the measured spread but errs by up to a factor of 3.4, in both directions. It is therefore NOT demonstrably conservative. The far-field dispersivity itself is uncalibrated and unidentifiable from this data (see section K).</w:t>
+        <w:t>Improved but not eliminated. It moved from 32:1 toward the near-field hand-off of 33.0:1 and now reads 31.9:1. The residual gap exists because dilution is measured against the local depth-varying ambient and the peak-excess cell sits a few metres above the bed, where the ambient is fresher. It is the same mechanism, much reduced.</w:t>
+      </w:r>
+    </w:p>
+    <w:p>
+      <w:pPr>
+        <w:spacing w:before="160" w:after="60"/>
+      </w:pPr>
+      <w:r>
+        <w:rPr>
+          <w:b/>
+          <w:color w:val="0F3D56"/>
+          <w:sz w:val="22"/>
+        </w:rPr>
+        <w:t>O.2  Steady state</w:t>
       </w:r>
     </w:p>
     <w:p>
@@ -3803,7 +4730,7 @@
           <w:color w:val="173345"/>
           <w:sz w:val="21"/>
         </w:rPr>
-        <w:t>Q127.  Didn't an earlier version claim the model was conservative by 16–25%?</w:t>
+        <w:t>Q158.  Was steady state reached?</w:t>
       </w:r>
     </w:p>
     <w:p>
@@ -3816,7 +4743,7 @@
           <w:color w:val="24292E"/>
           <w:sz w:val="21"/>
         </w:rPr>
-        <w:t>It did, and that claim is WITHDRAWN. It came from comparing against Perth's 45:1 at 50 m — which is a DESIGN/COMPLIANCE target produced by another model, not a measurement. Against real measurements the model over-predicts dilution (and so under-states residual salinity) in half the cases. Validating against a modelled target rather than a measurement had flipped the sign of the safety argument, and only the flattering half was being reported.</w:t>
+        <w:t>No. The following metrics still drift across the trailing window: r_max_m, seabed_footprint_m2. The reach drifts +20.6 m, 43.9% of its mean, so it must be quoted as a range rather than as a converged value.</w:t>
       </w:r>
     </w:p>
     <w:p>
@@ -3830,7 +4757,7 @@
           <w:color w:val="173345"/>
           <w:sz w:val="21"/>
         </w:rPr>
-        <w:t>Q128.  Is 'conservative' the same as 'correct'?</w:t>
+        <w:t>Q159.  How can a steady-state test pass while a metric is still climbing monotonically?</w:t>
       </w:r>
     </w:p>
     <w:p>
@@ -3843,7 +4770,21 @@
           <w:color w:val="24292E"/>
           <w:sz w:val="21"/>
         </w:rPr>
-        <w:t>No — and the model can no longer claim even 'conservative'. Erring toward over-stating impact is tolerable for screening; erring toward UNDER-stating it, as the model does in two of the four measured cases, is the failure mode that matters. This is why the near-field coefficient was calibrated to the measured data (section K), which lowered dilution and raised the predicted footprint.</w:t>
+        <w:t>It can if the test bounds only the relative standard deviation over the trailing window (steady_tol = 0.20), because a monotonically climbing quantity has small scatter about its own mean. That is the wrong thing to measure, and it is not what this solver does.</w:t>
+      </w:r>
+    </w:p>
+    <w:p>
+      <w:pPr>
+        <w:spacing w:after="120"/>
+        <w:ind w:left="317"/>
+      </w:pPr>
+      <w:r>
+        <w:rPr>
+          <w:i/>
+          <w:color w:val="8A3D1E"/>
+          <w:sz w:val="19"/>
+        </w:rPr>
+        <w:t>The criterion bounds the linear trend across the window as well as the scatter: a metric is steady only if |sigma| &lt;= steady_tol*|mean| AND |drift| &lt;= steady_trend_tol*|mean|, with steady_trend_tol = 0.05. The solver reports the drift for every metric.</w:t>
       </w:r>
     </w:p>
     <w:p>
@@ -3857,7 +4798,7 @@
           <w:color w:val="173345"/>
           <w:sz w:val="21"/>
         </w:rPr>
-        <w:t>Q129.  What independent check exists on the predicted impact extent?</w:t>
+        <w:t>Q160.  How long is the run, and is that enough?</w:t>
       </w:r>
     </w:p>
     <w:p>
@@ -3870,7 +4811,7 @@
           <w:color w:val="24292E"/>
           <w:sz w:val="21"/>
         </w:rPr>
-        <w:t>Clark et al. (2018) measured detectable ecological effects to about 100 m at the actual Kurnell outfall. The model's ΔS &gt; 0.5 g/kg reach is bounded at about 47 m (oscillating ~40–54 m), which sits comfortably inside the ~100 m ecological scale — the physical salinity extent extinguishing before the ecological signal is the ordering one expects if the model is right.</w:t>
+        <w:t>t_end = 600 s. The domain flush time at 0.12 m/s over 300 m is about 2,500 s, but the quantity that must equilibrate is the dense gravity current, whose front decelerates as the excess dilutes below the assessment contour. The trend test says it had not equilibrated when the run stopped.</w:t>
       </w:r>
     </w:p>
     <w:p>
@@ -3884,7 +4825,7 @@
           <w:color w:val="173345"/>
           <w:sz w:val="21"/>
         </w:rPr>
-        <w:t>Q130.  Is that a validation or a coincidence?</w:t>
+        <w:t>Q161.  Why does the run now integrate to a longer time with bottom drag on?</w:t>
       </w:r>
     </w:p>
     <w:p>
@@ -3897,7 +4838,7 @@
           <w:color w:val="24292E"/>
           <w:sz w:val="21"/>
         </w:rPr>
-        <w:t>It is an order-of-magnitude consistency check, not a validation. Clark's ~100 m is an ecological effect distance driven partly by diffuser-induced near-bed flow, not a salinity isopleth. The two quantities are related but not the same, and should not be equated.</w:t>
+        <w:t>Because the far-field eddy-viscosity railing that used to appear past ~400–600 s is fixed. In the weakly-stratified, low-strain far field neither the strain nor a buoyancy realizability bound binds, so ν_t = C_μ k²/ε ran free, spurious turbulent energy accumulated and ν_t railed to its ceiling (~29% of cells by 600 s). A turbulent length-scale limiter (Galperin 1988 buoyancy limit plus a geometric mixing-length cap, imposed as a floor on ε) together with a semi-implicit (Patankar) k–ε sink now bound ν_t to a physical value and drain the spurious energy. The run integrates cleanly to 600 s with 0% railing (0% at 900 s on the same grid).</w:t>
       </w:r>
     </w:p>
     <w:p>
@@ -3911,7 +4852,7 @@
           <w:color w:val="173345"/>
           <w:sz w:val="21"/>
         </w:rPr>
-        <w:t>Q131.  Tell me about the honest note in the solver header regarding an earlier '2.3%' claim.</w:t>
+        <w:t>Q162.  Does the horizontal reach r_max converge?</w:t>
       </w:r>
     </w:p>
     <w:p>
@@ -3924,7 +4865,478 @@
           <w:color w:val="24292E"/>
           <w:sz w:val="21"/>
         </w:rPr>
-        <w:t>An earlier build reported that it reproduced Perth's 45:1 to within 2.3%. That was a discretisation artefact of non-conservative operators combined with the buoyancy sign bug — two errors partly cancelling. Once the operators were made conservative and the sign fixed, the agreement vanished. The deficit that then appeared was reported as a ~16–25% CONSERVATIVE bias; that interpretation has since been withdrawn too, because it was measured against Perth's design target rather than against measured data. Recording both corrections rather than deleting them is the correct scientific practice.</w:t>
+        <w:t>No, and it is not treated as a convergence target — for a good reason. r_max is the single furthest cell above the 0.5 g/kg contour, so a thin filament of near-threshold water creeping outward extends it while adding negligible area. An 1800 s run (on the uncalibrated configuration) showed r_max creeping ~42→59 m while the seabed FOOTPRINT mean stayed stable and the concentration metrics were fully converged (split-half drift &lt;1%). So r_max is reported as a bound, and the compliance conclusion rests on the converged footprint and concentration limits, not on r_max. This is a property of r_max as a metric, not a solver limitation.</w:t>
+      </w:r>
+    </w:p>
+    <w:p>
+      <w:pPr>
+        <w:keepNext/>
+        <w:spacing w:before="140" w:after="20"/>
+      </w:pPr>
+      <w:r>
+        <w:rPr>
+          <w:b/>
+          <w:color w:val="173345"/>
+          <w:sz w:val="21"/>
+        </w:rPr>
+        <w:t>Q163.  How is 'converged' actually tested?</w:t>
+      </w:r>
+    </w:p>
+    <w:p>
+      <w:pPr>
+        <w:spacing w:after="60"/>
+        <w:ind w:left="317"/>
+      </w:pPr>
+      <w:r>
+        <w:rPr>
+          <w:color w:val="24292E"/>
+          <w:sz w:val="21"/>
+        </w:rPr>
+        <w:t>With a robust split-half stationarity test: the trailing window is split in two and the difference of the half-means is compared to a 5% tolerance. This replaces a least-squares linear drift, which for a stationary but oscillating signal (a stochastically-forced gravity-current front) reports spurious drift depending on which phase the window endpoints land on. Under the robust test the footprint and concentration metrics pass; r_max does not, consistent with it being a slowly-extending tail metric.</w:t>
+      </w:r>
+    </w:p>
+    <w:p>
+      <w:pPr>
+        <w:keepNext/>
+        <w:spacing w:before="140" w:after="20"/>
+      </w:pPr>
+      <w:r>
+        <w:rPr>
+          <w:b/>
+          <w:color w:val="173345"/>
+          <w:sz w:val="21"/>
+        </w:rPr>
+        <w:t>Q164.  What was the actual fix for the far-field railing?</w:t>
+      </w:r>
+    </w:p>
+    <w:p>
+      <w:pPr>
+        <w:spacing w:after="60"/>
+        <w:ind w:left="317"/>
+      </w:pPr>
+      <w:r>
+        <w:rPr>
+          <w:color w:val="24292E"/>
+          <w:sz w:val="21"/>
+        </w:rPr>
+        <w:t>A turbulent length-scale limiter plus a semi-implicit k–ε sink. The length limiter bounds L = C_μ^0.75 k^1.5/ε by the smaller of the Galperin (1988) buoyancy length and a geometric mixing-length cap, imposed as a floor on ε; this caps ν_t to a physical value exactly where strain AND stratification are both weak (where it otherwise railed). The Patankar semi-implicit sink linearises the destruction terms so they are unconditionally positive and non-oscillatory. Together they eliminate the railing (0% at 900 s), and bottom drag is now enabled.</w:t>
+      </w:r>
+    </w:p>
+    <w:p>
+      <w:pPr>
+        <w:spacing w:before="160" w:after="60"/>
+      </w:pPr>
+      <w:r>
+        <w:rPr>
+          <w:b/>
+          <w:color w:val="0F3D56"/>
+          <w:sz w:val="22"/>
+        </w:rPr>
+        <w:t>O.3  Calibration and validation logic</w:t>
+      </w:r>
+    </w:p>
+    <w:p>
+      <w:pPr>
+        <w:keepNext/>
+        <w:spacing w:before="140" w:after="20"/>
+      </w:pPr>
+      <w:r>
+        <w:rPr>
+          <w:b/>
+          <w:color w:val="173345"/>
+          <w:sz w:val="21"/>
+        </w:rPr>
+        <w:t>Q165.  How should it be described instead?</w:t>
+      </w:r>
+    </w:p>
+    <w:p>
+      <w:pPr>
+        <w:spacing w:after="60"/>
+        <w:ind w:left="317"/>
+      </w:pPr>
+      <w:r>
+        <w:rPr>
+          <w:color w:val="24292E"/>
+          <w:sz w:val="21"/>
+        </w:rPr>
+        <w:t>As an uncalibrated run against a representative transect that is consistent with in-class field data. The word 'calibrated' has been removed from the report title, the thesis abstract, the slides and the conclusions.</w:t>
+      </w:r>
+    </w:p>
+    <w:p>
+      <w:pPr>
+        <w:keepNext/>
+        <w:spacing w:before="140" w:after="20"/>
+      </w:pPr>
+      <w:r>
+        <w:rPr>
+          <w:b/>
+          <w:color w:val="173345"/>
+          <w:sz w:val="21"/>
+        </w:rPr>
+        <w:t>Q166.  Does --validate really validate the near field?</w:t>
+      </w:r>
+    </w:p>
+    <w:p>
+      <w:pPr>
+        <w:spacing w:after="60"/>
+        <w:ind w:left="317"/>
+      </w:pPr>
+      <w:r>
+        <w:rPr>
+          <w:color w:val="24292E"/>
+          <w:sz w:val="21"/>
+        </w:rPr>
+        <w:t>It verifies it. The constants 2.2, 2.4 and 1.6 are hard-coded from Roberts (1997), so recovering z_t/(D*Fr) = 2.20 is arithmetic. What it genuinely tests is that Fr, the angle factors and the merging correction are implemented correctly, which is worth testing.</w:t>
+      </w:r>
+    </w:p>
+    <w:p>
+      <w:pPr>
+        <w:keepNext/>
+        <w:spacing w:before="140" w:after="20"/>
+      </w:pPr>
+      <w:r>
+        <w:rPr>
+          <w:b/>
+          <w:color w:val="173345"/>
+          <w:sz w:val="21"/>
+        </w:rPr>
+        <w:t>Q167.  So what is the genuinely independent evidence?</w:t>
+      </w:r>
+    </w:p>
+    <w:p>
+      <w:pPr>
+        <w:spacing w:after="60"/>
+        <w:ind w:left="317"/>
+      </w:pPr>
+      <w:r>
+        <w:rPr>
+          <w:color w:val="24292E"/>
+          <w:sz w:val="21"/>
+        </w:rPr>
+        <w:t>Two things. The lock-exchange front Froude number of 0.51 against Benjamin's 0.50, which exercises the PDE core with the brine physics switched off entirely. And the four MEASURED Gold Coast cases, three of which the model was never fitted to (the fourth, Case 3-1, is the calibration target and so is not independent evidence). Against those three the model's dilution error spans 0.35x to 3.4x, which is honest evidence of screening-grade skill and not a validation pass. Everything else is verification.</w:t>
+      </w:r>
+    </w:p>
+    <w:p>
+      <w:pPr>
+        <w:keepNext/>
+        <w:spacing w:before="140" w:after="20"/>
+      </w:pPr>
+      <w:r>
+        <w:rPr>
+          <w:b/>
+          <w:color w:val="173345"/>
+          <w:sz w:val="21"/>
+        </w:rPr>
+        <w:t>Q168.  The plume-rise cross-check now agrees. Is that independent evidence too?</w:t>
+      </w:r>
+    </w:p>
+    <w:p>
+      <w:pPr>
+        <w:spacing w:after="60"/>
+        <w:ind w:left="317"/>
+      </w:pPr>
+      <w:r>
+        <w:rPr>
+          <w:color w:val="24292E"/>
+          <w:sz w:val="21"/>
+        </w:rPr>
+        <w:t>It is a consistency check between two parts of the same model, not external validation. The near-field correlation gives 6.4 m; the 3-D field gives 8.4 m. That agreement is necessary but not sufficient - it would also hold if both were wrong in the same way. Its value is that its earlier failure exposed a real bug.</w:t>
+      </w:r>
+    </w:p>
+    <w:p>
+      <w:pPr>
+        <w:spacing w:before="160" w:after="60"/>
+      </w:pPr>
+      <w:r>
+        <w:rPr>
+          <w:b/>
+          <w:color w:val="0F3D56"/>
+          <w:sz w:val="22"/>
+        </w:rPr>
+        <w:t>O.4  Physics</w:t>
+      </w:r>
+    </w:p>
+    <w:p>
+      <w:pPr>
+        <w:keepNext/>
+        <w:spacing w:before="140" w:after="20"/>
+      </w:pPr>
+      <w:r>
+        <w:rPr>
+          <w:b/>
+          <w:color w:val="173345"/>
+          <w:sz w:val="21"/>
+        </w:rPr>
+        <w:t>Q169.  Is bottom friction active in the physics set?</w:t>
+      </w:r>
+    </w:p>
+    <w:p>
+      <w:pPr>
+        <w:spacing w:after="60"/>
+        <w:ind w:left="317"/>
+      </w:pPr>
+      <w:r>
+        <w:rPr>
+          <w:color w:val="24292E"/>
+          <w:sz w:val="21"/>
+        </w:rPr>
+        <w:t>Yes. Bottom drag (C_d = 0.0025) and a log-law wall function are ON in this headline run. They supply the momentum sink that bounds the dense gravity current, giving a bounded (oscillating) reach. Drag is usable because the far-field k–ε railing that used to appear past ~400 s is now fixed by the length-scale limiter, so the run integrates stably to 600 s with 0% railing.</w:t>
+      </w:r>
+    </w:p>
+    <w:p>
+      <w:pPr>
+        <w:keepNext/>
+        <w:spacing w:before="140" w:after="20"/>
+      </w:pPr>
+      <w:r>
+        <w:rPr>
+          <w:b/>
+          <w:color w:val="173345"/>
+          <w:sz w:val="21"/>
+        </w:rPr>
+        <w:t>Q170.  What physics is still switched off?</w:t>
+      </w:r>
+    </w:p>
+    <w:p>
+      <w:pPr>
+        <w:spacing w:after="60"/>
+        <w:ind w:left="317"/>
+      </w:pPr>
+      <w:r>
+        <w:rPr>
+          <w:color w:val="24292E"/>
+          <w:sz w:val="21"/>
+        </w:rPr>
+        <w:t>The osmotic salt flux, the osmotic body force, Soret/Dufour cross-diffusion, the higher-order TEOS-10-style equation-of-state terms, and the genuine free surface. Four of the six novelty claims in the report's section 2 therefore describe code capability rather than anything exercised by this case.</w:t>
+      </w:r>
+    </w:p>
+    <w:p>
+      <w:pPr>
+        <w:keepNext/>
+        <w:spacing w:before="140" w:after="20"/>
+      </w:pPr>
+      <w:r>
+        <w:rPr>
+          <w:b/>
+          <w:color w:val="173345"/>
+          <w:sz w:val="21"/>
+        </w:rPr>
+        <w:t>Q171.  Are those omissions material?</w:t>
+      </w:r>
+    </w:p>
+    <w:p>
+      <w:pPr>
+        <w:spacing w:after="60"/>
+        <w:ind w:left="317"/>
+      </w:pPr>
+      <w:r>
+        <w:rPr>
+          <w:color w:val="24292E"/>
+          <w:sz w:val="21"/>
+        </w:rPr>
+        <w:t>Almost certainly not. Turbulent dispersion exceeds molecular cross-diffusion by many orders of magnitude, the temperature range is 16-25 degC so the higher-order EOS terms are tiny, and a rigid lid is appropriate at 25 m depth with Hs = 1.5 m. They matter for the novelty claim, not for the numbers.</w:t>
+      </w:r>
+    </w:p>
+    <w:p>
+      <w:pPr>
+        <w:keepNext/>
+        <w:spacing w:before="140" w:after="20"/>
+      </w:pPr>
+      <w:r>
+        <w:rPr>
+          <w:b/>
+          <w:color w:val="173345"/>
+          <w:sz w:val="21"/>
+        </w:rPr>
+        <w:t>Q172.  Do tide, wind and Coriolis do anything in this run?</w:t>
+      </w:r>
+    </w:p>
+    <w:p>
+      <w:pPr>
+        <w:spacing w:after="60"/>
+        <w:ind w:left="317"/>
+      </w:pPr>
+      <w:r>
+        <w:rPr>
+          <w:color w:val="24292E"/>
+          <w:sz w:val="21"/>
+        </w:rPr>
+        <w:t>Very little. The M2 period is 44,712 s and the inertial period at 34 degS is about 21 hours, against a run of 600 s. They are present in the formulation but nearly inert at this run length, and should not be advertised as active physics in the results.</w:t>
+      </w:r>
+    </w:p>
+    <w:p>
+      <w:pPr>
+        <w:spacing w:before="160" w:after="60"/>
+      </w:pPr>
+      <w:r>
+        <w:rPr>
+          <w:b/>
+          <w:color w:val="0F3D56"/>
+          <w:sz w:val="22"/>
+        </w:rPr>
+        <w:t>O.5  Uncertainty, resolution and reproducibility</w:t>
+      </w:r>
+    </w:p>
+    <w:p>
+      <w:pPr>
+        <w:keepNext/>
+        <w:spacing w:before="140" w:after="20"/>
+      </w:pPr>
+      <w:r>
+        <w:rPr>
+          <w:b/>
+          <w:color w:val="173345"/>
+          <w:sz w:val="21"/>
+        </w:rPr>
+        <w:t>Q173.  Can a standard deviation be reported from 2 members?</w:t>
+      </w:r>
+    </w:p>
+    <w:p>
+      <w:pPr>
+        <w:spacing w:after="60"/>
+        <w:ind w:left="317"/>
+      </w:pPr>
+      <w:r>
+        <w:rPr>
+          <w:color w:val="24292E"/>
+          <w:sz w:val="21"/>
+        </w:rPr>
+        <w:t>No. With two members a sample standard deviation carries about 100 percent relative uncertainty, and a 95th percentile is not estimable at all - it is simply the larger of the two samples. The exceedance field can take only the values 0, 0.5 and 1, so it is a three-level indicator rather than a probability.</w:t>
+      </w:r>
+    </w:p>
+    <w:p>
+      <w:pPr>
+        <w:keepNext/>
+        <w:spacing w:before="140" w:after="20"/>
+      </w:pPr>
+      <w:r>
+        <w:rPr>
+          <w:b/>
+          <w:color w:val="173345"/>
+          <w:sz w:val="21"/>
+        </w:rPr>
+        <w:t>Q174.  There is a second problem with the ensemble. What?</w:t>
+      </w:r>
+    </w:p>
+    <w:p>
+      <w:pPr>
+        <w:spacing w:after="60"/>
+        <w:ind w:left="317"/>
+      </w:pPr>
+      <w:r>
+        <w:rPr>
+          <w:color w:val="24292E"/>
+          <w:sz w:val="21"/>
+        </w:rPr>
+        <w:t>The Ornstein-Uhlenbeck correlation time is tau = 600 s, comparable with the 600 s run. The forcing barely decorrelates within a member, so the spread measures sensitivity to the initial random draw rather than to temporal variability.</w:t>
+      </w:r>
+    </w:p>
+    <w:p>
+      <w:pPr>
+        <w:keepNext/>
+        <w:spacing w:before="140" w:after="20"/>
+      </w:pPr>
+      <w:r>
+        <w:rPr>
+          <w:b/>
+          <w:color w:val="173345"/>
+          <w:sz w:val="21"/>
+        </w:rPr>
+        <w:t>Q175.  Is there a grid-convergence study?</w:t>
+      </w:r>
+    </w:p>
+    <w:p>
+      <w:pPr>
+        <w:spacing w:after="60"/>
+        <w:ind w:left="317"/>
+      </w:pPr>
+      <w:r>
+        <w:rPr>
+          <w:color w:val="24292E"/>
+          <w:sz w:val="21"/>
+        </w:rPr>
+        <w:t>Not for the reported footprint or reach. The solver provides --gridconv, and the eddy-viscosity cap fraction became grid-independent after the buoyancy sign fix, but no Richardson-style study of the headline outputs is presented. With dx = 5.77 m against a 7.0 m near field, this remains a gap.</w:t>
+      </w:r>
+    </w:p>
+    <w:p>
+      <w:pPr>
+        <w:keepNext/>
+        <w:spacing w:before="140" w:after="20"/>
+      </w:pPr>
+      <w:r>
+        <w:rPr>
+          <w:b/>
+          <w:color w:val="173345"/>
+          <w:sz w:val="21"/>
+        </w:rPr>
+        <w:t>Q176.  Does the committed deck reproduce the reported run?</w:t>
+      </w:r>
+    </w:p>
+    <w:p>
+      <w:pPr>
+        <w:spacing w:after="60"/>
+        <w:ind w:left="317"/>
+      </w:pPr>
+      <w:r>
+        <w:rPr>
+          <w:color w:val="24292E"/>
+          <w:sz w:val="21"/>
+        </w:rPr>
+        <w:t>Yes. sydney_sdp_case.json carries the grid (52x32x26), the ensemble (2), t_end = 600 s, the calibrated nf_dilution_cal = 0.871 and the bottom-drag settings that produced case_study/outputs/. Running the reproduce sequence in the README regenerates every number quoted in this document.</w:t>
+      </w:r>
+    </w:p>
+    <w:p>
+      <w:pPr>
+        <w:keepNext/>
+        <w:spacing w:before="140" w:after="20"/>
+      </w:pPr>
+      <w:r>
+        <w:rPr>
+          <w:b/>
+          <w:color w:val="173345"/>
+          <w:sz w:val="21"/>
+        </w:rPr>
+        <w:t>Q177.  What is the single most important thing still to fix?</w:t>
+      </w:r>
+    </w:p>
+    <w:p>
+      <w:pPr>
+        <w:spacing w:after="60"/>
+        <w:ind w:left="317"/>
+      </w:pPr>
+      <w:r>
+        <w:rPr>
+          <w:color w:val="24292E"/>
+          <w:sz w:val="21"/>
+        </w:rPr>
+        <w:t>Replace the synthetic calibration target with measured data - either a commissioned CTD/ADCP survey at Kurnell, or the published Gold Coast Tugun transect. Everything else on the list is a matter of compute (a larger ensemble, a longer run, a grid study); this one is the only defect that no amount of compute can repair.</w:t>
+      </w:r>
+    </w:p>
+    <w:p>
+      <w:pPr>
+        <w:keepNext/>
+        <w:spacing w:before="140" w:after="20"/>
+      </w:pPr>
+      <w:r>
+        <w:rPr>
+          <w:b/>
+          <w:color w:val="173345"/>
+          <w:sz w:val="21"/>
+        </w:rPr>
+        <w:t>Q178.  Given all this, does the project's central conclusion survive?</w:t>
+      </w:r>
+    </w:p>
+    <w:p>
+      <w:pPr>
+        <w:spacing w:after="60"/>
+        <w:ind w:left="317"/>
+      </w:pPr>
+      <w:r>
+        <w:rPr>
+          <w:color w:val="24292E"/>
+          <w:sz w:val="21"/>
+        </w:rPr>
+        <w:t>Yes, but with a narrower margin than the headline numbers alone suggest. The maximum excess anywhere is 0.99 g/kg and the affected seabed area is about 2,859 m2. The discharge is compliant with EPL 12904 O5.1 - 0.71 g/kg at the ~26 m near-field mixing-zone edge against a 1 ppt limit - but by 29%, not comfortably, and the plume core clears the 1.0 g/kg line by 0.04 g/kg. This is a screening-grade case for commissioning a site CTD/ADCP survey, not a consent case.</w:t>
       </w:r>
     </w:p>
     <w:p>
@@ -3942,7 +5354,7 @@
           <w:color w:val="0F3D56"/>
           <w:sz w:val="28"/>
         </w:rPr>
-        <w:t>M.  Results and interpretation</w:t>
+        <w:t>P.  Reproducibility, code quality and verification</w:t>
       </w:r>
     </w:p>
     <w:p>
@@ -3956,7 +5368,7 @@
           <w:color w:val="173345"/>
           <w:sz w:val="21"/>
         </w:rPr>
-        <w:t>Q132.  State the headline results.</w:t>
+        <w:t>Q179.  How is the solver verified as software, as distinct from validated as physics?</w:t>
       </w:r>
     </w:p>
     <w:p>
@@ -3969,7 +5381,7 @@
           <w:color w:val="24292E"/>
           <w:sz w:val="21"/>
         </w:rPr>
-        <w:t>Fr = 24.3; near-field terminal rise 6.4 m; seabed return at 7.0 m; return dilution 33:1. Far field: maximum excess 0.99 g/kg, minimum dilution 31.9:1, seabed footprint above ΔS = 0.5 g/kg of about 2,859 m², affected volume 15,664 m³, and a horizontal reach of 47–50 m.</w:t>
+        <w:t>By 13 invariant self-tests run as a regression gate: finiteness, boundedness, conservation, symmetry, positive-definiteness and bitwise-exact restart. These test the code against its own mathematical contract, independently of any physical benchmark.</w:t>
       </w:r>
     </w:p>
     <w:p>
@@ -3983,7 +5395,7 @@
           <w:color w:val="173345"/>
           <w:sz w:val="21"/>
         </w:rPr>
-        <w:t>Q133.  Is the plume bottom-trapped?</w:t>
+        <w:t>Q180.  What are the four gates and their status after the source-blob fix?</w:t>
       </w:r>
     </w:p>
     <w:p>
@@ -3996,7 +5408,7 @@
           <w:color w:val="24292E"/>
           <w:sz w:val="21"/>
         </w:rPr>
-        <w:t>Yes. The ΔS &gt; 0.5 g/kg region occupies the lowest 9.6 m of a 25 m water column, from 14.9 m depth down to the bed at 24.5 m, and the surface carries only trace excess. An earlier build reported the plume reaching the sea surface; that was an artefact of an isotropic source blob, since corrected.</w:t>
+        <w:t>--selftest gives 13/13 PASS; --validate gives 4/4 PASS against Roberts (1997); --benchmark gives a lock-exchange Fr_f of about 0.51, PASS; and --calibrate-nf fits the near-field return-dilution coefficient to the MEASURED Gold Coast data (nf_dilution_cal = 0.871). The old fourth gate, --validate-farfield perth ('conservative at every station'), has been retired: Perth's 45:1 is a design target, not a measurement, so it is not used as a validation datum here.</w:t>
       </w:r>
     </w:p>
     <w:p>
@@ -4010,7 +5422,7 @@
           <w:color w:val="173345"/>
           <w:sz w:val="21"/>
         </w:rPr>
-        <w:t>Q134.  What independent cross-check confirms the vertical structure?</w:t>
+        <w:t>Q181.  Is the run deterministic?</w:t>
       </w:r>
     </w:p>
     <w:p>
@@ -4023,7 +5435,7 @@
           <w:color w:val="24292E"/>
           <w:sz w:val="21"/>
         </w:rPr>
-        <w:t>The impacted region rises 8.4 m above the source, against a terminal jet rise of 6.4 m derived independently from the Roberts (1997) correlation. Those two numbers come from separately-constructed parts of the model and now agree to within a metre. The earlier build reported 22.8 m against the same 6.4 m — a discrepancy that should have been caught.</w:t>
+        <w:t>Yes, given the seed (20240617). The RNG is seeded per ensemble member as seed + 1009*member, and checkpoint/restart is bitwise exact on both the free-surface and rigid-lid paths.</w:t>
       </w:r>
     </w:p>
     <w:p>
@@ -4037,7 +5449,7 @@
           <w:color w:val="173345"/>
           <w:sz w:val="21"/>
         </w:rPr>
-        <w:t>Q135.  Why is the reported peak salinity exactly 36.5517 g/kg?</w:t>
+        <w:t>Q182.  How would a reviewer independently check your headline numbers?</w:t>
       </w:r>
     </w:p>
     <w:p>
@@ -4050,7 +5462,7 @@
           <w:color w:val="24292E"/>
           <w:sz w:val="21"/>
         </w:rPr>
-        <w:t>Because that is exactly the prescribed source salinity S_source = S_amb,bed + (S₀ − S_amb,bed)/S_r. The seed blob's centre relaxes fully toward S_source whatever the blob's shape, so the domain maximum is the injected value. It is a boundary condition read back out, and no change of source geometry can make it a prediction.</w:t>
+        <w:t>Load case_study/outputs/fields_final.npz, threshold the seabed excess at 0.5 g/kg and multiply by dx*dy for the footprint; take max(excess) for the peak. Doing exactly that is how the source-blob defect was found, so it is a check worth performing.</w:t>
       </w:r>
     </w:p>
     <w:p>
@@ -4064,7 +5476,7 @@
           <w:color w:val="173345"/>
           <w:sz w:val="21"/>
         </w:rPr>
-        <w:t>Q136.  Why is the minimum dilution (31.9:1) still below the near-field return dilution (33.0:1)?</w:t>
+        <w:t>Q183.  What guards against the reporting drifting from the data again?</w:t>
       </w:r>
     </w:p>
     <w:p>
@@ -4077,7 +5489,7 @@
           <w:color w:val="24292E"/>
           <w:sz w:val="21"/>
         </w:rPr>
-        <w:t>Not because the plume re-concentrates. Dilution is measured against the local depth-varying ambient, and the peak-excess cell sits a few metres above the bed where the ambient is fresher (35.4 rather than 35.6 g/kg), so the same absolute salinity reports a lower dilution. It is the same artefact that produced the earlier build's 32:1, now much reduced but not eliminated.</w:t>
+        <w:t>The report is generated from metrics_summary.json rather than typed, so its numbers cannot go stale. The remaining gap is that no automated test asserts the deck reproduces the committed outputs; adding one would fail CI whenever deck and report diverge.</w:t>
       </w:r>
     </w:p>
     <w:p>
@@ -4091,7 +5503,7 @@
           <w:color w:val="173345"/>
           <w:sz w:val="21"/>
         </w:rPr>
-        <w:t>Q137.  Why does the seabed footprint fall to zero at the 1.0 g/kg threshold?</w:t>
+        <w:t>Q184.  Is 5,200 lines in one file defensible?</w:t>
       </w:r>
     </w:p>
     <w:p>
@@ -4104,7 +5516,7 @@
           <w:color w:val="24292E"/>
           <w:sz w:val="21"/>
         </w:rPr>
-        <w:t>Because the maximum excess salinity anywhere on the seabed is about 0.96 g/kg, so the 1.0 g/kg contour encloses no area — it clears the line by 0.04 g/kg. Note this is much tighter than before calibration, when the seabed peak was 0.84 g/kg and BOTH the 0.9 and 1.0 contours were empty; the 0.9 contour now encloses a real 1,514 m2. The domain maximum (0.99 g/kg) sits a few metres above the bed, inside the seed blob, not on the seabed itself.</w:t>
+        <w:t>It keeps the solver self-contained and dependency-light, which matters for reproducibility and for auditing a single artefact. It costs navigability and makes unit-testing individual operators harder. For a research solver the trade is reasonable; for a maintained product it is not.</w:t>
       </w:r>
     </w:p>
     <w:p>
@@ -4118,7 +5530,7 @@
           <w:color w:val="173345"/>
           <w:sz w:val="21"/>
         </w:rPr>
-        <w:t>Q138.  Why do the headline footprint and the isopleth table differ slightly?</w:t>
+        <w:t>Q185.  What is the licence and authorship position?</w:t>
       </w:r>
     </w:p>
     <w:p>
@@ -4131,169 +5543,7 @@
           <w:color w:val="24292E"/>
           <w:sz w:val="21"/>
         </w:rPr>
-        <w:t>They use different estimators. The isopleth table counts wet seabed cells at dx·dy = 21.6 m² resolution; the headline value bilinearly refines the seabed field 8× before thresholding. The difference, of order 1–2%, is a fair measure of the discretisation floor on the footprint.</w:t>
-      </w:r>
-    </w:p>
-    <w:p>
-      <w:pPr>
-        <w:keepNext/>
-        <w:spacing w:before="140" w:after="20"/>
-      </w:pPr>
-      <w:r>
-        <w:rPr>
-          <w:b/>
-          <w:color w:val="173345"/>
-          <w:sz w:val="21"/>
-        </w:rPr>
-        <w:t>Q139.  How is the seabed footprint defined?</w:t>
-      </w:r>
-    </w:p>
-    <w:p>
-      <w:pPr>
-        <w:spacing w:after="60"/>
-        <w:ind w:left="317"/>
-      </w:pPr>
-      <w:r>
-        <w:rPr>
-          <w:color w:val="24292E"/>
-          <w:sz w:val="21"/>
-        </w:rPr>
-        <w:t>As the plan area of the lowest fluid cell in each column where the excess salinity exceeds ΔS_crit = 0.5 g/kg, computed after 8× bilinear sub-cell refinement. The resolution floor of a single cell is 21.6 m².</w:t>
-      </w:r>
-    </w:p>
-    <w:p>
-      <w:pPr>
-        <w:keepNext/>
-        <w:spacing w:before="140" w:after="20"/>
-      </w:pPr>
-      <w:r>
-        <w:rPr>
-          <w:b/>
-          <w:color w:val="173345"/>
-          <w:sz w:val="21"/>
-        </w:rPr>
-        <w:t>Q140.  What is the affected volume, and is it meaningful?</w:t>
-      </w:r>
-    </w:p>
-    <w:p>
-      <w:pPr>
-        <w:spacing w:after="60"/>
-        <w:ind w:left="317"/>
-      </w:pPr>
-      <w:r>
-        <w:rPr>
-          <w:color w:val="24292E"/>
-          <w:sz w:val="21"/>
-        </w:rPr>
-        <w:t>15,664 m³ of water carries ΔS &gt; 0.5 g/kg. It is now a meaningful quantity: the impacted cells form a bottom-hugging layer rather than a full-depth column. The earlier build reported 55,085 m³ — inflated roughly 3.5× by the over-wide source blob.</w:t>
-      </w:r>
-    </w:p>
-    <w:p>
-      <w:pPr>
-        <w:keepNext/>
-        <w:spacing w:before="140" w:after="20"/>
-      </w:pPr>
-      <w:r>
-        <w:rPr>
-          <w:b/>
-          <w:color w:val="173345"/>
-          <w:sz w:val="21"/>
-        </w:rPr>
-        <w:t>Q141.  What drives the far-field spreading, and what bounds it?</w:t>
-      </w:r>
-    </w:p>
-    <w:p>
-      <w:pPr>
-        <w:spacing w:after="60"/>
-        <w:ind w:left="317"/>
-      </w:pPr>
-      <w:r>
-        <w:rPr>
-          <w:color w:val="24292E"/>
-          <w:sz w:val="21"/>
-        </w:rPr>
-        <w:t>Three drivers: the residual momentum of the seeded gravity current; the buoyancy-driven lateral collapse of the dense layer; and advection by the 0.12 m/s ambient current, modulated by the anisotropic dispersion tensor. What bounds it is the quadratic bottom drag (now ON), which supplies the momentum sink that arrests the front — so the reach is bounded rather than growing without limit (Section O).</w:t>
-      </w:r>
-    </w:p>
-    <w:p>
-      <w:pPr>
-        <w:keepNext/>
-        <w:spacing w:before="140" w:after="20"/>
-      </w:pPr>
-      <w:r>
-        <w:rPr>
-          <w:b/>
-          <w:color w:val="173345"/>
-          <w:sz w:val="21"/>
-        </w:rPr>
-        <w:t>Q142.  What is the horizontal reach, really?</w:t>
-      </w:r>
-    </w:p>
-    <w:p>
-      <w:pPr>
-        <w:spacing w:after="60"/>
-        <w:ind w:left="317"/>
-      </w:pPr>
-      <w:r>
-        <w:rPr>
-          <w:color w:val="24292E"/>
-          <w:sz w:val="21"/>
-        </w:rPr>
-        <w:t>The final ensemble-mean field gives 50.3 m; the mean over the trailing window is 46.9 ± 6.9 m. It is reported as a bound, not a converged value: r_max is the single furthest cell above the 0.5 g/kg contour — a threshold-sensitive tail metric that a thin near-threshold filament slowly extends without adding area (it creeps ~42→59 m from 600→1800 s), so it does not settle to a constant. Under the robust split-half stationarity test the footprint mean (~2500 m²) and the concentration metrics converge, and the compliance conclusion rests on those, not on r_max.</w:t>
-      </w:r>
-    </w:p>
-    <w:p>
-      <w:pPr>
-        <w:keepNext/>
-        <w:spacing w:before="140" w:after="20"/>
-      </w:pPr>
-      <w:r>
-        <w:rPr>
-          <w:b/>
-          <w:color w:val="173345"/>
-          <w:sz w:val="21"/>
-        </w:rPr>
-        <w:t>Q143.  Why is the ensemble-mean reach smaller than either member's reach?</w:t>
-      </w:r>
-    </w:p>
-    <w:p>
-      <w:pPr>
-        <w:spacing w:after="60"/>
-        <w:ind w:left="317"/>
-      </w:pPr>
-      <w:r>
-        <w:rPr>
-          <w:color w:val="24292E"/>
-          <w:sz w:val="21"/>
-        </w:rPr>
-        <w:t>Because averaging two stochastically-displaced plumes smooths the excess field, lowering the peak and pulling the ΔS = 0.5 g/kg contour inward. The mean of the fields is not the field of the mean reach. Reporting a footprint from an ensemble-mean field systematically understates it.</w:t>
-      </w:r>
-    </w:p>
-    <w:p>
-      <w:pPr>
-        <w:keepNext/>
-        <w:spacing w:before="140" w:after="20"/>
-      </w:pPr>
-      <w:r>
-        <w:rPr>
-          <w:b/>
-          <w:color w:val="173345"/>
-          <w:sz w:val="21"/>
-        </w:rPr>
-        <w:t>Q144.  What are the run-health diagnostics and what do they prove?</w:t>
-      </w:r>
-    </w:p>
-    <w:p>
-      <w:pPr>
-        <w:spacing w:after="60"/>
-        <w:ind w:left="317"/>
-      </w:pPr>
-      <w:r>
-        <w:rPr>
-          <w:color w:val="24292E"/>
-          <w:sz w:val="21"/>
-        </w:rPr>
-        <w:t>Final divergence 5.0e-16, mass imbalance 4.3e-16, eddy-viscosity cap engaged in 0.0% of cells. These prove the numerics are sound. They say nothing whatever about whether the physical answer is right — a perfectly-converged solution of the wrong problem carries identical diagnostics.</w:t>
+        <w:t>MIT licence, authored by Akosa Samuel Onyejekwe as independent research work. All third-party physics is cited to primary literature in validation/sources.md, with DOIs flagged as verified or unverified.</w:t>
       </w:r>
     </w:p>
     <w:p>
@@ -4311,7 +5561,7 @@
           <w:color w:val="0F3D56"/>
           <w:sz w:val="28"/>
         </w:rPr>
-        <w:t>N.  Mixing zone and regulatory compliance</w:t>
+        <w:t>Q.  Recommendations and future work</w:t>
       </w:r>
     </w:p>
     <w:p>
@@ -4325,7 +5575,7 @@
           <w:color w:val="173345"/>
           <w:sz w:val="21"/>
         </w:rPr>
-        <w:t>Q145.  What assessment threshold was adopted and why?</w:t>
+        <w:t>Q186.  What has already been done?</w:t>
       </w:r>
     </w:p>
     <w:p>
@@ -4338,7 +5588,7 @@
           <w:color w:val="24292E"/>
           <w:sz w:val="21"/>
         </w:rPr>
-        <w:t>ΔS = 0.5 g/kg above ambient, chosen as a conservative sub-lethal contour. It is more protective than the roughly 1 ppt typical of NSW mixing-zone practice and than the binding 2.0 ppt at 100 m of the California Ocean Plan.</w:t>
+        <w:t>The source-blob floor was made anisotropic and the case re-run; the steady-state criterion was given a trend test in addition to its scatter test; the far-field eddy-viscosity railing at long integration times was diagnosed AND FIXED (a turbulent length-scale limiter plus a semi-implicit k–ε sink; 0% railing at 900 s), after which bottom drag was enabled and the run extended to 600 s with a bounded reach; and the input deck was corrected so it reproduces the reported run.</w:t>
       </w:r>
     </w:p>
     <w:p>
@@ -4352,7 +5602,7 @@
           <w:color w:val="173345"/>
           <w:sz w:val="21"/>
         </w:rPr>
-        <w:t>Q146.  What are the relevant regulatory limits?</w:t>
+        <w:t>Q187.  What remains, in priority order?</w:t>
       </w:r>
     </w:p>
     <w:p>
@@ -4365,7 +5615,7 @@
           <w:color w:val="24292E"/>
           <w:sz w:val="21"/>
         </w:rPr>
-        <w:t>The BINDING one for this site is NSW EPL 12904, condition O5.1, verified verbatim against the operator's annual report: the salinity must be 'within 1 part per thousand (ppt) of background salinity' at 'the edge of the near field mixing zone of the discharge plume'. Note carefully: the licence specifies NO DISTANCE in metres — the compliance point is the edge of the NEAR field, which for this discharge is x_n = 9.0·Fr·d, about 26 m, not the 50–100 m an earlier revision of this report assumed. Condition O5.2 disapplies the requirement when the concentrate salinity is at or below background. For context: California Ocean Plan ≤ 2.0 ppt at ≤ 100 m; Perth/Cockburn Sound ≤ 1.2 ppt at 50 m and ≤ 0.8 ppt at 1,000 m; Gold Coast ~2 PSU at 60 m.</w:t>
+        <w:t>Replace the synthetic calibration target with measured data. Raise the ensemble to O(100) members run over several correlation times before quoting any exceedance map. Perform a grid-convergence study of the footprint and reach. Run worst-case weak-mixing scenarios to bound the compliance envelope.</w:t>
       </w:r>
     </w:p>
     <w:p>
@@ -4379,7 +5629,7 @@
           <w:color w:val="173345"/>
           <w:sz w:val="21"/>
         </w:rPr>
-        <w:t>Q147.  Why does the compliance POINT matter so much?</w:t>
+        <w:t>Q188.  Which single change would most improve the credibility of the numbers?</w:t>
       </w:r>
     </w:p>
     <w:p>
@@ -4392,7 +5642,7 @@
           <w:color w:val="24292E"/>
           <w:sz w:val="21"/>
         </w:rPr>
-        <w:t>Because it moved the margin by a factor of three. Assessed at 50 m — the old assumption — the modelled excess is about 0.2 g/kg against a 1 ppt limit, an apparent 80% margin. Assessed where the licence actually bites, at the ~26 m near-field mixing-zone edge, it is about 0.71 g/kg: still compliant, but with a 29% margin. The earlier figure was not wrong arithmetic; it was the right arithmetic at the wrong place.</w:t>
+        <w:t>A CTD/ADCP survey at the Kurnell outfall itself. The near field is now calibrated to measured in-class data (Gold Coast), which is the best available substitute, but it is another site: its crossflow, wave climate and diffuser geometry are not Kurnell's. Only a site survey can calibrate the FAR field, which remains uncalibrated and unidentifiable from mixing-zone data.</w:t>
       </w:r>
     </w:p>
     <w:p>
@@ -4406,7 +5656,7 @@
           <w:color w:val="173345"/>
           <w:sz w:val="21"/>
         </w:rPr>
-        <w:t>Q148.  Is the NSW limit academic?</w:t>
+        <w:t>Q189.  What sensitivity case is conspicuously missing?</w:t>
       </w:r>
     </w:p>
     <w:p>
@@ -4419,7 +5669,7 @@
           <w:color w:val="24292E"/>
           <w:sz w:val="21"/>
         </w:rPr>
-        <w:t>No. The operator's own EPL 12904 annual performance report records that on 22 July 2025 'the calculated Edge of the near field mixing zone of the discharge plume was greater than 1 ppt of background salinity' — a real exceedance at the real plant. A 29% modelled margin on a screening-grade tool is not a consent case.</w:t>
+        <w:t>The near-field constant. The literature splits into a Roberts/Papakonstantis cluster at S_i/Fr ~ 1.6-1.68 and a Lai &amp; Lee cluster at 1.07. The model adopts the higher, less-protective value. A run at 1.07 would reduce return dilution to about 26:1 and enlarge the footprint, and it should be reported.</w:t>
       </w:r>
     </w:p>
     <w:p>
@@ -4433,7 +5683,7 @@
           <w:color w:val="173345"/>
           <w:sz w:val="21"/>
         </w:rPr>
-        <w:t>Q149.  Does the predicted plume comply?</w:t>
+        <w:t>Q190.  What is the most promising direction for the solver itself?</w:t>
       </w:r>
     </w:p>
     <w:p>
@@ -4446,7 +5696,7 @@
           <w:color w:val="24292E"/>
           <w:sz w:val="21"/>
         </w:rPr>
-        <w:t>Yes, but with a 29% margin, not a comfortable one. At the licence's compliance point — the edge of the near-field mixing zone, about 26 m — the modelled near-bed excess is about 0.71 g/kg against the 1.0 ppt limit of EPL 12904 O5.1. The maximum excess anywhere is 0.99 g/kg, below even the most stringent 1.2 ppt criterion, and the seabed maximum is about 0.96 g/kg. But compliance IS now closer to marginal than earlier revisions implied — a 29% margin at the licence point, and a core that clears the 1.0 g/kg line by 0.01 g/kg — so the residual reach uncertainty matters more, not less.</w:t>
+        <w:t>The two-way nested resolved-near-field mode. It is the only path to removing the correlation dependence and the prescribed-source diagnostics at once, and it would turn the near-field 'validation' from verification into a genuine prediction.</w:t>
       </w:r>
     </w:p>
     <w:p>
@@ -4460,7 +5710,7 @@
           <w:color w:val="173345"/>
           <w:sz w:val="21"/>
         </w:rPr>
-        <w:t>Q150.  How sensitive is compliance to the reach oscillation?</w:t>
+        <w:t>Q191.  Is there a publishable contribution here?</w:t>
       </w:r>
     </w:p>
     <w:p>
@@ -4473,7 +5723,7 @@
           <w:color w:val="24292E"/>
           <w:sz w:val="21"/>
         </w:rPr>
-        <w:t>Not at all for the concentration-based limits, which are met everywhere in the domain. The reach oscillates around 47 m (~40–54 m) with the forcing; even its upper excursions stay well inside the California 100 m boundary. The footprint area breathes with the reach, so it is reported as a central value with a spread, not a single number.</w:t>
+        <w:t>Two negative results are genuinely useful: the k-epsilon buoyancy sign error and its quantified effect on far-field over-mixing, and the isotropic source-blob floor, which silently smeared a dense plume through the water column while every run-health diagnostic stayed at machine precision. Both are easy to make and hard to see. The end-to-end coupling is a solid engineering contribution.</w:t>
       </w:r>
     </w:p>
     <w:p>
@@ -4487,7 +5737,7 @@
           <w:color w:val="173345"/>
           <w:sz w:val="21"/>
         </w:rPr>
-        <w:t>Q151.  Why does a 0.5 g/kg contour matter ecologically if the limits are 1–2 ppt?</w:t>
+        <w:t>Q192.  How would you summarise the project's standing in one sentence?</w:t>
       </w:r>
     </w:p>
     <w:p>
@@ -4500,88 +5750,7 @@
           <w:color w:val="24292E"/>
           <w:sz w:val="21"/>
         </w:rPr>
-        <w:t>Because regulatory limits are set for acute lethality whereas benthic communities show sub-lethal responses — reduced growth, altered assemblage composition — at smaller anomalies over chronic exposure. Adopting the more protective contour is a deliberate conservatism.</w:t>
-      </w:r>
-    </w:p>
-    <w:p>
-      <w:pPr>
-        <w:keepNext/>
-        <w:spacing w:before="140" w:after="20"/>
-      </w:pPr>
-      <w:r>
-        <w:rPr>
-          <w:b/>
-          <w:color w:val="173345"/>
-          <w:sz w:val="21"/>
-        </w:rPr>
-        <w:t>Q152.  What is a mixing zone, formally?</w:t>
-      </w:r>
-    </w:p>
-    <w:p>
-      <w:pPr>
-        <w:spacing w:after="60"/>
-        <w:ind w:left="317"/>
-      </w:pPr>
-      <w:r>
-        <w:rPr>
-          <w:color w:val="24292E"/>
-          <w:sz w:val="21"/>
-        </w:rPr>
-        <w:t>A defined volume around a discharge within which water-quality criteria may be exceeded, on the understanding that they are met at its boundary. Its size and the criterion at its boundary are both set by the regulator.</w:t>
-      </w:r>
-    </w:p>
-    <w:p>
-      <w:pPr>
-        <w:keepNext/>
-        <w:spacing w:before="140" w:after="20"/>
-      </w:pPr>
-      <w:r>
-        <w:rPr>
-          <w:b/>
-          <w:color w:val="173345"/>
-          <w:sz w:val="21"/>
-        </w:rPr>
-        <w:t>Q153.  Clark et al. found effects to 100 m. Does that invalidate the bounded reach?</w:t>
-      </w:r>
-    </w:p>
-    <w:p>
-      <w:pPr>
-        <w:spacing w:after="60"/>
-        <w:ind w:left="317"/>
-      </w:pPr>
-      <w:r>
-        <w:rPr>
-          <w:color w:val="24292E"/>
-          <w:sz w:val="21"/>
-        </w:rPr>
-        <w:t>It does not, because the two measure different things: Clark measured ecological effect distance, partly driven by diffuser-induced near-bed flow rather than salinity. The model's physical reach (~47 m) extinguishing inside the ~100 m ecological scale is exactly the expected ordering.</w:t>
-      </w:r>
-    </w:p>
-    <w:p>
-      <w:pPr>
-        <w:keepNext/>
-        <w:spacing w:before="140" w:after="20"/>
-      </w:pPr>
-      <w:r>
-        <w:rPr>
-          <w:b/>
-          <w:color w:val="173345"/>
-          <w:sz w:val="21"/>
-        </w:rPr>
-        <w:t>Q154.  What would you tell a regulator this model can and cannot support?</w:t>
-      </w:r>
-    </w:p>
-    <w:p>
-      <w:pPr>
-        <w:spacing w:after="60"/>
-        <w:ind w:left="317"/>
-      </w:pPr>
-      <w:r>
-        <w:rPr>
-          <w:color w:val="24292E"/>
-          <w:sz w:val="21"/>
-        </w:rPr>
-        <w:t>It can support a screening-level statement that the salinity anomaly is well within all applicable concentration limits and that the affected seabed area is of order 2,859 m². It cannot support a consent-grade footprint number, because the reach oscillates rather than settling to a single value, the calibration target is synthetic and the ensemble is too small for the exceedance map to mean anything.</w:t>
+        <w:t>A numerically sound, well-verified coupled brine-dispersion solver whose Kurnell case study is now physically self-consistent and honestly caveated, and whose remaining weakness is that it has never been tested against a measurement.</w:t>
       </w:r>
     </w:p>
     <w:p>
@@ -4599,7 +5768,7 @@
           <w:color w:val="0F3D56"/>
           <w:sz w:val="28"/>
         </w:rPr>
-        <w:t>O.  Hard questions and known weaknesses</w:t>
+        <w:t>R.  Cross-document reconciliation</w:t>
       </w:r>
     </w:p>
     <w:p>
@@ -4609,20 +5778,7 @@
           <w:color w:val="24292E"/>
           <w:sz w:val="21"/>
         </w:rPr>
-        <w:t>These are the questions most likely to be asked by a hostile reviewer. Each was verified directly against the run artefacts. Two of the defects listed in the first edition of this document have since been fixed in the solver and the case re-run; they are retained here, marked as such, because an examiner will ask what was wrong and how you found it.</w:t>
-      </w:r>
-    </w:p>
-    <w:p>
-      <w:pPr>
-        <w:spacing w:before="160" w:after="60"/>
-      </w:pPr>
-      <w:r>
-        <w:rPr>
-          <w:b/>
-          <w:color w:val="0F3D56"/>
-          <w:sz w:val="22"/>
-        </w:rPr>
-        <w:t>O.1  The source condition</w:t>
+        <w:t>Four documents describe this work. They did not agree with each other, and none of them fully agreed with the data. All have been corrected.</w:t>
       </w:r>
     </w:p>
     <w:p>
@@ -4636,7 +5792,7 @@
           <w:color w:val="173345"/>
           <w:sz w:val="21"/>
         </w:rPr>
-        <w:t>Q155.  Describe the source condition. What is actually injected?</w:t>
+        <w:t>Q193.  What was the single most serious error?</w:t>
       </w:r>
     </w:p>
     <w:p>
@@ -4649,7 +5805,7 @@
           <w:color w:val="24292E"/>
           <w:sz w:val="21"/>
         </w:rPr>
-        <w:t>The far field is seeded by relaxing S and T toward prescribed source values inside a 3-D Gaussian blob centred at the near-field seabed return point, together with a momentum source along the residual gravity-current direction. The source salinity is S_source = S_amb,bed + (S0 - S_amb,bed)/S_r. The jet itself never appears in the 3-D field.</w:t>
+        <w:t>A datum inversion. The column layer_top_depth in plume_envelope_vs_distance.csv is a depth below the sea surface, computed in postprocess.py as -min(z) over the active column. Slides 15 and 24, their speaker notes, and sections 9.6 and 10.1 of the thesis read its value of 0.48 m as a height above the seabed, and concluded that the plume never reaches mid-water.</w:t>
       </w:r>
     </w:p>
     <w:p>
@@ -4663,7 +5819,7 @@
           <w:color w:val="173345"/>
           <w:sz w:val="21"/>
         </w:rPr>
-        <w:t>Q156.  There was a bug here. What was it?</w:t>
+        <w:t>Q194.  How could that have been caught internally?</w:t>
       </w:r>
     </w:p>
     <w:p>
@@ -4676,21 +5832,7 @@
           <w:color w:val="24292E"/>
           <w:sz w:val="21"/>
         </w:rPr>
-        <w:t>The blob was isotropic, with sigma = max(physical return width, 1.5*max(dx,dz)). Because dx = 5.77 m, the grid floor of 8.65 m overrode the physical return-plume half-width of 2.50 m by 3.5x, so brine was injected over roughly a third of the water column. The whole source column was driven to S_source, and dS &gt; 0.5 g/kg reached to within 0.48 m of the sea surface.</w:t>
-      </w:r>
-    </w:p>
-    <w:p>
-      <w:pPr>
-        <w:spacing w:after="120"/>
-        <w:ind w:left="317"/>
-      </w:pPr>
-      <w:r>
-        <w:rPr>
-          <w:i/>
-          <w:color w:val="8A3D1E"/>
-          <w:sz w:val="19"/>
-        </w:rPr>
-        <w:t>FIXED. solver.py now uses an anisotropic floor: horizontal sigma = 1.5*max(dx,dy) = 8.65 m (a source narrower than a cell is unresolvable), vertical sigma = the physical 2.50 m, floored only at 1.5*dz = 1.44 m. Source weight at the sea surface fell from 0.031 to ~1e-18.</w:t>
+        <w:t>The same CSV reported a layer thickness of 23.08 m in 25 m of water, and a core depth beginning at 4.33 m. A 23 m thick layer whose top is 0.48 m above a bed 25 m down is geometrically impossible. The thesis printed both facts in adjacent paragraphs without noticing.</w:t>
       </w:r>
     </w:p>
     <w:p>
@@ -4704,7 +5846,7 @@
           <w:color w:val="173345"/>
           <w:sz w:val="21"/>
         </w:rPr>
-        <w:t>Q157.  How would a reviewer have caught it without reading the code?</w:t>
+        <w:t>Q195.  Was that the same defect as the source blob?</w:t>
       </w:r>
     </w:p>
     <w:p>
@@ -4717,7 +5859,7 @@
           <w:color w:val="24292E"/>
           <w:sz w:val="21"/>
         </w:rPr>
-        <w:t>By comparing two independently-derived numbers. The near-field correlation predicts a terminal jet rise of 6.4 m; the 3-D field reported an impacted column 22.8 m tall in 25 m of water. Those cannot both be right for a negatively-buoyant discharge. After the fix the same comparison gives 7.4 m against 6.4 m.</w:t>
+        <w:t>It was the symptom; the blob was the cause. The isotropic floor genuinely did push dS &gt; 0.5 g/kg to within half a metre of the surface, so the CSV was reporting the truth about a broken run. The documents then misread the datum and drew a reassuring conclusion from an alarming number.</w:t>
       </w:r>
     </w:p>
     <w:p>
@@ -4731,7 +5873,7 @@
           <w:color w:val="173345"/>
           <w:sz w:val="21"/>
         </w:rPr>
-        <w:t>Q158.  What did the fix change, quantitatively?</w:t>
+        <w:t>Q196.  Was the state vector described consistently?</w:t>
       </w:r>
     </w:p>
     <w:p>
@@ -4744,7 +5886,7 @@
           <w:color w:val="24292E"/>
           <w:sz w:val="21"/>
         </w:rPr>
-        <w:t>The seabed footprint fell from 5,127 m2 to 2,859 m2, the affected volume from 55,085 m3 to 15,664 m3, the maximum excess from 0.99 to 0.99 g/kg, the minimum dilution from 32:1 to 31.9:1, and the impacted-column height from 22.8 m to 8.4 m. The old run therefore OVER-predicted impact, so its numbers were conservative.</w:t>
+        <w:t>No. The report correctly identifies zeta as the Ornstein-Uhlenbeck stochastic forcing, matching solver.py. Slide 6 and the speaker notes called zeta the free-surface elevation, while slide 9 simultaneously stated that the free surface was off. The free surface is eta.</w:t>
       </w:r>
     </w:p>
     <w:p>
@@ -4758,7 +5900,7 @@
           <w:color w:val="173345"/>
           <w:sz w:val="21"/>
         </w:rPr>
-        <w:t>Q159.  Did the fix make peak salinity a prediction?</w:t>
+        <w:t>Q197.  Which document was most honest before reconciliation?</w:t>
       </w:r>
     </w:p>
     <w:p>
@@ -4771,7 +5913,7 @@
           <w:color w:val="24292E"/>
           <w:sz w:val="21"/>
         </w:rPr>
-        <w:t>No, and it never could. The blob centre relaxes fully toward S_source regardless of blob width, so S_max = 36.5517 g/kg = S_source for any geometry. Removing this diagnostic requires a different source treatment altogether - a bed flux boundary condition, or the two-way nested resolved-near-field mode.</w:t>
+        <w:t>The thesis. It already stated that no CTD cast was lowered and no ADCP recovered, that the site decks are representative rather than measured, and that a two-member ensemble is not a converged uncertainty quantification. It nonetheless carried the datum error and an argument that a unity calibration multiplier proved the physics correct.</w:t>
       </w:r>
     </w:p>
     <w:p>
@@ -4785,7 +5927,7 @@
           <w:color w:val="173345"/>
           <w:sz w:val="21"/>
         </w:rPr>
-        <w:t>Q160.  And the minimum dilution?</w:t>
+        <w:t>Q198.  Which was least reliable?</w:t>
       </w:r>
     </w:p>
     <w:p>
@@ -4798,20 +5940,7 @@
           <w:color w:val="24292E"/>
           <w:sz w:val="21"/>
         </w:rPr>
-        <w:t>Improved but not eliminated. It moved from 32:1 toward the near-field hand-off of 33.0:1 and now reads 31.9:1. The residual gap exists because dilution is measured against the local depth-varying ambient and the peak-excess cell sits a few metres above the bed, where the ambient is fresher. It is the same mechanism, much reduced.</w:t>
-      </w:r>
-    </w:p>
-    <w:p>
-      <w:pPr>
-        <w:spacing w:before="160" w:after="60"/>
-      </w:pPr>
-      <w:r>
-        <w:rPr>
-          <w:b/>
-          <w:color w:val="0F3D56"/>
-          <w:sz w:val="22"/>
-        </w:rPr>
-        <w:t>O.2  Steady state</w:t>
+        <w:t>The speaker notes. They amplified every optimistic reading - 'measured' data, 'equilibrium conditions', a 95th percentile from two members, 'the plume does not reach the sea surface' - and added claims the slides themselves did not make.</w:t>
       </w:r>
     </w:p>
     <w:p>
@@ -4825,7 +5954,7 @@
           <w:color w:val="173345"/>
           <w:sz w:val="21"/>
         </w:rPr>
-        <w:t>Q161.  Was steady state reached?</w:t>
+        <w:t>Q199.  Were the headline numbers inconsistent across documents?</w:t>
       </w:r>
     </w:p>
     <w:p>
@@ -4838,7 +5967,7 @@
           <w:color w:val="24292E"/>
           <w:sz w:val="21"/>
         </w:rPr>
-        <w:t>No. The following metrics still drift across the trailing window: r_max_m, seabed_footprint_m2. The reach drifts +20.6 m, 43.9% of its mean, so it must be quoted as a range rather than as a converged value.</w:t>
+        <w:t>Almost not at all, and that is the point. Every document quoted the same Fr, rise, return distance, dilution, footprint, volume and reach. They were consistent with each other and jointly wrong about what several of those numbers meant. Internal consistency is not evidence of correctness.</w:t>
       </w:r>
     </w:p>
     <w:p>
@@ -4852,7 +5981,7 @@
           <w:color w:val="173345"/>
           <w:sz w:val="21"/>
         </w:rPr>
-        <w:t>Q162.  The earlier build reported steady_state_reached = True while the reach grew from 26 m to 96 m. How?</w:t>
+        <w:t>Q200.  What changed in each document?</w:t>
       </w:r>
     </w:p>
     <w:p>
@@ -4865,21 +5994,7 @@
           <w:color w:val="24292E"/>
           <w:sz w:val="21"/>
         </w:rPr>
-        <w:t>Because the test bounded only the relative standard deviation over the trailing window (steady_tol = 0.20). A monotonically climbing quantity has small scatter about its own mean, so it passed. The test measured the wrong thing.</w:t>
-      </w:r>
-    </w:p>
-    <w:p>
-      <w:pPr>
-        <w:spacing w:after="120"/>
-        <w:ind w:left="317"/>
-      </w:pPr>
-      <w:r>
-        <w:rPr>
-          <w:i/>
-          <w:color w:val="8A3D1E"/>
-          <w:sz w:val="19"/>
-        </w:rPr>
-        <w:t>FIXED. The criterion now also bounds the linear trend across the window: a metric is steady only if |sigma| &lt;= steady_tol*|mean| AND |drift| &lt;= steady_trend_tol*|mean|, with steady_trend_tol = 0.05. The solver reports the drift for every metric.</w:t>
+        <w:t>The report gained an interpretation-caveats section, a section on the source condition and the datum, an honest calibration section, a trend-aware steady-state table, and revised recommendations. The thesis gained an Errata and Reconciliation note after the abstract plus corrections to sections 5.5, 8, 9.2, 9.6 and 10.1. The slides and notes were corrected slide by slide. All four were then regenerated against the re-run.</w:t>
       </w:r>
     </w:p>
     <w:p>
@@ -4893,7 +6008,7 @@
           <w:color w:val="173345"/>
           <w:sz w:val="21"/>
         </w:rPr>
-        <w:t>Q163.  How long is the run, and is that enough?</w:t>
+        <w:t>Q201.  Were any solver outputs altered to make the documents agree?</w:t>
       </w:r>
     </w:p>
     <w:p>
@@ -4906,7 +6021,7 @@
           <w:color w:val="24292E"/>
           <w:sz w:val="21"/>
         </w:rPr>
-        <w:t>t_end = 600 s. The domain flush time at 0.12 m/s over 300 m is about 2,500 s, but the quantity that must equilibrate is the dense gravity current, whose front decelerates as the excess dilutes below the assessment contour. The trend test says it had not equilibrated when the run stopped.</w:t>
+        <w:t>No. The documents were corrected first, against the original outputs. Only afterwards was the solver defect fixed and the case re-run, which changed the outputs on their own merits. No figure or CSV value was ever edited by hand.</w:t>
       </w:r>
     </w:p>
     <w:p>
@@ -4920,7 +6035,7 @@
           <w:color w:val="173345"/>
           <w:sz w:val="21"/>
         </w:rPr>
-        <w:t>Q164.  Why does the run now integrate to a longer time with bottom drag on?</w:t>
+        <w:t>Q202.  Does the compliance conclusion hold?</w:t>
       </w:r>
     </w:p>
     <w:p>
@@ -4933,1271 +6048,7 @@
           <w:color w:val="24292E"/>
           <w:sz w:val="21"/>
         </w:rPr>
-        <w:t>Because the far-field eddy-viscosity railing that used to appear past ~400–600 s is fixed. In the weakly-stratified, low-strain far field neither the strain nor a buoyancy realizability bound binds, so ν_t = C_μ k²/ε ran free, spurious turbulent energy accumulated and ν_t railed to its ceiling (~29% of cells by 600 s). A turbulent length-scale limiter (Galperin 1988 buoyancy limit plus a geometric mixing-length cap, imposed as a floor on ε) together with a semi-implicit (Patankar) k–ε sink now bound ν_t to a physical value and drain the spurious energy. The run integrates cleanly to 600 s with 0% railing (0% at 900 s on the same grid).</w:t>
-      </w:r>
-    </w:p>
-    <w:p>
-      <w:pPr>
-        <w:keepNext/>
-        <w:spacing w:before="140" w:after="20"/>
-      </w:pPr>
-      <w:r>
-        <w:rPr>
-          <w:b/>
-          <w:color w:val="173345"/>
-          <w:sz w:val="21"/>
-        </w:rPr>
-        <w:t>Q165.  Does the horizontal reach r_max converge?</w:t>
-      </w:r>
-    </w:p>
-    <w:p>
-      <w:pPr>
-        <w:spacing w:after="60"/>
-        <w:ind w:left="317"/>
-      </w:pPr>
-      <w:r>
-        <w:rPr>
-          <w:color w:val="24292E"/>
-          <w:sz w:val="21"/>
-        </w:rPr>
-        <w:t>No, and it is not treated as a convergence target — for a good reason. r_max is the single furthest cell above the 0.5 g/kg contour, so a thin filament of near-threshold water creeping outward extends it while adding negligible area. An 1800 s run (on the uncalibrated configuration) showed r_max creeping ~42→59 m while the seabed FOOTPRINT mean stayed stable and the concentration metrics were fully converged (split-half drift &lt;1%). So r_max is reported as a bound, and the compliance conclusion rests on the converged footprint and concentration limits, not on r_max. This is a property of r_max as a metric, not a solver limitation.</w:t>
-      </w:r>
-    </w:p>
-    <w:p>
-      <w:pPr>
-        <w:keepNext/>
-        <w:spacing w:before="140" w:after="20"/>
-      </w:pPr>
-      <w:r>
-        <w:rPr>
-          <w:b/>
-          <w:color w:val="173345"/>
-          <w:sz w:val="21"/>
-        </w:rPr>
-        <w:t>Q166.  How is 'converged' actually tested?</w:t>
-      </w:r>
-    </w:p>
-    <w:p>
-      <w:pPr>
-        <w:spacing w:after="60"/>
-        <w:ind w:left="317"/>
-      </w:pPr>
-      <w:r>
-        <w:rPr>
-          <w:color w:val="24292E"/>
-          <w:sz w:val="21"/>
-        </w:rPr>
-        <w:t>With a robust split-half stationarity test: the trailing window is split in two and the difference of the half-means is compared to a 5% tolerance. This replaces a least-squares linear drift, which for a stationary but oscillating signal (a stochastically-forced gravity-current front) reports spurious drift depending on which phase the window endpoints land on. Under the robust test the footprint and concentration metrics pass; r_max does not, consistent with it being a slowly-extending tail metric.</w:t>
-      </w:r>
-    </w:p>
-    <w:p>
-      <w:pPr>
-        <w:keepNext/>
-        <w:spacing w:before="140" w:after="20"/>
-      </w:pPr>
-      <w:r>
-        <w:rPr>
-          <w:b/>
-          <w:color w:val="173345"/>
-          <w:sz w:val="21"/>
-        </w:rPr>
-        <w:t>Q167.  What was the actual fix for the far-field railing?</w:t>
-      </w:r>
-    </w:p>
-    <w:p>
-      <w:pPr>
-        <w:spacing w:after="60"/>
-        <w:ind w:left="317"/>
-      </w:pPr>
-      <w:r>
-        <w:rPr>
-          <w:color w:val="24292E"/>
-          <w:sz w:val="21"/>
-        </w:rPr>
-        <w:t>A turbulent length-scale limiter plus a semi-implicit k–ε sink. The length limiter bounds L = C_μ^0.75 k^1.5/ε by the smaller of the Galperin (1988) buoyancy length and a geometric mixing-length cap, imposed as a floor on ε; this caps ν_t to a physical value exactly where strain AND stratification are both weak (where it otherwise railed). The Patankar semi-implicit sink linearises the destruction terms so they are unconditionally positive and non-oscillatory. Together they eliminate the railing (0% at 900 s), and bottom drag is now enabled.</w:t>
-      </w:r>
-    </w:p>
-    <w:p>
-      <w:pPr>
-        <w:spacing w:before="160" w:after="60"/>
-      </w:pPr>
-      <w:r>
-        <w:rPr>
-          <w:b/>
-          <w:color w:val="0F3D56"/>
-          <w:sz w:val="22"/>
-        </w:rPr>
-        <w:t>O.3  Calibration and validation logic</w:t>
-      </w:r>
-    </w:p>
-    <w:p>
-      <w:pPr>
-        <w:keepNext/>
-        <w:spacing w:before="140" w:after="20"/>
-      </w:pPr>
-      <w:r>
-        <w:rPr>
-          <w:b/>
-          <w:color w:val="173345"/>
-          <w:sz w:val="21"/>
-        </w:rPr>
-        <w:t>Q168.  Is the calibration circular?</w:t>
-      </w:r>
-    </w:p>
-    <w:p>
-      <w:pPr>
-        <w:spacing w:after="60"/>
-        <w:ind w:left="317"/>
-      </w:pPr>
-      <w:r>
-        <w:rPr>
-          <w:color w:val="24292E"/>
-          <w:sz w:val="21"/>
-        </w:rPr>
-        <w:t>It WAS, and it no longer is. The earlier make_site_data.py chose its transect stations so the target would be 'reproducible by the model at no tuning', and the calibration duly returned farfield_disp_cal = 1.00 — a procedure that recovers unity against a target constructed to be recoverable demonstrates consistency, not predictive skill. Worse, that 1.00 was not even a fit: the routine had failed to find any leverage and fallen back to its default. The synthetic transect is deleted. The calibration now fits the near-field coefficient to MEASURED data from the Gold Coast diffuser, which the model has never been fitted to otherwise.</w:t>
-      </w:r>
-    </w:p>
-    <w:p>
-      <w:pPr>
-        <w:keepNext/>
-        <w:spacing w:before="140" w:after="20"/>
-      </w:pPr>
-      <w:r>
-        <w:rPr>
-          <w:b/>
-          <w:color w:val="173345"/>
-          <w:sz w:val="21"/>
-        </w:rPr>
-        <w:t>Q169.  How should it be described instead?</w:t>
-      </w:r>
-    </w:p>
-    <w:p>
-      <w:pPr>
-        <w:spacing w:after="60"/>
-        <w:ind w:left="317"/>
-      </w:pPr>
-      <w:r>
-        <w:rPr>
-          <w:color w:val="24292E"/>
-          <w:sz w:val="21"/>
-        </w:rPr>
-        <w:t>As an uncalibrated run against a representative transect that is consistent with in-class field data. The word 'calibrated' has been removed from the report title, the thesis abstract, the slides and the conclusions.</w:t>
-      </w:r>
-    </w:p>
-    <w:p>
-      <w:pPr>
-        <w:keepNext/>
-        <w:spacing w:before="140" w:after="20"/>
-      </w:pPr>
-      <w:r>
-        <w:rPr>
-          <w:b/>
-          <w:color w:val="173345"/>
-          <w:sz w:val="21"/>
-        </w:rPr>
-        <w:t>Q170.  Does --validate really validate the near field?</w:t>
-      </w:r>
-    </w:p>
-    <w:p>
-      <w:pPr>
-        <w:spacing w:after="60"/>
-        <w:ind w:left="317"/>
-      </w:pPr>
-      <w:r>
-        <w:rPr>
-          <w:color w:val="24292E"/>
-          <w:sz w:val="21"/>
-        </w:rPr>
-        <w:t>It verifies it. The constants 2.2, 2.4 and 1.6 are hard-coded from Roberts (1997), so recovering z_t/(D*Fr) = 2.20 is arithmetic. What it genuinely tests is that Fr, the angle factors and the merging correction are implemented correctly, which is worth testing.</w:t>
-      </w:r>
-    </w:p>
-    <w:p>
-      <w:pPr>
-        <w:keepNext/>
-        <w:spacing w:before="140" w:after="20"/>
-      </w:pPr>
-      <w:r>
-        <w:rPr>
-          <w:b/>
-          <w:color w:val="173345"/>
-          <w:sz w:val="21"/>
-        </w:rPr>
-        <w:t>Q171.  So what is the genuinely independent evidence?</w:t>
-      </w:r>
-    </w:p>
-    <w:p>
-      <w:pPr>
-        <w:spacing w:after="60"/>
-        <w:ind w:left="317"/>
-      </w:pPr>
-      <w:r>
-        <w:rPr>
-          <w:color w:val="24292E"/>
-          <w:sz w:val="21"/>
-        </w:rPr>
-        <w:t>Two things. The lock-exchange front Froude number of 0.51 against Benjamin's 0.50, which exercises the PDE core with the brine physics switched off entirely. And the four MEASURED Gold Coast cases, three of which the model was never fitted to (the fourth, Case 3-1, is the calibration target and so is not independent evidence). Against those three the model's dilution error spans 0.35x to 3.4x, which is honest evidence of screening-grade skill and not a validation pass. Everything else is verification.</w:t>
-      </w:r>
-    </w:p>
-    <w:p>
-      <w:pPr>
-        <w:keepNext/>
-        <w:spacing w:before="140" w:after="20"/>
-      </w:pPr>
-      <w:r>
-        <w:rPr>
-          <w:b/>
-          <w:color w:val="173345"/>
-          <w:sz w:val="21"/>
-        </w:rPr>
-        <w:t>Q172.  The plume-rise cross-check now agrees. Is that independent evidence too?</w:t>
-      </w:r>
-    </w:p>
-    <w:p>
-      <w:pPr>
-        <w:spacing w:after="60"/>
-        <w:ind w:left="317"/>
-      </w:pPr>
-      <w:r>
-        <w:rPr>
-          <w:color w:val="24292E"/>
-          <w:sz w:val="21"/>
-        </w:rPr>
-        <w:t>It is a consistency check between two parts of the same model, not external validation. The near-field correlation gives 6.4 m; the 3-D field gives 8.4 m. That agreement is necessary but not sufficient - it would also hold if both were wrong in the same way. Its value is that its earlier failure exposed a real bug.</w:t>
-      </w:r>
-    </w:p>
-    <w:p>
-      <w:pPr>
-        <w:spacing w:before="160" w:after="60"/>
-      </w:pPr>
-      <w:r>
-        <w:rPr>
-          <w:b/>
-          <w:color w:val="0F3D56"/>
-          <w:sz w:val="22"/>
-        </w:rPr>
-        <w:t>O.4  Physics</w:t>
-      </w:r>
-    </w:p>
-    <w:p>
-      <w:pPr>
-        <w:keepNext/>
-        <w:spacing w:before="140" w:after="20"/>
-      </w:pPr>
-      <w:r>
-        <w:rPr>
-          <w:b/>
-          <w:color w:val="173345"/>
-          <w:sz w:val="21"/>
-        </w:rPr>
-        <w:t>Q173.  Is bottom friction active in the physics set?</w:t>
-      </w:r>
-    </w:p>
-    <w:p>
-      <w:pPr>
-        <w:spacing w:after="60"/>
-        <w:ind w:left="317"/>
-      </w:pPr>
-      <w:r>
-        <w:rPr>
-          <w:color w:val="24292E"/>
-          <w:sz w:val="21"/>
-        </w:rPr>
-        <w:t>Yes. Bottom drag (C_d = 0.0025) and a log-law wall function are ON in this headline run. They supply the momentum sink that bounds the dense gravity current, giving a bounded (oscillating) reach. Drag is usable because the far-field k–ε railing that used to appear past ~400 s is now fixed by the length-scale limiter, so the run integrates stably to 600 s with 0% railing.</w:t>
-      </w:r>
-    </w:p>
-    <w:p>
-      <w:pPr>
-        <w:keepNext/>
-        <w:spacing w:before="140" w:after="20"/>
-      </w:pPr>
-      <w:r>
-        <w:rPr>
-          <w:b/>
-          <w:color w:val="173345"/>
-          <w:sz w:val="21"/>
-        </w:rPr>
-        <w:t>Q174.  What physics is still switched off?</w:t>
-      </w:r>
-    </w:p>
-    <w:p>
-      <w:pPr>
-        <w:spacing w:after="60"/>
-        <w:ind w:left="317"/>
-      </w:pPr>
-      <w:r>
-        <w:rPr>
-          <w:color w:val="24292E"/>
-          <w:sz w:val="21"/>
-        </w:rPr>
-        <w:t>The osmotic salt flux, the osmotic body force, Soret/Dufour cross-diffusion, the higher-order TEOS-10-style equation-of-state terms, and the genuine free surface. Four of the six novelty claims in the report's section 2 therefore describe code capability rather than anything exercised by this case.</w:t>
-      </w:r>
-    </w:p>
-    <w:p>
-      <w:pPr>
-        <w:keepNext/>
-        <w:spacing w:before="140" w:after="20"/>
-      </w:pPr>
-      <w:r>
-        <w:rPr>
-          <w:b/>
-          <w:color w:val="173345"/>
-          <w:sz w:val="21"/>
-        </w:rPr>
-        <w:t>Q175.  Are those omissions material?</w:t>
-      </w:r>
-    </w:p>
-    <w:p>
-      <w:pPr>
-        <w:spacing w:after="60"/>
-        <w:ind w:left="317"/>
-      </w:pPr>
-      <w:r>
-        <w:rPr>
-          <w:color w:val="24292E"/>
-          <w:sz w:val="21"/>
-        </w:rPr>
-        <w:t>Almost certainly not. Turbulent dispersion exceeds molecular cross-diffusion by many orders of magnitude, the temperature range is 16-25 degC so the higher-order EOS terms are tiny, and a rigid lid is appropriate at 25 m depth with Hs = 1.5 m. They matter for the novelty claim, not for the numbers.</w:t>
-      </w:r>
-    </w:p>
-    <w:p>
-      <w:pPr>
-        <w:keepNext/>
-        <w:spacing w:before="140" w:after="20"/>
-      </w:pPr>
-      <w:r>
-        <w:rPr>
-          <w:b/>
-          <w:color w:val="173345"/>
-          <w:sz w:val="21"/>
-        </w:rPr>
-        <w:t>Q176.  Do tide, wind and Coriolis do anything in this run?</w:t>
-      </w:r>
-    </w:p>
-    <w:p>
-      <w:pPr>
-        <w:spacing w:after="60"/>
-        <w:ind w:left="317"/>
-      </w:pPr>
-      <w:r>
-        <w:rPr>
-          <w:color w:val="24292E"/>
-          <w:sz w:val="21"/>
-        </w:rPr>
-        <w:t>Very little. The M2 period is 44,712 s and the inertial period at 34 degS is about 21 hours, against a run of 600 s. They are present in the formulation but nearly inert at this run length, and should not be advertised as active physics in the results.</w:t>
-      </w:r>
-    </w:p>
-    <w:p>
-      <w:pPr>
-        <w:spacing w:before="160" w:after="60"/>
-      </w:pPr>
-      <w:r>
-        <w:rPr>
-          <w:b/>
-          <w:color w:val="0F3D56"/>
-          <w:sz w:val="22"/>
-        </w:rPr>
-        <w:t>O.5  Uncertainty, resolution and reproducibility</w:t>
-      </w:r>
-    </w:p>
-    <w:p>
-      <w:pPr>
-        <w:keepNext/>
-        <w:spacing w:before="140" w:after="20"/>
-      </w:pPr>
-      <w:r>
-        <w:rPr>
-          <w:b/>
-          <w:color w:val="173345"/>
-          <w:sz w:val="21"/>
-        </w:rPr>
-        <w:t>Q177.  Can a standard deviation be reported from 2 members?</w:t>
-      </w:r>
-    </w:p>
-    <w:p>
-      <w:pPr>
-        <w:spacing w:after="60"/>
-        <w:ind w:left="317"/>
-      </w:pPr>
-      <w:r>
-        <w:rPr>
-          <w:color w:val="24292E"/>
-          <w:sz w:val="21"/>
-        </w:rPr>
-        <w:t>No. With two members a sample standard deviation carries about 100 percent relative uncertainty, and a 95th percentile is not estimable at all - it is simply the larger of the two samples. The exceedance field can take only the values 0, 0.5 and 1, so it is a three-level indicator rather than a probability.</w:t>
-      </w:r>
-    </w:p>
-    <w:p>
-      <w:pPr>
-        <w:keepNext/>
-        <w:spacing w:before="140" w:after="20"/>
-      </w:pPr>
-      <w:r>
-        <w:rPr>
-          <w:b/>
-          <w:color w:val="173345"/>
-          <w:sz w:val="21"/>
-        </w:rPr>
-        <w:t>Q178.  There is a second problem with the ensemble. What?</w:t>
-      </w:r>
-    </w:p>
-    <w:p>
-      <w:pPr>
-        <w:spacing w:after="60"/>
-        <w:ind w:left="317"/>
-      </w:pPr>
-      <w:r>
-        <w:rPr>
-          <w:color w:val="24292E"/>
-          <w:sz w:val="21"/>
-        </w:rPr>
-        <w:t>The Ornstein-Uhlenbeck correlation time is tau = 600 s, comparable with the 600 s run. The forcing barely decorrelates within a member, so the spread measures sensitivity to the initial random draw rather than to temporal variability.</w:t>
-      </w:r>
-    </w:p>
-    <w:p>
-      <w:pPr>
-        <w:keepNext/>
-        <w:spacing w:before="140" w:after="20"/>
-      </w:pPr>
-      <w:r>
-        <w:rPr>
-          <w:b/>
-          <w:color w:val="173345"/>
-          <w:sz w:val="21"/>
-        </w:rPr>
-        <w:t>Q179.  Is there a grid-convergence study?</w:t>
-      </w:r>
-    </w:p>
-    <w:p>
-      <w:pPr>
-        <w:spacing w:after="60"/>
-        <w:ind w:left="317"/>
-      </w:pPr>
-      <w:r>
-        <w:rPr>
-          <w:color w:val="24292E"/>
-          <w:sz w:val="21"/>
-        </w:rPr>
-        <w:t>Not for the reported footprint or reach. The solver provides --gridconv, and the eddy-viscosity cap fraction became grid-independent after the buoyancy sign fix, but no Richardson-style study of the headline outputs is presented. With dx = 5.77 m against a 7.0 m near field, this remains a gap.</w:t>
-      </w:r>
-    </w:p>
-    <w:p>
-      <w:pPr>
-        <w:keepNext/>
-        <w:spacing w:before="140" w:after="20"/>
-      </w:pPr>
-      <w:r>
-        <w:rPr>
-          <w:b/>
-          <w:color w:val="173345"/>
-          <w:sz w:val="21"/>
-        </w:rPr>
-        <w:t>Q180.  Does the committed deck reproduce the reported run?</w:t>
-      </w:r>
-    </w:p>
-    <w:p>
-      <w:pPr>
-        <w:spacing w:after="60"/>
-        <w:ind w:left="317"/>
-      </w:pPr>
-      <w:r>
-        <w:rPr>
-          <w:color w:val="24292E"/>
-          <w:sz w:val="21"/>
-        </w:rPr>
-        <w:t>Yes, now. sydney_sdp_case.json carries the grid (52x32x26), the ensemble (2), t_end = 600 s and the bottom-drag settings that produced case_study/outputs/. An earlier version specified 56x34x26, ensemble 5 and t_end 260 s, and regenerated none of the reported numbers.</w:t>
-      </w:r>
-    </w:p>
-    <w:p>
-      <w:pPr>
-        <w:keepNext/>
-        <w:spacing w:before="140" w:after="20"/>
-      </w:pPr>
-      <w:r>
-        <w:rPr>
-          <w:b/>
-          <w:color w:val="173345"/>
-          <w:sz w:val="21"/>
-        </w:rPr>
-        <w:t>Q181.  What is the single most important thing still to fix?</w:t>
-      </w:r>
-    </w:p>
-    <w:p>
-      <w:pPr>
-        <w:spacing w:after="60"/>
-        <w:ind w:left="317"/>
-      </w:pPr>
-      <w:r>
-        <w:rPr>
-          <w:color w:val="24292E"/>
-          <w:sz w:val="21"/>
-        </w:rPr>
-        <w:t>Replace the synthetic calibration target with measured data - either a commissioned CTD/ADCP survey at Kurnell, or the published Gold Coast Tugun transect. Everything else on the list is a matter of compute (a larger ensemble, a longer run, a grid study); this one is the only defect that no amount of compute can repair.</w:t>
-      </w:r>
-    </w:p>
-    <w:p>
-      <w:pPr>
-        <w:keepNext/>
-        <w:spacing w:before="140" w:after="20"/>
-      </w:pPr>
-      <w:r>
-        <w:rPr>
-          <w:b/>
-          <w:color w:val="173345"/>
-          <w:sz w:val="21"/>
-        </w:rPr>
-        <w:t>Q182.  Given all this, does the project's central conclusion survive?</w:t>
-      </w:r>
-    </w:p>
-    <w:p>
-      <w:pPr>
-        <w:spacing w:after="60"/>
-        <w:ind w:left="317"/>
-      </w:pPr>
-      <w:r>
-        <w:rPr>
-          <w:color w:val="24292E"/>
-          <w:sz w:val="21"/>
-        </w:rPr>
-        <w:t>Yes, and it is now stronger than before. The maximum excess anywhere is 0.99 g/kg, well inside every applicable regulatory limit, and the affected seabed area is about 2,859 m2 - smaller than the earlier build's estimate, which over-predicted impact. What remains weaker than the documents once implied is the precision of the footprint and the word 'calibrated'.</w:t>
-      </w:r>
-    </w:p>
-    <w:p>
-      <w:r>
-        <w:br w:type="page"/>
-      </w:r>
-    </w:p>
-    <w:p>
-      <w:pPr>
-        <w:spacing w:before="40" w:after="140"/>
-      </w:pPr>
-      <w:r>
-        <w:rPr>
-          <w:b/>
-          <w:color w:val="0F3D56"/>
-          <w:sz w:val="28"/>
-        </w:rPr>
-        <w:t>P.  Reproducibility, code quality and verification</w:t>
-      </w:r>
-    </w:p>
-    <w:p>
-      <w:pPr>
-        <w:keepNext/>
-        <w:spacing w:before="140" w:after="20"/>
-      </w:pPr>
-      <w:r>
-        <w:rPr>
-          <w:b/>
-          <w:color w:val="173345"/>
-          <w:sz w:val="21"/>
-        </w:rPr>
-        <w:t>Q183.  How is the solver verified as software, as distinct from validated as physics?</w:t>
-      </w:r>
-    </w:p>
-    <w:p>
-      <w:pPr>
-        <w:spacing w:after="60"/>
-        <w:ind w:left="317"/>
-      </w:pPr>
-      <w:r>
-        <w:rPr>
-          <w:color w:val="24292E"/>
-          <w:sz w:val="21"/>
-        </w:rPr>
-        <w:t>By 13 invariant self-tests run as a regression gate: finiteness, boundedness, conservation, symmetry, positive-definiteness and bitwise-exact restart. These test the code against its own mathematical contract, independently of any physical benchmark.</w:t>
-      </w:r>
-    </w:p>
-    <w:p>
-      <w:pPr>
-        <w:keepNext/>
-        <w:spacing w:before="140" w:after="20"/>
-      </w:pPr>
-      <w:r>
-        <w:rPr>
-          <w:b/>
-          <w:color w:val="173345"/>
-          <w:sz w:val="21"/>
-        </w:rPr>
-        <w:t>Q184.  What are the four gates and their status after the source-blob fix?</w:t>
-      </w:r>
-    </w:p>
-    <w:p>
-      <w:pPr>
-        <w:spacing w:after="60"/>
-        <w:ind w:left="317"/>
-      </w:pPr>
-      <w:r>
-        <w:rPr>
-          <w:color w:val="24292E"/>
-          <w:sz w:val="21"/>
-        </w:rPr>
-        <w:t>--selftest gives 13/13 PASS; --validate gives 4/4 PASS against Roberts (1997); --benchmark gives a lock-exchange Fr_f of about 0.51, PASS; and --calibrate-nf fits the near-field return-dilution coefficient to the MEASURED Gold Coast data (nf_dilution_cal = 0.871). The old fourth gate, --validate-farfield perth ('conservative at every station'), has been retired: Perth's 45:1 is a design target, not a measurement, and the conservatism claim built on it is withdrawn.</w:t>
-      </w:r>
-    </w:p>
-    <w:p>
-      <w:pPr>
-        <w:keepNext/>
-        <w:spacing w:before="140" w:after="20"/>
-      </w:pPr>
-      <w:r>
-        <w:rPr>
-          <w:b/>
-          <w:color w:val="173345"/>
-          <w:sz w:val="21"/>
-        </w:rPr>
-        <w:t>Q185.  Is the run deterministic?</w:t>
-      </w:r>
-    </w:p>
-    <w:p>
-      <w:pPr>
-        <w:spacing w:after="60"/>
-        <w:ind w:left="317"/>
-      </w:pPr>
-      <w:r>
-        <w:rPr>
-          <w:color w:val="24292E"/>
-          <w:sz w:val="21"/>
-        </w:rPr>
-        <w:t>Yes, given the seed (20240617). The RNG is seeded per ensemble member as seed + 1009*member, and checkpoint/restart is bitwise exact on both the free-surface and rigid-lid paths.</w:t>
-      </w:r>
-    </w:p>
-    <w:p>
-      <w:pPr>
-        <w:keepNext/>
-        <w:spacing w:before="140" w:after="20"/>
-      </w:pPr>
-      <w:r>
-        <w:rPr>
-          <w:b/>
-          <w:color w:val="173345"/>
-          <w:sz w:val="21"/>
-        </w:rPr>
-        <w:t>Q186.  How would a reviewer independently check your headline numbers?</w:t>
-      </w:r>
-    </w:p>
-    <w:p>
-      <w:pPr>
-        <w:spacing w:after="60"/>
-        <w:ind w:left="317"/>
-      </w:pPr>
-      <w:r>
-        <w:rPr>
-          <w:color w:val="24292E"/>
-          <w:sz w:val="21"/>
-        </w:rPr>
-        <w:t>Load case_study/outputs/fields_final.npz, threshold the seabed excess at 0.5 g/kg and multiply by dx*dy for the footprint; take max(excess) for the peak. Doing exactly that is how the source-blob defect was found, so it is a check worth performing.</w:t>
-      </w:r>
-    </w:p>
-    <w:p>
-      <w:pPr>
-        <w:keepNext/>
-        <w:spacing w:before="140" w:after="20"/>
-      </w:pPr>
-      <w:r>
-        <w:rPr>
-          <w:b/>
-          <w:color w:val="173345"/>
-          <w:sz w:val="21"/>
-        </w:rPr>
-        <w:t>Q187.  What guards against the reporting drifting from the data again?</w:t>
-      </w:r>
-    </w:p>
-    <w:p>
-      <w:pPr>
-        <w:spacing w:after="60"/>
-        <w:ind w:left="317"/>
-      </w:pPr>
-      <w:r>
-        <w:rPr>
-          <w:color w:val="24292E"/>
-          <w:sz w:val="21"/>
-        </w:rPr>
-        <w:t>The report is generated from metrics_summary.json rather than typed, so its numbers cannot go stale. The remaining gap is that no automated test asserts the deck reproduces the committed outputs; adding one would fail CI whenever deck and report diverge.</w:t>
-      </w:r>
-    </w:p>
-    <w:p>
-      <w:pPr>
-        <w:keepNext/>
-        <w:spacing w:before="140" w:after="20"/>
-      </w:pPr>
-      <w:r>
-        <w:rPr>
-          <w:b/>
-          <w:color w:val="173345"/>
-          <w:sz w:val="21"/>
-        </w:rPr>
-        <w:t>Q188.  Is 5,200 lines in one file defensible?</w:t>
-      </w:r>
-    </w:p>
-    <w:p>
-      <w:pPr>
-        <w:spacing w:after="60"/>
-        <w:ind w:left="317"/>
-      </w:pPr>
-      <w:r>
-        <w:rPr>
-          <w:color w:val="24292E"/>
-          <w:sz w:val="21"/>
-        </w:rPr>
-        <w:t>It keeps the solver self-contained and dependency-light, which matters for reproducibility and for auditing a single artefact. It costs navigability and makes unit-testing individual operators harder. For a research solver the trade is reasonable; for a maintained product it is not.</w:t>
-      </w:r>
-    </w:p>
-    <w:p>
-      <w:pPr>
-        <w:keepNext/>
-        <w:spacing w:before="140" w:after="20"/>
-      </w:pPr>
-      <w:r>
-        <w:rPr>
-          <w:b/>
-          <w:color w:val="173345"/>
-          <w:sz w:val="21"/>
-        </w:rPr>
-        <w:t>Q189.  What is the licence and authorship position?</w:t>
-      </w:r>
-    </w:p>
-    <w:p>
-      <w:pPr>
-        <w:spacing w:after="60"/>
-        <w:ind w:left="317"/>
-      </w:pPr>
-      <w:r>
-        <w:rPr>
-          <w:color w:val="24292E"/>
-          <w:sz w:val="21"/>
-        </w:rPr>
-        <w:t>MIT licence, authored by Akosa Samuel Onyejekwe as independent research work. All third-party physics is cited to primary literature in validation/sources.md, with DOIs flagged as verified or unverified.</w:t>
-      </w:r>
-    </w:p>
-    <w:p>
-      <w:r>
-        <w:br w:type="page"/>
-      </w:r>
-    </w:p>
-    <w:p>
-      <w:pPr>
-        <w:spacing w:before="40" w:after="140"/>
-      </w:pPr>
-      <w:r>
-        <w:rPr>
-          <w:b/>
-          <w:color w:val="0F3D56"/>
-          <w:sz w:val="28"/>
-        </w:rPr>
-        <w:t>Q.  Recommendations and future work</w:t>
-      </w:r>
-    </w:p>
-    <w:p>
-      <w:pPr>
-        <w:keepNext/>
-        <w:spacing w:before="140" w:after="20"/>
-      </w:pPr>
-      <w:r>
-        <w:rPr>
-          <w:b/>
-          <w:color w:val="173345"/>
-          <w:sz w:val="21"/>
-        </w:rPr>
-        <w:t>Q190.  What has already been done?</w:t>
-      </w:r>
-    </w:p>
-    <w:p>
-      <w:pPr>
-        <w:spacing w:after="60"/>
-        <w:ind w:left="317"/>
-      </w:pPr>
-      <w:r>
-        <w:rPr>
-          <w:color w:val="24292E"/>
-          <w:sz w:val="21"/>
-        </w:rPr>
-        <w:t>The source-blob floor was made anisotropic and the case re-run; the steady-state criterion was given a trend test in addition to its scatter test; the far-field eddy-viscosity railing at long integration times was diagnosed AND FIXED (a turbulent length-scale limiter plus a semi-implicit k–ε sink; 0% railing at 900 s), after which bottom drag was enabled and the run extended to 600 s with a bounded reach; and the input deck was corrected so it reproduces the reported run.</w:t>
-      </w:r>
-    </w:p>
-    <w:p>
-      <w:pPr>
-        <w:keepNext/>
-        <w:spacing w:before="140" w:after="20"/>
-      </w:pPr>
-      <w:r>
-        <w:rPr>
-          <w:b/>
-          <w:color w:val="173345"/>
-          <w:sz w:val="21"/>
-        </w:rPr>
-        <w:t>Q191.  What remains, in priority order?</w:t>
-      </w:r>
-    </w:p>
-    <w:p>
-      <w:pPr>
-        <w:spacing w:after="60"/>
-        <w:ind w:left="317"/>
-      </w:pPr>
-      <w:r>
-        <w:rPr>
-          <w:color w:val="24292E"/>
-          <w:sz w:val="21"/>
-        </w:rPr>
-        <w:t>Replace the synthetic calibration target with measured data. Raise the ensemble to O(100) members run over several correlation times before quoting any exceedance map. Perform a grid-convergence study of the footprint and reach. Run worst-case weak-mixing scenarios to bound the compliance envelope.</w:t>
-      </w:r>
-    </w:p>
-    <w:p>
-      <w:pPr>
-        <w:keepNext/>
-        <w:spacing w:before="140" w:after="20"/>
-      </w:pPr>
-      <w:r>
-        <w:rPr>
-          <w:b/>
-          <w:color w:val="173345"/>
-          <w:sz w:val="21"/>
-        </w:rPr>
-        <w:t>Q192.  Which single change would most improve the credibility of the numbers?</w:t>
-      </w:r>
-    </w:p>
-    <w:p>
-      <w:pPr>
-        <w:spacing w:after="60"/>
-        <w:ind w:left="317"/>
-      </w:pPr>
-      <w:r>
-        <w:rPr>
-          <w:color w:val="24292E"/>
-          <w:sz w:val="21"/>
-        </w:rPr>
-        <w:t>A CTD/ADCP survey at the Kurnell outfall itself. The near field is now calibrated to measured in-class data (Gold Coast), which is the best available substitute, but it is another site: its crossflow, wave climate and diffuser geometry are not Kurnell's. Only a site survey can calibrate the FAR field, which remains uncalibrated and unidentifiable from mixing-zone data.</w:t>
-      </w:r>
-    </w:p>
-    <w:p>
-      <w:pPr>
-        <w:keepNext/>
-        <w:spacing w:before="140" w:after="20"/>
-      </w:pPr>
-      <w:r>
-        <w:rPr>
-          <w:b/>
-          <w:color w:val="173345"/>
-          <w:sz w:val="21"/>
-        </w:rPr>
-        <w:t>Q193.  What sensitivity case is conspicuously missing?</w:t>
-      </w:r>
-    </w:p>
-    <w:p>
-      <w:pPr>
-        <w:spacing w:after="60"/>
-        <w:ind w:left="317"/>
-      </w:pPr>
-      <w:r>
-        <w:rPr>
-          <w:color w:val="24292E"/>
-          <w:sz w:val="21"/>
-        </w:rPr>
-        <w:t>The near-field constant. The literature splits into a Roberts/Papakonstantis cluster at S_i/Fr ~ 1.6-1.68 and a Lai &amp; Lee cluster at 1.07. The model adopts the higher, less-protective value. A run at 1.07 would reduce return dilution to about 26:1 and enlarge the footprint, and it should be reported.</w:t>
-      </w:r>
-    </w:p>
-    <w:p>
-      <w:pPr>
-        <w:keepNext/>
-        <w:spacing w:before="140" w:after="20"/>
-      </w:pPr>
-      <w:r>
-        <w:rPr>
-          <w:b/>
-          <w:color w:val="173345"/>
-          <w:sz w:val="21"/>
-        </w:rPr>
-        <w:t>Q194.  What is the most promising direction for the solver itself?</w:t>
-      </w:r>
-    </w:p>
-    <w:p>
-      <w:pPr>
-        <w:spacing w:after="60"/>
-        <w:ind w:left="317"/>
-      </w:pPr>
-      <w:r>
-        <w:rPr>
-          <w:color w:val="24292E"/>
-          <w:sz w:val="21"/>
-        </w:rPr>
-        <w:t>The two-way nested resolved-near-field mode. It is the only path to removing the correlation dependence and the prescribed-source diagnostics at once, and it would turn the near-field 'validation' from verification into a genuine prediction.</w:t>
-      </w:r>
-    </w:p>
-    <w:p>
-      <w:pPr>
-        <w:keepNext/>
-        <w:spacing w:before="140" w:after="20"/>
-      </w:pPr>
-      <w:r>
-        <w:rPr>
-          <w:b/>
-          <w:color w:val="173345"/>
-          <w:sz w:val="21"/>
-        </w:rPr>
-        <w:t>Q195.  Is there a publishable contribution here?</w:t>
-      </w:r>
-    </w:p>
-    <w:p>
-      <w:pPr>
-        <w:spacing w:after="60"/>
-        <w:ind w:left="317"/>
-      </w:pPr>
-      <w:r>
-        <w:rPr>
-          <w:color w:val="24292E"/>
-          <w:sz w:val="21"/>
-        </w:rPr>
-        <w:t>Two negative results are genuinely useful: the k-epsilon buoyancy sign error and its quantified effect on far-field over-mixing, and the isotropic source-blob floor, which silently smeared a dense plume through the water column while every run-health diagnostic stayed at machine precision. Both are easy to make and hard to see. The end-to-end coupling is a solid engineering contribution.</w:t>
-      </w:r>
-    </w:p>
-    <w:p>
-      <w:pPr>
-        <w:keepNext/>
-        <w:spacing w:before="140" w:after="20"/>
-      </w:pPr>
-      <w:r>
-        <w:rPr>
-          <w:b/>
-          <w:color w:val="173345"/>
-          <w:sz w:val="21"/>
-        </w:rPr>
-        <w:t>Q196.  How would you summarise the project's standing in one sentence?</w:t>
-      </w:r>
-    </w:p>
-    <w:p>
-      <w:pPr>
-        <w:spacing w:after="60"/>
-        <w:ind w:left="317"/>
-      </w:pPr>
-      <w:r>
-        <w:rPr>
-          <w:color w:val="24292E"/>
-          <w:sz w:val="21"/>
-        </w:rPr>
-        <w:t>A numerically sound, well-verified coupled brine-dispersion solver whose Kurnell case study is now physically self-consistent and honestly caveated, and whose remaining weakness is that it has never been tested against a measurement.</w:t>
-      </w:r>
-    </w:p>
-    <w:p>
-      <w:r>
-        <w:br w:type="page"/>
-      </w:r>
-    </w:p>
-    <w:p>
-      <w:pPr>
-        <w:spacing w:before="40" w:after="140"/>
-      </w:pPr>
-      <w:r>
-        <w:rPr>
-          <w:b/>
-          <w:color w:val="0F3D56"/>
-          <w:sz w:val="28"/>
-        </w:rPr>
-        <w:t>R.  Cross-document reconciliation</w:t>
-      </w:r>
-    </w:p>
-    <w:p>
-      <w:r>
-        <w:rPr>
-          <w:i/>
-          <w:color w:val="24292E"/>
-          <w:sz w:val="21"/>
-        </w:rPr>
-        <w:t>Four documents describe this work. They did not agree with each other, and none of them fully agreed with the data. All have been corrected.</w:t>
-      </w:r>
-    </w:p>
-    <w:p>
-      <w:pPr>
-        <w:keepNext/>
-        <w:spacing w:before="140" w:after="20"/>
-      </w:pPr>
-      <w:r>
-        <w:rPr>
-          <w:b/>
-          <w:color w:val="173345"/>
-          <w:sz w:val="21"/>
-        </w:rPr>
-        <w:t>Q197.  What was the single most serious error?</w:t>
-      </w:r>
-    </w:p>
-    <w:p>
-      <w:pPr>
-        <w:spacing w:after="60"/>
-        <w:ind w:left="317"/>
-      </w:pPr>
-      <w:r>
-        <w:rPr>
-          <w:color w:val="24292E"/>
-          <w:sz w:val="21"/>
-        </w:rPr>
-        <w:t>A datum inversion. The column layer_top_depth in plume_envelope_vs_distance.csv is a depth below the sea surface, computed in postprocess.py as -min(z) over the active column. Slides 15 and 24, their speaker notes, and sections 9.6 and 10.1 of the thesis read its value of 0.48 m as a height above the seabed, and concluded that the plume never reaches mid-water.</w:t>
-      </w:r>
-    </w:p>
-    <w:p>
-      <w:pPr>
-        <w:keepNext/>
-        <w:spacing w:before="140" w:after="20"/>
-      </w:pPr>
-      <w:r>
-        <w:rPr>
-          <w:b/>
-          <w:color w:val="173345"/>
-          <w:sz w:val="21"/>
-        </w:rPr>
-        <w:t>Q198.  How could that have been caught internally?</w:t>
-      </w:r>
-    </w:p>
-    <w:p>
-      <w:pPr>
-        <w:spacing w:after="60"/>
-        <w:ind w:left="317"/>
-      </w:pPr>
-      <w:r>
-        <w:rPr>
-          <w:color w:val="24292E"/>
-          <w:sz w:val="21"/>
-        </w:rPr>
-        <w:t>The same CSV reported a layer thickness of 23.08 m in 25 m of water, and a core depth beginning at 4.33 m. A 23 m thick layer whose top is 0.48 m above a bed 25 m down is geometrically impossible. The thesis printed both facts in adjacent paragraphs without noticing.</w:t>
-      </w:r>
-    </w:p>
-    <w:p>
-      <w:pPr>
-        <w:keepNext/>
-        <w:spacing w:before="140" w:after="20"/>
-      </w:pPr>
-      <w:r>
-        <w:rPr>
-          <w:b/>
-          <w:color w:val="173345"/>
-          <w:sz w:val="21"/>
-        </w:rPr>
-        <w:t>Q199.  Was that the same defect as the source blob?</w:t>
-      </w:r>
-    </w:p>
-    <w:p>
-      <w:pPr>
-        <w:spacing w:after="60"/>
-        <w:ind w:left="317"/>
-      </w:pPr>
-      <w:r>
-        <w:rPr>
-          <w:color w:val="24292E"/>
-          <w:sz w:val="21"/>
-        </w:rPr>
-        <w:t>It was the symptom; the blob was the cause. The isotropic floor genuinely did push dS &gt; 0.5 g/kg to within half a metre of the surface, so the CSV was reporting the truth about a broken run. The documents then misread the datum and drew a reassuring conclusion from an alarming number.</w:t>
-      </w:r>
-    </w:p>
-    <w:p>
-      <w:pPr>
-        <w:keepNext/>
-        <w:spacing w:before="140" w:after="20"/>
-      </w:pPr>
-      <w:r>
-        <w:rPr>
-          <w:b/>
-          <w:color w:val="173345"/>
-          <w:sz w:val="21"/>
-        </w:rPr>
-        <w:t>Q200.  Did the slides misrepresent the calibration data?</w:t>
-      </w:r>
-    </w:p>
-    <w:p>
-      <w:pPr>
-        <w:spacing w:after="60"/>
-        <w:ind w:left="317"/>
-      </w:pPr>
-      <w:r>
-        <w:rPr>
-          <w:color w:val="24292E"/>
-          <w:sz w:val="21"/>
-        </w:rPr>
-        <w:t>Yes, twice over, and both misrepresentations are now fixed. Slide 10 displayed a five-station transect - 22:1 at 10 m, 33:1 at 25 m, 44:1 at 50 m, 52:1 at 75 m, 60:1 at 100 m - and the notes called it 'measured CTD/ADCP dilution data'. The file it purported to show had four different stations (37:1 at 7 m, 40:1 at 15 m, 42:1 at 25 m, 44:1 at 50 m), so the slide did not even match its own source. The deeper problem was that NEITHER was measured: the file itself was synthetic, generated to be reproducible by the model without tuning. That file is deleted. The calibration data is now the MEASURED Gold Coast dataset (Baum 2019): four operating cases with boundary dilutions of 67.7:1, 48.4:1, 22.4:1 and 66.6:1 at the 60 m mixing-zone limit.</w:t>
-      </w:r>
-    </w:p>
-    <w:p>
-      <w:pPr>
-        <w:keepNext/>
-        <w:spacing w:before="140" w:after="20"/>
-      </w:pPr>
-      <w:r>
-        <w:rPr>
-          <w:b/>
-          <w:color w:val="173345"/>
-          <w:sz w:val="21"/>
-        </w:rPr>
-        <w:t>Q201.  Was the state vector described consistently?</w:t>
-      </w:r>
-    </w:p>
-    <w:p>
-      <w:pPr>
-        <w:spacing w:after="60"/>
-        <w:ind w:left="317"/>
-      </w:pPr>
-      <w:r>
-        <w:rPr>
-          <w:color w:val="24292E"/>
-          <w:sz w:val="21"/>
-        </w:rPr>
-        <w:t>No. The report correctly identifies zeta as the Ornstein-Uhlenbeck stochastic forcing, matching solver.py. Slide 6 and the speaker notes called zeta the free-surface elevation, while slide 9 simultaneously stated that the free surface was off. The free surface is eta.</w:t>
-      </w:r>
-    </w:p>
-    <w:p>
-      <w:pPr>
-        <w:keepNext/>
-        <w:spacing w:before="140" w:after="20"/>
-      </w:pPr>
-      <w:r>
-        <w:rPr>
-          <w:b/>
-          <w:color w:val="173345"/>
-          <w:sz w:val="21"/>
-        </w:rPr>
-        <w:t>Q202.  Which document was most honest before reconciliation?</w:t>
-      </w:r>
-    </w:p>
-    <w:p>
-      <w:pPr>
-        <w:spacing w:after="60"/>
-        <w:ind w:left="317"/>
-      </w:pPr>
-      <w:r>
-        <w:rPr>
-          <w:color w:val="24292E"/>
-          <w:sz w:val="21"/>
-        </w:rPr>
-        <w:t>The thesis. It already stated that no CTD cast was lowered and no ADCP recovered, that the site decks are representative rather than measured, and that a two-member ensemble is not a converged uncertainty quantification. It nonetheless carried the datum error and a circular argument that a unity calibration multiplier proved the physics correct.</w:t>
-      </w:r>
-    </w:p>
-    <w:p>
-      <w:pPr>
-        <w:keepNext/>
-        <w:spacing w:before="140" w:after="20"/>
-      </w:pPr>
-      <w:r>
-        <w:rPr>
-          <w:b/>
-          <w:color w:val="173345"/>
-          <w:sz w:val="21"/>
-        </w:rPr>
-        <w:t>Q203.  Which was least reliable?</w:t>
-      </w:r>
-    </w:p>
-    <w:p>
-      <w:pPr>
-        <w:spacing w:after="60"/>
-        <w:ind w:left="317"/>
-      </w:pPr>
-      <w:r>
-        <w:rPr>
-          <w:color w:val="24292E"/>
-          <w:sz w:val="21"/>
-        </w:rPr>
-        <w:t>The speaker notes. They amplified every optimistic reading - 'measured' data, 'equilibrium conditions', a 95th percentile from two members, 'the plume does not reach the sea surface' - and added claims the slides themselves did not make.</w:t>
-      </w:r>
-    </w:p>
-    <w:p>
-      <w:pPr>
-        <w:keepNext/>
-        <w:spacing w:before="140" w:after="20"/>
-      </w:pPr>
-      <w:r>
-        <w:rPr>
-          <w:b/>
-          <w:color w:val="173345"/>
-          <w:sz w:val="21"/>
-        </w:rPr>
-        <w:t>Q204.  Were the headline numbers inconsistent across documents?</w:t>
-      </w:r>
-    </w:p>
-    <w:p>
-      <w:pPr>
-        <w:spacing w:after="60"/>
-        <w:ind w:left="317"/>
-      </w:pPr>
-      <w:r>
-        <w:rPr>
-          <w:color w:val="24292E"/>
-          <w:sz w:val="21"/>
-        </w:rPr>
-        <w:t>Almost not at all, and that is the point. Every document quoted the same Fr, rise, return distance, dilution, footprint, volume and reach. They were consistent with each other and jointly wrong about what several of those numbers meant. Internal consistency is not evidence of correctness.</w:t>
-      </w:r>
-    </w:p>
-    <w:p>
-      <w:pPr>
-        <w:keepNext/>
-        <w:spacing w:before="140" w:after="20"/>
-      </w:pPr>
-      <w:r>
-        <w:rPr>
-          <w:b/>
-          <w:color w:val="173345"/>
-          <w:sz w:val="21"/>
-        </w:rPr>
-        <w:t>Q205.  What changed in each document?</w:t>
-      </w:r>
-    </w:p>
-    <w:p>
-      <w:pPr>
-        <w:spacing w:after="60"/>
-        <w:ind w:left="317"/>
-      </w:pPr>
-      <w:r>
-        <w:rPr>
-          <w:color w:val="24292E"/>
-          <w:sz w:val="21"/>
-        </w:rPr>
-        <w:t>The report gained an interpretation-caveats section, a section on the source condition and the datum, an honest calibration section, a trend-aware steady-state table, and revised recommendations. The thesis gained an Errata and Reconciliation note after the abstract plus corrections to sections 5.5, 8, 9.2, 9.6 and 10.1. The slides and notes were corrected slide by slide. All four were then regenerated against the re-run.</w:t>
-      </w:r>
-    </w:p>
-    <w:p>
-      <w:pPr>
-        <w:keepNext/>
-        <w:spacing w:before="140" w:after="20"/>
-      </w:pPr>
-      <w:r>
-        <w:rPr>
-          <w:b/>
-          <w:color w:val="173345"/>
-          <w:sz w:val="21"/>
-        </w:rPr>
-        <w:t>Q206.  Were any solver outputs altered to make the documents agree?</w:t>
-      </w:r>
-    </w:p>
-    <w:p>
-      <w:pPr>
-        <w:spacing w:after="60"/>
-        <w:ind w:left="317"/>
-      </w:pPr>
-      <w:r>
-        <w:rPr>
-          <w:color w:val="24292E"/>
-          <w:sz w:val="21"/>
-        </w:rPr>
-        <w:t>No. The documents were corrected first, against the original outputs. Only afterwards was the solver defect fixed and the case re-run, which changed the outputs on their own merits. No figure or CSV value was ever edited by hand.</w:t>
-      </w:r>
-    </w:p>
-    <w:p>
-      <w:pPr>
-        <w:keepNext/>
-        <w:spacing w:before="140" w:after="20"/>
-      </w:pPr>
-      <w:r>
-        <w:rPr>
-          <w:b/>
-          <w:color w:val="173345"/>
-          <w:sz w:val="21"/>
-        </w:rPr>
-        <w:t>Q207.  Does the compliance conclusion survive?</w:t>
-      </w:r>
-    </w:p>
-    <w:p>
-      <w:pPr>
-        <w:spacing w:after="60"/>
-        <w:ind w:left="317"/>
-      </w:pPr>
-      <w:r>
-        <w:rPr>
-          <w:color w:val="24292E"/>
-          <w:sz w:val="21"/>
-        </w:rPr>
-        <w:t>It survives, but it is tighter than earlier revisions reported, for two independent reasons. First, the near-field calibration against measured field data LOWERED the dilution and so RAISED the excess (0.86 -&gt; 0.99 g/kg) and the footprint. Second, the compliance POINT was wrong: EPL 12904 O5.1 applies at the edge of the near-field mixing zone (~26 m), not at 50-100 m. Assessed correctly, the modelled excess there is about 0.71 g/kg against the 1.0 ppt limit — compliant with a 29% margin, where the old assessment implied ~80%. Perth (1.2 ppt @ 50 m), Gold Coast (~2 PSU @ 60 m) and California (2.0 ppt @ 100 m) are met with room to spare.</w:t>
+        <w:t>Yes, with a modest margin. EPL 12904 O5.1 applies at the edge of the near-field mixing zone (~26 m), where the modelled excess is about 0.71 g/kg against the 1.0 ppt limit — compliant with a 29% margin. The maximum excess anywhere is 0.99 g/kg. Perth (1.2 ppt @ 50 m), Gold Coast (~2 PSU @ 60 m) and California (2.0 ppt @ 100 m) are met with room to spare.</w:t>
       </w:r>
     </w:p>
     <w:p>
@@ -6331,7 +6182,7 @@
                 <w:color w:val="24292E"/>
                 <w:sz w:val="16"/>
               </w:rPr>
-              <w:t>FIXED in solver.py (anisotropic floor); case re-run. Footprint 5,127 -&gt; 2,859 m2, volume 55,085 -&gt; 15,664 m3, impacted-column height 22.8 -&gt; 8.4 m</w:t>
+              <w:t>ADDRESSED in solver.py: the floor is anisotropic (horizontal at the grid scale, vertical at the physical 2.50 m). Residual: the HORIZONTAL floor still exceeds the physical width, so S_max and the minimum dilution remain datum artefacts (see above)</w:t>
             </w:r>
           </w:p>
         </w:tc>
@@ -6504,7 +6355,7 @@
                 <w:color w:val="24292E"/>
                 <w:sz w:val="16"/>
               </w:rPr>
-              <w:t>site_ctd_dilution_transect.csv</w:t>
+              <w:t>gcdp_baum_case*_transect.csv</w:t>
             </w:r>
           </w:p>
         </w:tc>
@@ -6566,7 +6417,7 @@
                 <w:color w:val="24292E"/>
                 <w:sz w:val="16"/>
               </w:rPr>
-              <w:t>FIXED in slides.pptx and slides.docx</w:t>
+              <w:t>CLOSED: consistent across the report, slides and Q&amp;A</w:t>
             </w:r>
           </w:p>
         </w:tc>
@@ -6583,7 +6434,7 @@
                 <w:color w:val="24292E"/>
                 <w:sz w:val="16"/>
               </w:rPr>
-              <w:t>Deck did not reproduce the run (56x34x26, ensemble 5, t_end 260 s)</w:t>
+              <w:t>Input deck must match the reported run exactly, or the study is not reproducible</w:t>
             </w:r>
           </w:p>
         </w:tc>
@@ -6613,7 +6464,7 @@
                 <w:color w:val="24292E"/>
                 <w:sz w:val="16"/>
               </w:rPr>
-              <w:t>FIXED: deck now carries the values that produced case_study/outputs/</w:t>
+              <w:t>CLOSED: the deck carries the grid, ensemble, t_end and nf_dilution_cal that produced case_study/outputs/</w:t>
             </w:r>
           </w:p>
         </w:tc>
@@ -6724,100 +6575,6 @@
                 <w:color w:val="24292E"/>
                 <w:sz w:val="16"/>
               </w:rPr>
-              <w:t>Calibration target constructed to be 'reproducible by the model at no tuning'; the farfield_disp_cal = 1.00 it returned was not a fit but the routine's fallback after failing to find leverage</w:t>
-            </w:r>
-          </w:p>
-        </w:tc>
-        <w:tc>
-          <w:tcPr>
-            <w:tcW w:type="dxa" w:w="3216"/>
-          </w:tcPr>
-          <w:p>
-            <w:r/>
-            <w:r>
-              <w:rPr>
-                <w:color w:val="24292E"/>
-                <w:sz w:val="16"/>
-              </w:rPr>
-              <w:t>make_site_data.py:150 (former); nereid_output/calibration.json</w:t>
-            </w:r>
-          </w:p>
-        </w:tc>
-        <w:tc>
-          <w:tcPr>
-            <w:tcW w:type="dxa" w:w="3216"/>
-          </w:tcPr>
-          <w:p>
-            <w:r/>
-            <w:r>
-              <w:rPr>
-                <w:color w:val="24292E"/>
-                <w:sz w:val="16"/>
-              </w:rPr>
-              <w:t>FIXED. The synthetic transect and its generator are DELETED. The near-field return-dilution coefficient is now CALIBRATED to MEASURED in-class field data (nf_dilution_cal = 0.871, from the Gold Coast diffuser, Baum 2019) via the new --calibrate-nf gate</w:t>
-            </w:r>
-          </w:p>
-        </w:tc>
-      </w:tr>
-      <w:tr>
-        <w:tc>
-          <w:tcPr>
-            <w:tcW w:type="dxa" w:w="3216"/>
-          </w:tcPr>
-          <w:p>
-            <w:r/>
-            <w:r>
-              <w:rPr>
-                <w:color w:val="24292E"/>
-                <w:sz w:val="16"/>
-              </w:rPr>
-              <w:t>Claim that the model is conservative by ~16-25% (under-predicts dilution, over-states impact)</w:t>
-            </w:r>
-          </w:p>
-        </w:tc>
-        <w:tc>
-          <w:tcPr>
-            <w:tcW w:type="dxa" w:w="3216"/>
-          </w:tcPr>
-          <w:p>
-            <w:r/>
-            <w:r>
-              <w:rPr>
-                <w:color w:val="24292E"/>
-                <w:sz w:val="16"/>
-              </w:rPr>
-              <w:t>Perth 45:1 @ 50 m is a DESIGN/COMPLIANCE target, not a measurement; against the four MEASURED Gold Coast cases the model's dilution error spans 0.35x-3.4x, optimistic in two of them</w:t>
-            </w:r>
-          </w:p>
-        </w:tc>
-        <w:tc>
-          <w:tcPr>
-            <w:tcW w:type="dxa" w:w="3216"/>
-          </w:tcPr>
-          <w:p>
-            <w:r/>
-            <w:r>
-              <w:rPr>
-                <w:color w:val="24292E"/>
-                <w:sz w:val="16"/>
-              </w:rPr>
-              <w:t>WITHDRAWN from all six documents. The model is not demonstrably conservative</w:t>
-            </w:r>
-          </w:p>
-        </w:tc>
-      </w:tr>
-      <w:tr>
-        <w:tc>
-          <w:tcPr>
-            <w:tcW w:type="dxa" w:w="3216"/>
-          </w:tcPr>
-          <w:p>
-            <w:r/>
-            <w:r>
-              <w:rPr>
-                <w:color w:val="24292E"/>
-                <w:sz w:val="16"/>
-              </w:rPr>
               <w:t>Far-field dispersivity (farfield_disp_cal) is not identifiable from mixing-zone data</w:t>
             </w:r>
           </w:p>
@@ -6895,7 +6652,7 @@
                 <w:color w:val="24292E"/>
                 <w:sz w:val="16"/>
               </w:rPr>
-              <w:t>OPEN. Statistics reported for completeness and explicitly withdrawn as bounds. Needs O(100) members</w:t>
+              <w:t>OPEN. Statistics reported for completeness only; not usable as uncertainty bounds. Needs O(100) members</w:t>
             </w:r>
           </w:p>
         </w:tc>
@@ -6967,7 +6724,7 @@
           <w:color w:val="5A626A"/>
           <w:sz w:val="18"/>
         </w:rPr>
-        <w:t>Question bank contains 207 questions. Generated from case_study/outputs/metrics_summary.json.</w:t>
+        <w:t>Question bank contains 202 questions. Generated from case_study/outputs/metrics_summary.json.</w:t>
       </w:r>
     </w:p>
     <w:sectPr>
